--- a/Deliverables/Engineering/SoftwareDetailedDesignAndUnitConstruction/ENG-SWE3-001_SW 상세설계서.docx
+++ b/Deliverables/Engineering/SoftwareDetailedDesignAndUnitConstruction/ENG-SWE3-001_SW 상세설계서.docx
@@ -27,7 +27,7 @@
           <w:sz w:val="22"/>
           <w:szCs w:val="22"/>
         </w:rPr>
-        <w:t xml:space="preserve">NGV 전자식 차일드락 제어 SW — Phase 1 안전 커널(SWR-013, SWR-021) + Phase 2 안전 긴급 대응 확장(SWR-005, SWR-006, SWR-007, SWR-008, SWR-009, SWR-017)</w:t>
+        <w:t>NGV 전자식 차일드락 제어 SW — Phase 1 안전 커널(SWR-013, SWR-021) + Phase 2 안전 긴급 대응 확장(SWR-005, SWR-006, SWR-007, SWR-008, SWR-009, SWR-017) + Phase 3 차량상태 기반 잠금/해제 + ISOFIX 강제잠금 확장(SWR-003, SWR-018, SWR-020)</w:t>
       </w:r>
     </w:p>
     <w:tbl>
@@ -316,13 +316,7 @@
           </w:tcPr>
           <w:p>
             <w:r>
-              <w:rPr>
-                <w:b w:val="false"/>
-                <w:bCs w:val="false"/>
-                <w:sz w:val="18"/>
-                <w:szCs w:val="18"/>
-              </w:rPr>
-              <w:t xml:space="preserve">v0.2 (Draft) / 베이스라인 미지정 — Phase 2(안전 긴급 대응) 확장, Phase 1 내용 유지</w:t>
+              <w:t>v0.3 (Draft) / 베이스라인 미지정 — Phase 3(차량상태 기반 잠금/해제 + ISOFIX 강제잠금) 확장, Phase 1/2 내용 유지</w:t>
             </w:r>
           </w:p>
         </w:tc>
@@ -362,13 +356,7 @@
           </w:tcPr>
           <w:p>
             <w:r>
-              <w:rPr>
-                <w:b w:val="false"/>
-                <w:bCs w:val="false"/>
-                <w:sz w:val="18"/>
-                <w:szCs w:val="18"/>
-              </w:rPr>
-              <w:t xml:space="preserve">작성: detailed-designer 서브에이전트 (요청자 dongjoon.han@synetics.kr) — Phase 1 최초 작성(IU-0001~IU-0009), Phase 2(IU-0010~IU-0013 신규, IU-0001/IU-0005/IU-0009 갱신) / 검토·승인: 확인 필요(미지정)</w:t>
+              <w:t>작성: detailed-designer 서브에이전트 (요청자 dongjoon.han@synetics.kr) — Phase 1 최초 작성(IU-0001~0009), Phase 2(IU-0010~0013 신규, IU-0001/0005/0009 갱신) 확장, Phase 3(IU-0014~0016 신규, IU-0001/0003/0005/0009 갱신) 확장 / 검토·승인: 확인 필요(미지정)</w:t>
             </w:r>
           </w:p>
         </w:tc>
@@ -792,6 +780,58 @@
           </w:p>
         </w:tc>
       </w:tr>
+      <w:tr>
+        <w:tc>
+          <w:tcPr>
+            <w:tcW w:type="dxa" w:w="978"/>
+          </w:tcPr>
+          <w:p>
+            <w:r>
+              <w:t>0.3</w:t>
+            </w:r>
+          </w:p>
+        </w:tc>
+        <w:tc>
+          <w:tcPr>
+            <w:tcW w:type="dxa" w:w="1369"/>
+          </w:tcPr>
+          <w:p>
+            <w:r>
+              <w:t>2026-09-20</w:t>
+            </w:r>
+          </w:p>
+        </w:tc>
+        <w:tc>
+          <w:tcPr>
+            <w:tcW w:type="dxa" w:w="1369"/>
+          </w:tcPr>
+          <w:p>
+            <w:r>
+              <w:t>detailed-designer</w:t>
+            </w:r>
+          </w:p>
+        </w:tc>
+        <w:tc>
+          <w:tcPr>
+            <w:tcW w:type="dxa" w:w="5379"/>
+          </w:tcPr>
+          <w:p>
+            <w:r>
+              <w:t>Phase 3 확장 — SWR-003(자동주행잠금)/SWR-018(ISOFIX 강제잠금)/SWR-020(ignition-off 해제)에 대응하는 IU-0014(차속 자동주행잠금 감시)/IU-0015(ISOFIX 강제잠금 감시)/IU-0016(ignition-off 해제 후보 생성) 신규, IU-0001(vehicle_speed_kph/isofix_left/isofix_right 검증 추가)/IU-0003(OFF 상태 판정 추가)/IU-0005(우선순위 상수 3개만 추가, 알고리즘 무변경)/IU-0009(신규 3개 컴포넌트 호출·조립) 갱신, 공통 자료형 확장(SystemState.OFF, VehicleSpeedLockResult, ISOFIXLockResult, IgnitionOffReleaseResult), 정책 의사결정표 4종 신규(K~N), 상태전이 OFF 확장, 오류/방어 동작 확장, 12장/14장 요구사항할당·추적성 갱신</w:t>
+            </w:r>
+          </w:p>
+        </w:tc>
+        <w:tc>
+          <w:tcPr>
+            <w:tcW w:type="dxa" w:w="1369"/>
+          </w:tcPr>
+          <w:p>
+            <w:r>
+              <w:t>초안(검토 미실시)</w:t>
+            </w:r>
+          </w:p>
+        </w:tc>
+      </w:tr>
     </w:tbl>
     <w:p>
       <w:pPr>
@@ -1629,6 +1669,44 @@
     </w:p>
     <w:p>
       <w:pPr>
+        <w:pStyle w:val="Heading2"/>
+      </w:pPr>
+      <w:r>
+        <w:t>1.4 Phase 3 확장</w:t>
+      </w:r>
+    </w:p>
+    <w:p>
+      <w:r>
+        <w:t>본 절은 Phase 3(차량상태 기반 잠금/해제 + ISOFIX 강제잠금)에서 추가된 목적/적용범위/적용경계를 기존 1.1~1.3절에 이어 기술한다(Phase 2가 도입한 "...b" 부속절 표기 관례를 1장에도 동일하게 적용). 본 개정은 ENG-SWE1-001_SW 요구사항 명세서(v0.3, SWR-003/018/020 추가)와 ENG-SWE2-001_SW 아키텍처 설계서(v0.3, ARC-0014~ARC-0016 신규, IF-0020~IF-0023 신규, ARC-0001/0003/0005/0009 확장)를 입력으로 한다.</w:t>
+      </w:r>
+    </w:p>
+    <w:p>
+      <w:r>
+        <w:t>목적(추가): (1) 신규 컴포넌트 ARC-0014(차속 자동주행잠금 감시)/ARC-0015(ISOFIX 강제잠금 감시)/ARC-0016(ignition-off 해제 후보 생성)를 IU-0014~IU-0016으로 완전 상세설계한다. (2) ARC-0005(Command Arbiter)의 우선순위 상수 3개 추가가 기존 selectForDoor() 알고리즘 자체를 변경하지 않는다는 것을 상세설계 수준에서 재확인한다(ENG-SWE2-001 4장 결정 2번 재확인). (3) ARC-0003(상태 관리자)에 SystemState.OFF 판정 로직을 추가하고, ENG-SWE2-001 8장이 "확인 필요"로 이월한 ignitionOnField.valid=False 시 OFF 판정 보류 여부를 SW 설계 재량으로 확정한다(8장/10장 참조).</w:t>
+      </w:r>
+    </w:p>
+    <w:p>
+      <w:r>
+        <w:t>적용범위(추가): 적용 대상/생명주기 단계는 1.2절과 동일. 본 개정의 상세설계 범위는 다음과 같다. (1) 신규 완전 상세설계 — ARC-0014/ARC-0015/ARC-0016: IU-0014~IU-0016으로 완전한 함수 계약, 알고리즘, 정책 의사결정표, 오류/방어 동작을 정의한다. (2) 갱신 — ARC-0001(IU-0001): OEM-IF-001의 vehicle_speed_kph, OEM-IF-008의 isofix_left/isofix_right 검증 함수 추가(gear는 8장 가정 14/누적 갭 12 승계로 검증 대상에서 계속 제외). ARC-0003(IU-0003): ignitionOnField를 신규 입력으로 받아 OFF 상태 판정(FAULT&gt;OFF&gt;DEGRADED&gt;NORMAL) 추가. ARC-0005(IU-0005): PRIORITY_IGNITION_OFF_RELEASE(4)/PRIORITY_ISOFIX_FORCED_LOCK(5)/PRIORITY_AUTO_DRIVE_LOCK(6) 3개 상수만 추가 — arbitrate()/selectForDoor() 알고리즘 코드는 무변경(OCP 재확인). ARC-0009(IU-0009): IU-0014~0016 호출, candidateCommands 조립 확장, IU-0003에 ignitionOnField 전달 단계 추가. (3) 변경 없음(Phase1/2 유지) — IU-0002/0004/0006/0007/0008/0010/0011/0012/0013: 함수 계약/알고리즘 변경 없음.</w:t>
+      </w:r>
+    </w:p>
+    <w:p>
+      <w:r>
+        <w:t>적용경계(추가) — 포함: IU-0014~0016의 구현 단위 분해, IU-0001/0003/0005/0009 갱신, 공통 자료형 확장(SystemState.OFF, VehicleSpeedLockResult, ISOFIXLockResult, IgnitionOffReleaseResult, RawCycleInput/NormalizedSafetyInput 3필드 확장), 신규 핵심 함수 계약, 신규 핵심 알고리즘, 신규 정책 의사결정표(K~N), SystemState 상태전이 OFF 확장, 오류/방어 동작 확장, 단위-요구사항-단위시험 추적성 갱신. 아울러 ENG-SWE2-001이 "확인 필요"로 이월한 다음 항목을 이번 상세설계에서 SW 설계 재량으로 확정한다: (a) ignitionOnField.valid=False(형식 오류)일 때 OFF 판정을 보류하고 freshness/NORMAL 경로로 대체한다(ENG-SWE2-001 8장 갭(a) 해소, 근거는 IF-0023 오류계약 문구 — 8장/10장 참조). (b) vehicleSpeedField/isofixLeftField/isofixRightField의 valid=False 처리는 10.4절 원칙(신규 능동 후보 미생성)을 그대로 확장 적용한다(신규 갭이 아님 — 기존에 확정된 일반 원칙의 재적용).</w:t>
+      </w:r>
+    </w:p>
+    <w:p>
+      <w:r>
+        <w:t>제외(변경 없음, Phase1/2와 동일): 실제 소스코드 구현(coding 서브에이전트·tdd 스킬 담당), 단위시험 케이스 자체 작성(SWE.4), OEM-FR-001/004 등 Phase 1~3 요구사항 명세서 범위 밖 기능.</w:t>
+      </w:r>
+    </w:p>
+    <w:p>
+      <w:r>
+        <w:t>신규 제외(Phase3 자체 갭, 임의로 해소하지 않음 — ledger 갭 12/14/16/17 승계): OEM-IF-001의 gear 필드 미사용(갭 12). SWR-018의 해제요청 명시적 억제 여부 미기재(갭 14) — IU-0015는 ISOFIX 후보를 우선순위 경쟁에만 참여시키며 IU-0011/IU-0012처럼 별도 억제 메커니즘을 추가하지 않는다. 접근위험(ASIL B, priority=2)과 ignition-off해제(QM, priority=4)의 우선순위 관계 — OEM-A 확인 없이 ASIL B 우선(2&lt;4)을 잠정 유지(갭 16). SWR-003 하강 시(차속 3km/h 미만 재하강) 동작 — IU-0014가 조건 미성립 시 후보를 생성하지 않아 NO_CHANGE로 귀결되고 직전 확정값이 유지되는 부수 효과이며 명시적 요구사항은 아니다(갭 17).</w:t>
+      </w:r>
+    </w:p>
+    <w:p>
+      <w:pPr>
         <w:pStyle w:val="Heading1"/>
         <w:spacing w:after="120" w:before="260"/>
       </w:pPr>
@@ -1780,13 +1858,7 @@
           </w:tcPr>
           <w:p>
             <w:r>
-              <w:rPr>
-                <w:b/>
-                <w:bCs/>
-                <w:sz w:val="18"/>
-                <w:szCs w:val="18"/>
-              </w:rPr>
-              <w:t xml:space="preserve">상세설계 깊이(Phase2)</w:t>
+              <w:t>상세설계 깊이(Phase2/Phase3)</w:t>
             </w:r>
           </w:p>
         </w:tc>
@@ -2050,13 +2122,7 @@
           </w:tcPr>
           <w:p>
             <w:r>
-              <w:rPr>
-                <w:b w:val="false"/>
-                <w:bCs w:val="false"/>
-                <w:sz w:val="18"/>
-                <w:szCs w:val="18"/>
-              </w:rPr>
-              <w:t xml:space="preserve">NORMAL/DEGRADED/FAULT 상태 판정 및 경고코드 생성 — 변경 없음</w:t>
+              <w:t>NORMAL/DEGRADED/FAULT/OFF 상태 판정 및 경고코드 생성 — Phase3: ignitionOnField 입력 추가, OFF 판정 로직 신규(FAULT&gt;OFF&gt;DEGRADED&gt;NORMAL)</w:t>
             </w:r>
           </w:p>
         </w:tc>
@@ -2116,13 +2182,7 @@
           </w:tcPr>
           <w:p>
             <w:r>
-              <w:rPr>
-                <w:b w:val="false"/>
-                <w:bCs w:val="false"/>
-                <w:sz w:val="18"/>
-                <w:szCs w:val="18"/>
-              </w:rPr>
-              <w:t xml:space="preserve">완전(Phase1 유지)</w:t>
+              <w:t>완전(갱신 — Phase3에서 최초 갱신, Phase1/2는 변경 없음이었음)</w:t>
             </w:r>
           </w:p>
         </w:tc>
@@ -3262,6 +3322,258 @@
           <w:szCs w:val="21"/>
         </w:rPr>
         <w:t xml:space="preserve">패키지 구조: 신규 4개 단위(IU-0010~0013)는 모두 ngv/core 패키지에 위치한다 — ENG-SWE2-001 3장의 헥사고날 경계(외부/어댑터/core)를 그대로 승계하며 패키지 경계 변화가 없다(core 영역에 4개 클래스만 추가). ngv/domain(공통 자료형 확장), ngv/adapters(변경 없음), ngv/app(IU-0009 갱신)는 각각 4장/2장 표와 일치한다.</w:t>
+      </w:r>
+    </w:p>
+    <w:p>
+      <w:pPr>
+        <w:pStyle w:val="Heading2"/>
+      </w:pPr>
+      <w:r>
+        <w:t>2.1 Phase 3 확장</w:t>
+      </w:r>
+    </w:p>
+    <w:p>
+      <w:r>
+        <w:t>ENG-SWE2-001의 ARC-0014(차속 자동주행잠금 감시)/ARC-0015(ISOFIX 강제잠금 감시)/ARC-0016(ignition-off 해제 후보 생성)을 각각 1개 구현 단위로 1:1 분해한다(IU-0014/IU-0015/IU-0016) — Phase1/2와 동일 원칙. 3개 단위 모두 ngv/core 패키지에 위치한다(core 영역, 순수 판정 컴포넌트, 헥사고날 경계 변화 없음). ARC-0003(IU-0003)/ARC-0001(IU-0001)/ARC-0005(IU-0005)/ARC-0009(IU-0009)는 기존 IU를 그대로 갱신하며 새 IU를 부여하지 않는다(설계 원칙 — 컴포넌트 1:1 대응 유지, 패키지 이동 없음).</w:t>
+      </w:r>
+    </w:p>
+    <w:tbl>
+      <w:tblPr>
+        <w:tblW w:type="auto" w:w="0"/>
+        <w:tblLook w:firstColumn="1" w:firstRow="1" w:lastColumn="0" w:lastRow="0" w:noHBand="0" w:noVBand="1" w:val="04A0"/>
+        <w:tblBorders>
+          <w:top w:val="single" w:color="auto" w:sz="4"/>
+          <w:left w:val="single" w:color="auto" w:sz="4"/>
+          <w:bottom w:val="single" w:color="auto" w:sz="4"/>
+          <w:right w:val="single" w:color="auto" w:sz="4"/>
+          <w:insideH w:val="single" w:color="auto" w:sz="4"/>
+          <w:insideV w:val="single" w:color="auto" w:sz="4"/>
+        </w:tblBorders>
+      </w:tblPr>
+      <w:tblGrid>
+        <w:gridCol w:w="2093"/>
+        <w:gridCol w:w="2093"/>
+        <w:gridCol w:w="2093"/>
+        <w:gridCol w:w="2093"/>
+        <w:gridCol w:w="2093"/>
+      </w:tblGrid>
+      <w:tr>
+        <w:tc>
+          <w:tcPr>
+            <w:tcW w:type="dxa" w:w="2093"/>
+            <w:shd w:val="clear" w:fill="D9D9D9"/>
+          </w:tcPr>
+          <w:p>
+            <w:r>
+              <w:t>구현 단위 ID</w:t>
+            </w:r>
+          </w:p>
+        </w:tc>
+        <w:tc>
+          <w:tcPr>
+            <w:tcW w:type="dxa" w:w="2093"/>
+            <w:shd w:val="clear" w:fill="D9D9D9"/>
+          </w:tcPr>
+          <w:p>
+            <w:r>
+              <w:t>책임</w:t>
+            </w:r>
+          </w:p>
+        </w:tc>
+        <w:tc>
+          <w:tcPr>
+            <w:tcW w:type="dxa" w:w="2093"/>
+            <w:shd w:val="clear" w:fill="D9D9D9"/>
+          </w:tcPr>
+          <w:p>
+            <w:r>
+              <w:t>소스 위치</w:t>
+            </w:r>
+          </w:p>
+        </w:tc>
+        <w:tc>
+          <w:tcPr>
+            <w:tcW w:type="dxa" w:w="2093"/>
+            <w:shd w:val="clear" w:fill="D9D9D9"/>
+          </w:tcPr>
+          <w:p>
+            <w:r>
+              <w:t>대응 아키텍처 요소</w:t>
+            </w:r>
+          </w:p>
+        </w:tc>
+        <w:tc>
+          <w:tcPr>
+            <w:tcW w:type="dxa" w:w="2093"/>
+            <w:shd w:val="clear" w:fill="D9D9D9"/>
+          </w:tcPr>
+          <w:p>
+            <w:r>
+              <w:t>상세설계 깊이(Phase3)</w:t>
+            </w:r>
+          </w:p>
+        </w:tc>
+      </w:tr>
+      <w:tr>
+        <w:tc>
+          <w:tcPr>
+            <w:tcW w:type="dxa" w:w="2093"/>
+          </w:tcPr>
+          <w:p>
+            <w:r>
+              <w:t>IU-0014(신규)</w:t>
+            </w:r>
+          </w:p>
+        </w:tc>
+        <w:tc>
+          <w:tcPr>
+            <w:tcW w:type="dxa" w:w="2093"/>
+          </w:tcPr>
+          <w:p>
+            <w:r>
+              <w:t>차속(vehicle_speed_kph) 3km/h 임계 판정 및 자동주행잠금 후보 생성(priority=6, SWR-003)</w:t>
+            </w:r>
+          </w:p>
+        </w:tc>
+        <w:tc>
+          <w:tcPr>
+            <w:tcW w:type="dxa" w:w="2093"/>
+          </w:tcPr>
+          <w:p>
+            <w:r>
+              <w:t>ngv/core/vehicle_speed_auto_lock_monitor.py</w:t>
+            </w:r>
+          </w:p>
+        </w:tc>
+        <w:tc>
+          <w:tcPr>
+            <w:tcW w:type="dxa" w:w="2093"/>
+          </w:tcPr>
+          <w:p>
+            <w:r>
+              <w:t>ARC-0014</w:t>
+            </w:r>
+          </w:p>
+        </w:tc>
+        <w:tc>
+          <w:tcPr>
+            <w:tcW w:type="dxa" w:w="2093"/>
+          </w:tcPr>
+          <w:p>
+            <w:r>
+              <w:t>완전(신규)</w:t>
+            </w:r>
+          </w:p>
+        </w:tc>
+      </w:tr>
+      <w:tr>
+        <w:tc>
+          <w:tcPr>
+            <w:tcW w:type="dxa" w:w="2093"/>
+          </w:tcPr>
+          <w:p>
+            <w:r>
+              <w:t>IU-0015(신규)</w:t>
+            </w:r>
+          </w:p>
+        </w:tc>
+        <w:tc>
+          <w:tcPr>
+            <w:tcW w:type="dxa" w:w="2093"/>
+          </w:tcPr>
+          <w:p>
+            <w:r>
+              <w:t>좌/우 ISOFIX 완전 독립 판정 및 강제잠금 후보 생성(priority=5, SWR-018)</w:t>
+            </w:r>
+          </w:p>
+        </w:tc>
+        <w:tc>
+          <w:tcPr>
+            <w:tcW w:type="dxa" w:w="2093"/>
+          </w:tcPr>
+          <w:p>
+            <w:r>
+              <w:t>ngv/core/isofix_forced_lock_monitor.py</w:t>
+            </w:r>
+          </w:p>
+        </w:tc>
+        <w:tc>
+          <w:tcPr>
+            <w:tcW w:type="dxa" w:w="2093"/>
+          </w:tcPr>
+          <w:p>
+            <w:r>
+              <w:t>ARC-0015</w:t>
+            </w:r>
+          </w:p>
+        </w:tc>
+        <w:tc>
+          <w:tcPr>
+            <w:tcW w:type="dxa" w:w="2093"/>
+          </w:tcPr>
+          <w:p>
+            <w:r>
+              <w:t>완전(신규)</w:t>
+            </w:r>
+          </w:p>
+        </w:tc>
+      </w:tr>
+      <w:tr>
+        <w:tc>
+          <w:tcPr>
+            <w:tcW w:type="dxa" w:w="2093"/>
+          </w:tcPr>
+          <w:p>
+            <w:r>
+              <w:t>IU-0016(신규)</w:t>
+            </w:r>
+          </w:p>
+        </w:tc>
+        <w:tc>
+          <w:tcPr>
+            <w:tcW w:type="dxa" w:w="2093"/>
+          </w:tcPr>
+          <w:p>
+            <w:r>
+              <w:t>ignition_on=FALSE 판정 및 해제 후보 생성(priority=4, SWR-020). OFF 상태 값 자체는 소유하지 않음(IU-0003 소유).</w:t>
+            </w:r>
+          </w:p>
+        </w:tc>
+        <w:tc>
+          <w:tcPr>
+            <w:tcW w:type="dxa" w:w="2093"/>
+          </w:tcPr>
+          <w:p>
+            <w:r>
+              <w:t>ngv/core/ignition_off_release_monitor.py</w:t>
+            </w:r>
+          </w:p>
+        </w:tc>
+        <w:tc>
+          <w:tcPr>
+            <w:tcW w:type="dxa" w:w="2093"/>
+          </w:tcPr>
+          <w:p>
+            <w:r>
+              <w:t>ARC-0016</w:t>
+            </w:r>
+          </w:p>
+        </w:tc>
+        <w:tc>
+          <w:tcPr>
+            <w:tcW w:type="dxa" w:w="2093"/>
+          </w:tcPr>
+          <w:p>
+            <w:r>
+              <w:t>완전(신규)</w:t>
+            </w:r>
+          </w:p>
+        </w:tc>
+      </w:tr>
+    </w:tbl>
+    <w:p>
+      <w:r>
+        <w:t>IU-0001(ngv/adapters/input_validation_adapter.py)은 vehicle_speed_kph/isofix_left/isofix_right 검증 함수가 추가되어 상세설계 깊이가 "완전(갱신)"으로 유지되고, IU-0003(ngv/core/state_manager.py)은 OFF 판정 로직이 추가되어 상세설계 깊이가 Phase1/2의 "완전(변경 없음)"에서 "완전(갱신)"으로 전환된다(Phase2까지는 IU-0003이 변경 없이 유지되었으나 Phase3에서 최초로 갱신됨). IU-0005/IU-0009도 "완전(갱신)" 그대로 유지된다.</w:t>
       </w:r>
     </w:p>
     <w:p>
@@ -3408,6 +3720,64 @@
     </w:p>
     <w:p>
       <w:pPr>
+        <w:pStyle w:val="Heading2"/>
+      </w:pPr>
+      <w:r>
+        <w:t>3.1 Phase 3 확장</w:t>
+      </w:r>
+    </w:p>
+    <w:p>
+      <w:r>
+        <w:t>IU-0009 내부 호출 순서는 ENG-SWE2-001 11장 통합 순서(15~21단계 포함)와 일치하도록 다음과 같이 확장된다. 우선순위가 급한 순서(숫자가 작은 순)로 호출하되, 서로 독립인 리프 호출이므로 순서 자체는 정합성에 영향을 주지 않는다(문서화 목적의 가독성 순서).</w:t>
+      </w:r>
+    </w:p>
+    <w:p>
+      <w:r>
+        <w:t>IU-0009.evaluateCycle(normalizedInput, nowS) 내부(갱신, 밑줄 친 단계가 Phase3 신규):</w:t>
+        <w:br/>
+        <w:t xml:space="preserve">  2-1) IU-0002.evaluate(sourceTimestampField, nowS) : FreshnessResult</w:t>
+        <w:br/>
+        <w:t xml:space="preserve">  2-2) IU-0003.evaluate(freshnessResult, sensorFaultField, ignitionOnField, nowS) : StateResult   [갱신 — ignitionOnField 파라미터 추가]</w:t>
+        <w:br/>
+        <w:t xml:space="preserve">  2-3) IU-0010.evaluate(crashStatusField, nowS) : CrashEvaluationResult</w:t>
+        <w:br/>
+        <w:t xml:space="preserve">  2-4) IU-0011.evaluate(leftApproachRiskField, rightApproachRiskField) : ApproachRiskResult</w:t>
+        <w:br/>
+        <w:t xml:space="preserve">  2-5) IU-0012.decide(leftRiskActive, rightRiskActive, False, False, nowS) : OverrideDecision</w:t>
+        <w:br/>
+        <w:t xml:space="preserve">  2-6) IU-0013.evaluate(fireField, overtempField, adultField) : ForcedReleaseResult</w:t>
+        <w:br/>
+        <w:t xml:space="preserve">  2-7) [신규] IU-0016.evaluate(ignitionOnField, nowS) : IgnitionOffReleaseResult</w:t>
+        <w:br/>
+        <w:t xml:space="preserve">  2-8) [신규] IU-0015.evaluate(isofixLeftField, isofixRightField) : ISOFIXLockResult</w:t>
+        <w:br/>
+        <w:t xml:space="preserve">  2-9) [신규] IU-0014.evaluate(vehicleSpeedField, nowS) : VehicleSpeedLockResult</w:t>
+        <w:br/>
+        <w:t xml:space="preserve">  (조립) candidateCommands = assembleCandidateCommands(crashResult, approachResult, overrideDecision, forcedReleaseResult, ignitionOffResult, isofixResult, vehicleSpeedResult) : list[CandidateCommand]   [갱신, 파라미터 3개 추가]</w:t>
+        <w:br/>
+        <w:t xml:space="preserve">  2-10) IU-0005.arbitrate(stateResult, inputValid, candidateCommands) : ArbitrationResult</w:t>
+        <w:br/>
+        <w:t xml:space="preserve">  2-11) IU-0004.confirm(arbitrationResult, stateResult) : ConfirmedOutput</w:t>
+        <w:br/>
+        <w:t xml:space="preserve">  2-12) IU-0006.publish(confirmedOutput) : PublishResult</w:t>
+        <w:br/>
+        <w:t xml:space="preserve">  2-13) IU-0007.publishWarning(stateResult) : PublishResult</w:t>
+        <w:br/>
+        <w:t xml:space="preserve">  2-14) IU-0008.log(decisionLogEntry) : None (no-op)</w:t>
+      </w:r>
+    </w:p>
+    <w:p>
+      <w:r>
+        <w:t>데이터 흐름(갱신): NormalizedSafetyInput(12필드로 확장: 9 + vehicleSpeedField/isofixLeftField/isofixRightField) -&gt; ... -&gt; candidateCommands(리스트, 최대 7개 소스: 충돌/좌접근위험/우접근위험/화재등/ignition-off/좌ISOFIX/우ISOFIX/자동주행잠금 — override로 철회되는 접근위험 후보 제외 시 최대) -&gt; ArbitrationResult -&gt; ConfirmedOutput. IU-0014/0015/0016은 서로 의존하지 않으며(리프-리프 무의존), IU-0003과 IU-0016은 동일한 ignitionOnField를 오케스트레이터로부터 병렬로(서로 독립적으로) 전달받는다(ENG-SWE2-001 3.2절 — 리프-리프 직접 의존 없음).</w:t>
+      </w:r>
+    </w:p>
+    <w:p>
+      <w:r>
+        <w:t>예외 처리 경로: 2-1~2-11단계(판정 핵심 경로)가 Phase3에서 IU-0014~0016 3개 신규 호출을 포함하도록 범위가 다시 확장된다(Phase2와 동일한 설계 결정 패턴 — 신규 컴포넌트의 결함도 fail-freeze로 안전하게 흡수). 2-12~2-14단계(발행/로깅, QM 어댑터)의 예외는 Phase1/2와 동일하게 개별 격리된다.</w:t>
+      </w:r>
+    </w:p>
+    <w:p>
+      <w:pPr>
         <w:pStyle w:val="Heading1"/>
         <w:spacing w:after="120" w:before="260"/>
       </w:pPr>
@@ -3535,13 +3905,7 @@
           </w:tcPr>
           <w:p>
             <w:r>
-              <w:rPr>
-                <w:b/>
-                <w:bCs/>
-                <w:sz w:val="18"/>
-                <w:szCs w:val="18"/>
-              </w:rPr>
-              <w:t xml:space="preserve">불변조건(invariant) 및 Phase2 변경</w:t>
+              <w:t>불변조건(invariant) 및 Phase2/Phase3 변경</w:t>
             </w:r>
           </w:p>
         </w:tc>
@@ -4622,6 +4986,342 @@
                 <w:szCs w:val="18"/>
               </w:rPr>
               <w:t xml:space="preserve">변경 없음 — ENG-SWE3-001 v0.1 4장 그대로 유지</w:t>
+            </w:r>
+          </w:p>
+        </w:tc>
+      </w:tr>
+      <w:tr>
+        <w:tc>
+          <w:tcPr>
+            <w:tcW w:type="dxa" w:w="1569"/>
+          </w:tcPr>
+          <w:p>
+            <w:r>
+              <w:t>SystemState(Enum) 갱신</w:t>
+            </w:r>
+          </w:p>
+        </w:tc>
+        <w:tc>
+          <w:tcPr>
+            <w:tcW w:type="dxa" w:w="3767"/>
+          </w:tcPr>
+          <w:p>
+            <w:r>
+              <w:t>NORMAL, DEGRADED, FAULT(Phase1) + OFF(Phase3 신규)</w:t>
+            </w:r>
+          </w:p>
+        </w:tc>
+        <w:tc>
+          <w:tcPr>
+            <w:tcW w:type="dxa" w:w="1674"/>
+          </w:tcPr>
+          <w:p>
+            <w:r>
+              <w:t>열거형</w:t>
+            </w:r>
+          </w:p>
+        </w:tc>
+        <w:tc>
+          <w:tcPr>
+            <w:tcW w:type="dxa" w:w="3453"/>
+          </w:tcPr>
+          <w:p>
+            <w:r>
+              <w:t>Phase3: OFF 추가. 판정 순서(우선순위) FAULT&gt;OFF&gt;DEGRADED&gt;NORMAL(8장 근거) — 상호 배타</w:t>
+            </w:r>
+          </w:p>
+        </w:tc>
+      </w:tr>
+      <w:tr>
+        <w:tc>
+          <w:tcPr>
+            <w:tcW w:type="dxa" w:w="1569"/>
+          </w:tcPr>
+          <w:p>
+            <w:r>
+              <w:t>RawCycleInput 갱신</w:t>
+            </w:r>
+          </w:p>
+        </w:tc>
+        <w:tc>
+          <w:tcPr>
+            <w:tcW w:type="dxa" w:w="3767"/>
+          </w:tcPr>
+          <w:p>
+            <w:r>
+              <w:t>Phase1/2 9필드 + rawVehicleSpeedKph, rawIsofixLeft, rawIsofixRight: Any = None(Phase3 신규 3필드)</w:t>
+            </w:r>
+          </w:p>
+        </w:tc>
+        <w:tc>
+          <w:tcPr>
+            <w:tcW w:type="dxa" w:w="1674"/>
+          </w:tcPr>
+          <w:p>
+            <w:r>
+              <w:t>타입 미검증(원시)</w:t>
+            </w:r>
+          </w:p>
+        </w:tc>
+        <w:tc>
+          <w:tcPr>
+            <w:tcW w:type="dxa" w:w="3453"/>
+          </w:tcPr>
+          <w:p>
+            <w:r>
+              <w:t>없음(검증 전). Phase3: 필드 9개→12개로 확장(IF-0005/IF-0001/IF-0020 확장과 일치). gear는 필드를 추가하지 않음(누적 갭 12, 검증 대상 아님)</w:t>
+            </w:r>
+          </w:p>
+        </w:tc>
+      </w:tr>
+      <w:tr>
+        <w:tc>
+          <w:tcPr>
+            <w:tcW w:type="dxa" w:w="1569"/>
+          </w:tcPr>
+          <w:p>
+            <w:r>
+              <w:t>NormalizedSafetyInput 갱신</w:t>
+            </w:r>
+          </w:p>
+        </w:tc>
+        <w:tc>
+          <w:tcPr>
+            <w:tcW w:type="dxa" w:w="3767"/>
+          </w:tcPr>
+          <w:p>
+            <w:r>
+              <w:t>Phase1/2 9필드 + vehicleSpeedField, isofixLeftField, isofixRightField: FieldValidationResult[float|bool](Phase3 신규 3필드, default_factory=buildMissingFieldDefault)</w:t>
+            </w:r>
+          </w:p>
+        </w:tc>
+        <w:tc>
+          <w:tcPr>
+            <w:tcW w:type="dxa" w:w="1674"/>
+          </w:tcPr>
+          <w:p>
+            <w:r>
+              <w:t>-</w:t>
+            </w:r>
+          </w:p>
+        </w:tc>
+        <w:tc>
+          <w:tcPr>
+            <w:tcW w:type="dxa" w:w="3453"/>
+          </w:tcPr>
+          <w:p>
+            <w:r>
+              <w:t>Phase3 신규 3필드도 Phase2 신규 6필드와 동일하게 대체(substitution) 보장이 없다 — valid=False이면 value가 None일 수 있다(10.4절 원칙을 그대로 확장 적용, 10.7절 참조)</w:t>
+            </w:r>
+          </w:p>
+        </w:tc>
+      </w:tr>
+      <w:tr>
+        <w:tc>
+          <w:tcPr>
+            <w:tcW w:type="dxa" w:w="1569"/>
+          </w:tcPr>
+          <w:p>
+            <w:r>
+              <w:t>VehicleSpeedLockResult</w:t>
+            </w:r>
+          </w:p>
+        </w:tc>
+        <w:tc>
+          <w:tcPr>
+            <w:tcW w:type="dxa" w:w="3767"/>
+          </w:tcPr>
+          <w:p>
+            <w:r>
+              <w:t>locked: bool, lockCandidate: Optional[CandidateCommand]</w:t>
+            </w:r>
+          </w:p>
+        </w:tc>
+        <w:tc>
+          <w:tcPr>
+            <w:tcW w:type="dxa" w:w="1674"/>
+          </w:tcPr>
+          <w:p>
+            <w:r>
+              <w:t>-</w:t>
+            </w:r>
+          </w:p>
+        </w:tc>
+        <w:tc>
+          <w:tcPr>
+            <w:tcW w:type="dxa" w:w="3453"/>
+          </w:tcPr>
+          <w:p>
+            <w:r>
+              <w:t>신규(Phase3, IF-0021). locked=True ⟺ lockCandidate is not None. lockCandidate가 있으면 door=BOTH, command=LOCK, priority=PRIORITY_AUTO_DRIVE_LOCK(6), reasonCode=AUTO_DRIVE_LOCK</w:t>
+            </w:r>
+          </w:p>
+        </w:tc>
+      </w:tr>
+      <w:tr>
+        <w:tc>
+          <w:tcPr>
+            <w:tcW w:type="dxa" w:w="1569"/>
+          </w:tcPr>
+          <w:p>
+            <w:r>
+              <w:t>ISOFIXLockResult</w:t>
+            </w:r>
+          </w:p>
+        </w:tc>
+        <w:tc>
+          <w:tcPr>
+            <w:tcW w:type="dxa" w:w="3767"/>
+          </w:tcPr>
+          <w:p>
+            <w:r>
+              <w:t>leftLockActive/rightLockActive: bool, leftLockCandidate/rightLockCandidate: Optional[CandidateCommand], leftReasonCode/rightReasonCode: Optional[str]</w:t>
+            </w:r>
+          </w:p>
+        </w:tc>
+        <w:tc>
+          <w:tcPr>
+            <w:tcW w:type="dxa" w:w="1674"/>
+          </w:tcPr>
+          <w:p>
+            <w:r>
+              <w:t>-</w:t>
+            </w:r>
+          </w:p>
+        </w:tc>
+        <w:tc>
+          <w:tcPr>
+            <w:tcW w:type="dxa" w:w="3453"/>
+          </w:tcPr>
+          <w:p>
+            <w:r>
+              <w:t>신규(Phase3, IF-0022). leftLockActive ⟺ leftLockCandidate is not None ⟺ leftReasonCode is not None(우측 대칭, 좌우 완전 독립 — SWR-018b, ARC-0011/ApproachRiskResult와 동일한 불변조건 패턴)</w:t>
+            </w:r>
+          </w:p>
+        </w:tc>
+      </w:tr>
+      <w:tr>
+        <w:tc>
+          <w:tcPr>
+            <w:tcW w:type="dxa" w:w="1569"/>
+          </w:tcPr>
+          <w:p>
+            <w:r>
+              <w:t>IgnitionOffReleaseResult</w:t>
+            </w:r>
+          </w:p>
+        </w:tc>
+        <w:tc>
+          <w:tcPr>
+            <w:tcW w:type="dxa" w:w="3767"/>
+          </w:tcPr>
+          <w:p>
+            <w:r>
+              <w:t>off: bool, releaseCandidate: Optional[CandidateCommand]</w:t>
+            </w:r>
+          </w:p>
+        </w:tc>
+        <w:tc>
+          <w:tcPr>
+            <w:tcW w:type="dxa" w:w="1674"/>
+          </w:tcPr>
+          <w:p>
+            <w:r>
+              <w:t>-</w:t>
+            </w:r>
+          </w:p>
+        </w:tc>
+        <w:tc>
+          <w:tcPr>
+            <w:tcW w:type="dxa" w:w="3453"/>
+          </w:tcPr>
+          <w:p>
+            <w:r>
+              <w:t>신규(Phase3, IF-0023). off=True ⟺ releaseCandidate is not None. releaseCandidate가 있으면 door=BOTH, command=RELEASE, priority=PRIORITY_IGNITION_OFF_RELEASE(4), reasonCode=IGNITION_OFF. off는 시스템 상태값(SystemState.OFF)과 동일한 이름이나 별개 자료형(IU-0003이 상태 값 자체를 소유, 2장 참조)</w:t>
+            </w:r>
+          </w:p>
+        </w:tc>
+      </w:tr>
+      <w:tr>
+        <w:tc>
+          <w:tcPr>
+            <w:tcW w:type="dxa" w:w="1569"/>
+          </w:tcPr>
+          <w:p>
+            <w:r>
+              <w:t>CandidateCommand 갱신</w:t>
+            </w:r>
+          </w:p>
+        </w:tc>
+        <w:tc>
+          <w:tcPr>
+            <w:tcW w:type="dxa" w:w="3767"/>
+          </w:tcPr>
+          <w:p>
+            <w:r>
+              <w:t>필드 구조 변경 없음(door/command/priority/reasonCode)</w:t>
+            </w:r>
+          </w:p>
+        </w:tc>
+        <w:tc>
+          <w:tcPr>
+            <w:tcW w:type="dxa" w:w="1674"/>
+          </w:tcPr>
+          <w:p>
+            <w:r>
+              <w:t>priority: 1(최고)~6(최저)</w:t>
+            </w:r>
+          </w:p>
+        </w:tc>
+        <w:tc>
+          <w:tcPr>
+            <w:tcW w:type="dxa" w:w="3453"/>
+          </w:tcPr>
+          <w:p>
+            <w:r>
+              <w:t>Phase3: priority 범위가 {1,2,3}에서 {1..6}으로 확장(PRIORITY_IGNITION_OFF_RELEASE=4, PRIORITY_ISOFIX_FORCED_LOCK=5, PRIORITY_AUTO_DRIVE_LOCK=6 추가). command ∈ {LOCK, RELEASE} 불변조건은 변경 없음</w:t>
+            </w:r>
+          </w:p>
+        </w:tc>
+      </w:tr>
+      <w:tr>
+        <w:tc>
+          <w:tcPr>
+            <w:tcW w:type="dxa" w:w="1569"/>
+          </w:tcPr>
+          <w:p>
+            <w:r>
+              <w:t>StateResult 갱신</w:t>
+            </w:r>
+          </w:p>
+        </w:tc>
+        <w:tc>
+          <w:tcPr>
+            <w:tcW w:type="dxa" w:w="3767"/>
+          </w:tcPr>
+          <w:p>
+            <w:r>
+              <w:t>필드 구조 변경 없음(state/changedToFault/warningReasonCode)</w:t>
+            </w:r>
+          </w:p>
+        </w:tc>
+        <w:tc>
+          <w:tcPr>
+            <w:tcW w:type="dxa" w:w="1674"/>
+          </w:tcPr>
+          <w:p>
+            <w:r>
+              <w:t>-</w:t>
+            </w:r>
+          </w:p>
+        </w:tc>
+        <w:tc>
+          <w:tcPr>
+            <w:tcW w:type="dxa" w:w="3453"/>
+          </w:tcPr>
+          <w:p>
+            <w:r>
+              <w:t>Phase3: 불변조건 갱신 — state ∈ {FAULT, OFF} ⟺ warningReasonCode is not None(기존 "state==FAULT ⟺..."에서 OFF 포함으로 확장). changedToFault는 Phase1 의미(FAULT로 새로 전이했는가) 그대로 유지 — OFF 전이 전용 플래그는 추가하지 않는다(어떤 SWR도 요구하지 않음, 13장 구현 경계)</w:t>
             </w:r>
           </w:p>
         </w:tc>
@@ -5201,6 +5901,384 @@
           </w:p>
         </w:tc>
       </w:tr>
+      <w:tr>
+        <w:tc>
+          <w:tcPr>
+            <w:tcW w:type="dxa" w:w="3139"/>
+          </w:tcPr>
+          <w:p>
+            <w:r>
+              <w:t>PRIORITY_IGNITION_OFF_RELEASE</w:t>
+            </w:r>
+          </w:p>
+        </w:tc>
+        <w:tc>
+          <w:tcPr>
+            <w:tcW w:type="dxa" w:w="1465"/>
+          </w:tcPr>
+          <w:p>
+            <w:r>
+              <w:t>4</w:t>
+            </w:r>
+          </w:p>
+        </w:tc>
+        <w:tc>
+          <w:tcPr>
+            <w:tcW w:type="dxa" w:w="1046"/>
+          </w:tcPr>
+          <w:p>
+            <w:r>
+              <w:t>-</w:t>
+            </w:r>
+          </w:p>
+        </w:tc>
+        <w:tc>
+          <w:tcPr>
+            <w:tcW w:type="dxa" w:w="4814"/>
+          </w:tcPr>
+          <w:p>
+            <w:r>
+              <w:t>ENG-SWE2-001 9장 우선순위 체인 확정(RELEASE 계열). SWR-007(a) 원문 직접 근거로 crash(1)보다는 낮고, fire(3)보다도 낮으나 LOCK 계열(5,6)보다는 높음 — ignition-off가 entrapment 방지 취지상 ISOFIX/자동주행잠금보다 우선(SW 설계 재량, 근거는 ENG-SWE2-001 9장)</w:t>
+            </w:r>
+          </w:p>
+        </w:tc>
+      </w:tr>
+      <w:tr>
+        <w:tc>
+          <w:tcPr>
+            <w:tcW w:type="dxa" w:w="3139"/>
+          </w:tcPr>
+          <w:p>
+            <w:r>
+              <w:t>PRIORITY_ISOFIX_FORCED_LOCK</w:t>
+            </w:r>
+          </w:p>
+        </w:tc>
+        <w:tc>
+          <w:tcPr>
+            <w:tcW w:type="dxa" w:w="1465"/>
+          </w:tcPr>
+          <w:p>
+            <w:r>
+              <w:t>5</w:t>
+            </w:r>
+          </w:p>
+        </w:tc>
+        <w:tc>
+          <w:tcPr>
+            <w:tcW w:type="dxa" w:w="1046"/>
+          </w:tcPr>
+          <w:p>
+            <w:r>
+              <w:t>-</w:t>
+            </w:r>
+          </w:p>
+        </w:tc>
+        <w:tc>
+          <w:tcPr>
+            <w:tcW w:type="dxa" w:w="4814"/>
+          </w:tcPr>
+          <w:p>
+            <w:r>
+              <w:t>상동(LOCK 계열, ISOFIX가 자동주행잠금보다 근소하게 높은 우선순위 — 더 구체적인 위험신호, 영향 미미)</w:t>
+            </w:r>
+          </w:p>
+        </w:tc>
+      </w:tr>
+      <w:tr>
+        <w:tc>
+          <w:tcPr>
+            <w:tcW w:type="dxa" w:w="3139"/>
+          </w:tcPr>
+          <w:p>
+            <w:r>
+              <w:t>PRIORITY_AUTO_DRIVE_LOCK</w:t>
+            </w:r>
+          </w:p>
+        </w:tc>
+        <w:tc>
+          <w:tcPr>
+            <w:tcW w:type="dxa" w:w="1465"/>
+          </w:tcPr>
+          <w:p>
+            <w:r>
+              <w:t>6</w:t>
+            </w:r>
+          </w:p>
+        </w:tc>
+        <w:tc>
+          <w:tcPr>
+            <w:tcW w:type="dxa" w:w="1046"/>
+          </w:tcPr>
+          <w:p>
+            <w:r>
+              <w:t>-</w:t>
+            </w:r>
+          </w:p>
+        </w:tc>
+        <w:tc>
+          <w:tcPr>
+            <w:tcW w:type="dxa" w:w="4814"/>
+          </w:tcPr>
+          <w:p>
+            <w:r>
+              <w:t>상동(LOCK 계열 중 가장 낮은 우선순위, 우선순위 체인 전체에서도 최저)</w:t>
+            </w:r>
+          </w:p>
+        </w:tc>
+      </w:tr>
+      <w:tr>
+        <w:tc>
+          <w:tcPr>
+            <w:tcW w:type="dxa" w:w="3139"/>
+          </w:tcPr>
+          <w:p>
+            <w:r>
+              <w:t>AUTO_DRIVE_LOCK_SPEED_THRESHOLD_KPH</w:t>
+            </w:r>
+          </w:p>
+        </w:tc>
+        <w:tc>
+          <w:tcPr>
+            <w:tcW w:type="dxa" w:w="1465"/>
+          </w:tcPr>
+          <w:p>
+            <w:r>
+              <w:t>3.0</w:t>
+            </w:r>
+          </w:p>
+        </w:tc>
+        <w:tc>
+          <w:tcPr>
+            <w:tcW w:type="dxa" w:w="1046"/>
+          </w:tcPr>
+          <w:p>
+            <w:r>
+              <w:t>km/h</w:t>
+            </w:r>
+          </w:p>
+        </w:tc>
+        <w:tc>
+          <w:tcPr>
+            <w:tcW w:type="dxa" w:w="4814"/>
+          </w:tcPr>
+          <w:p>
+            <w:r>
+              <w:t>SWR-003(a)/(b) 원문 수치(3 km/h), 변경 불가(요구사항 직접 인용)</w:t>
+            </w:r>
+          </w:p>
+        </w:tc>
+      </w:tr>
+      <w:tr>
+        <w:tc>
+          <w:tcPr>
+            <w:tcW w:type="dxa" w:w="3139"/>
+          </w:tcPr>
+          <w:p>
+            <w:r>
+              <w:t>VEHICLE_SPEED_MIN_KPH / VEHICLE_SPEED_MAX_KPH</w:t>
+            </w:r>
+          </w:p>
+        </w:tc>
+        <w:tc>
+          <w:tcPr>
+            <w:tcW w:type="dxa" w:w="1465"/>
+          </w:tcPr>
+          <w:p>
+            <w:r>
+              <w:t>0.0 / 300.0</w:t>
+            </w:r>
+          </w:p>
+        </w:tc>
+        <w:tc>
+          <w:tcPr>
+            <w:tcW w:type="dxa" w:w="1046"/>
+          </w:tcPr>
+          <w:p>
+            <w:r>
+              <w:t>km/h</w:t>
+            </w:r>
+          </w:p>
+        </w:tc>
+        <w:tc>
+          <w:tcPr>
+            <w:tcW w:type="dxa" w:w="4814"/>
+          </w:tcPr>
+          <w:p>
+            <w:r>
+              <w:t>ENG-SWE2-001 6.2절 IF-0001 범위(0.0~300.0), 변경 불가(아키텍처 직접 인용)</w:t>
+            </w:r>
+          </w:p>
+        </w:tc>
+      </w:tr>
+      <w:tr>
+        <w:tc>
+          <w:tcPr>
+            <w:tcW w:type="dxa" w:w="3139"/>
+          </w:tcPr>
+          <w:p>
+            <w:r>
+              <w:t>REASON_CODE_AUTO_DRIVE_LOCK</w:t>
+            </w:r>
+          </w:p>
+        </w:tc>
+        <w:tc>
+          <w:tcPr>
+            <w:tcW w:type="dxa" w:w="1465"/>
+          </w:tcPr>
+          <w:p>
+            <w:r>
+              <w:t>"AUTO_DRIVE_LOCK"</w:t>
+            </w:r>
+          </w:p>
+        </w:tc>
+        <w:tc>
+          <w:tcPr>
+            <w:tcW w:type="dxa" w:w="1046"/>
+          </w:tcPr>
+          <w:p>
+            <w:r>
+              <w:t>-</w:t>
+            </w:r>
+          </w:p>
+        </w:tc>
+        <w:tc>
+          <w:tcPr>
+            <w:tcW w:type="dxa" w:w="4814"/>
+          </w:tcPr>
+          <w:p>
+            <w:r>
+              <w:t>IU-0014 lockCandidate.reasonCode(ENG-SWE2-001 IF-0021 예시 문구 그대로 채택)</w:t>
+            </w:r>
+          </w:p>
+        </w:tc>
+      </w:tr>
+      <w:tr>
+        <w:tc>
+          <w:tcPr>
+            <w:tcW w:type="dxa" w:w="3139"/>
+          </w:tcPr>
+          <w:p>
+            <w:r>
+              <w:t>REASON_CODE_ISOFIX_LEFT / REASON_CODE_ISOFIX_RIGHT</w:t>
+            </w:r>
+          </w:p>
+        </w:tc>
+        <w:tc>
+          <w:tcPr>
+            <w:tcW w:type="dxa" w:w="1465"/>
+          </w:tcPr>
+          <w:p>
+            <w:r>
+              <w:t>"ISOFIX_FORCED_LOCK_LEFT" / "ISOFIX_FORCED_LOCK_RIGHT"</w:t>
+            </w:r>
+          </w:p>
+        </w:tc>
+        <w:tc>
+          <w:tcPr>
+            <w:tcW w:type="dxa" w:w="1046"/>
+          </w:tcPr>
+          <w:p>
+            <w:r>
+              <w:t>-</w:t>
+            </w:r>
+          </w:p>
+        </w:tc>
+        <w:tc>
+          <w:tcPr>
+            <w:tcW w:type="dxa" w:w="4814"/>
+          </w:tcPr>
+          <w:p>
+            <w:r>
+              <w:t>IU-0015 leftReasonCode/rightReasonCode(경고코드 카탈로그 미확정, 갭 3 승계 — SW 자체 정의 문자열)</w:t>
+            </w:r>
+          </w:p>
+        </w:tc>
+      </w:tr>
+      <w:tr>
+        <w:tc>
+          <w:tcPr>
+            <w:tcW w:type="dxa" w:w="3139"/>
+          </w:tcPr>
+          <w:p>
+            <w:r>
+              <w:t>REASON_CODE_IGNITION_OFF</w:t>
+            </w:r>
+          </w:p>
+        </w:tc>
+        <w:tc>
+          <w:tcPr>
+            <w:tcW w:type="dxa" w:w="1465"/>
+          </w:tcPr>
+          <w:p>
+            <w:r>
+              <w:t>"IGNITION_OFF"</w:t>
+            </w:r>
+          </w:p>
+        </w:tc>
+        <w:tc>
+          <w:tcPr>
+            <w:tcW w:type="dxa" w:w="1046"/>
+          </w:tcPr>
+          <w:p>
+            <w:r>
+              <w:t>-</w:t>
+            </w:r>
+          </w:p>
+        </w:tc>
+        <w:tc>
+          <w:tcPr>
+            <w:tcW w:type="dxa" w:w="4814"/>
+          </w:tcPr>
+          <w:p>
+            <w:r>
+              <w:t>IU-0016 releaseCandidate.reasonCode(ENG-SWE2-001 IF-0023 예시 문구 그대로 채택)</w:t>
+            </w:r>
+          </w:p>
+        </w:tc>
+      </w:tr>
+      <w:tr>
+        <w:tc>
+          <w:tcPr>
+            <w:tcW w:type="dxa" w:w="3139"/>
+          </w:tcPr>
+          <w:p>
+            <w:r>
+              <w:t>WARNING_CODE_IGNITION_OFF</w:t>
+            </w:r>
+          </w:p>
+        </w:tc>
+        <w:tc>
+          <w:tcPr>
+            <w:tcW w:type="dxa" w:w="1465"/>
+          </w:tcPr>
+          <w:p>
+            <w:r>
+              <w:t>"IGNITION_OFF"</w:t>
+            </w:r>
+          </w:p>
+        </w:tc>
+        <w:tc>
+          <w:tcPr>
+            <w:tcW w:type="dxa" w:w="1046"/>
+          </w:tcPr>
+          <w:p>
+            <w:r>
+              <w:t>-</w:t>
+            </w:r>
+          </w:p>
+        </w:tc>
+        <w:tc>
+          <w:tcPr>
+            <w:tcW w:type="dxa" w:w="4814"/>
+          </w:tcPr>
+          <w:p>
+            <w:r>
+              <w:t>IU-0003이 state==OFF일 때 생성하는 StateResult.warningReasonCode(ENG-SWE2-001 7장 시나리오10 근거 — REASON_CODE_IGNITION_OFF와 값은 같으나 별도 네임스페이스, WARNING_CODE_SENSOR_FAULT_* 선례와 동일 관례)</w:t>
+            </w:r>
+          </w:p>
+        </w:tc>
+      </w:tr>
     </w:tbl>
     <w:p>
       <w:pPr>
@@ -5225,6 +6303,24 @@
           <w:szCs w:val="21"/>
         </w:rPr>
         <w:t xml:space="preserve">OEM-IF-006 reason_code의 실제 코드 카탈로그가 OEM 원문에 없어(ledger 갭 3, ENG-SWE1-001 8장 가정 5/12/13) Phase1과 동일하게 SW 자체 정의 문자열을 "정의된 타입의 비공백 값" 기준으로 사용한다. Phase2 신규 코드: CRASH_CONFIRMED(IU-0010), APPROACH_RISK_LEFT/APPROACH_RISK_RIGHT(IU-0011), APPROACH_RISK_OVERRIDE_LEFT/APPROACH_RISK_OVERRIDE_RIGHT(IU-0012), FIRE_DETECTED/OVERTEMPERATURE_DETECTED/ADULT_PRESENT_DETECTED(IU-0013, triggeredReasonCodes 개별 항목), FORCED_RELEASE(IU-0013 releaseCandidate.reasonCode 대표값 — 복수 트리거를 하나의 후보로 묶을 때의 마커), INVALID_ENUM_VALUE(IU-0001.validateCrashStatusField 신규 오류 사유). 카탈로그가 확정되면 이 값들을 교체해야 한다(확인 필요, 갭으로 유지).</w:t>
+      </w:r>
+    </w:p>
+    <w:p>
+      <w:pPr>
+        <w:pStyle w:val="Heading2"/>
+      </w:pPr>
+      <w:r>
+        <w:t>공통 자료형 상수(Constants) — Phase 3 신규(4.x절)</w:t>
+      </w:r>
+    </w:p>
+    <w:p>
+      <w:r>
+        <w:t>위 표(이름/값/단위/근거)에 Phase3 신규 행(PRIORITY_IGNITION_OFF_RELEASE~WARNING_CODE_IGNITION_OFF)을 추가했다. 우선순위 상수 3개(4/5/6)는 IU-0005(Command Arbiter)의 selectForDoor() 알고리즘 코드 자체를 전혀 변경하지 않고 그대로 수용된다(5.2b절/6장 재확인 — ENG-SWE2-001 4장 결정 2번 재확인).</w:t>
+      </w:r>
+    </w:p>
+    <w:p>
+      <w:r>
+        <w:t>경고/이유코드 카탈로그 확장(Phase3) — 갭 3 승계: OEM-IF-006 reason_code의 실제 코드 카탈로그가 여전히 OEM 원문에 없어(누적 갭 3) Phase1/2와 동일하게 SW 자체 정의 문자열을 "정의된 타입의 비공백 값" 기준으로 사용한다. Phase3 신규 코드: AUTO_DRIVE_LOCK(IU-0014), ISOFIX_FORCED_LOCK_LEFT/RIGHT(IU-0015), IGNITION_OFF(IU-0016 후보 이유코드 및 IU-0003 상태 경고코드 공용). 카탈로그가 확정되면 이 값들을 교체해야 한다(확인 필요, 갭으로 유지).</w:t>
       </w:r>
     </w:p>
     <w:p>
@@ -9887,6 +10983,1734 @@
         <w:spacing w:after="60"/>
       </w:pPr>
     </w:p>
+    <w:p>
+      <w:pPr>
+        <w:pStyle w:val="Heading2"/>
+      </w:pPr>
+      <w:r>
+        <w:t>5.1b IU-0001 Phase3 갱신분(ARC-0001 입력 검증 어댑터)</w:t>
+      </w:r>
+    </w:p>
+    <w:p>
+      <w:pPr>
+        <w:pStyle w:val="Heading3"/>
+      </w:pPr>
+      <w:r>
+        <w:t>IU-0001.validateVehicleSpeedField(rawValue) -&gt; FieldValidationResult[float]  [신규]</w:t>
+      </w:r>
+    </w:p>
+    <w:tbl>
+      <w:tblPr>
+        <w:tblW w:type="auto" w:w="0"/>
+        <w:tblLook w:firstColumn="1" w:firstRow="1" w:lastColumn="0" w:lastRow="0" w:noHBand="0" w:noVBand="1" w:val="04A0"/>
+        <w:tblBorders>
+          <w:top w:val="single" w:color="auto" w:sz="4"/>
+          <w:left w:val="single" w:color="auto" w:sz="4"/>
+          <w:bottom w:val="single" w:color="auto" w:sz="4"/>
+          <w:right w:val="single" w:color="auto" w:sz="4"/>
+          <w:insideH w:val="single" w:color="auto" w:sz="4"/>
+          <w:insideV w:val="single" w:color="auto" w:sz="4"/>
+        </w:tblBorders>
+      </w:tblPr>
+      <w:tblGrid>
+        <w:gridCol w:w="5233"/>
+        <w:gridCol w:w="5233"/>
+      </w:tblGrid>
+      <w:tr>
+        <w:tc>
+          <w:tcPr>
+            <w:tcW w:type="dxa" w:w="5233"/>
+            <w:shd w:val="clear" w:fill="D9D9D9"/>
+          </w:tcPr>
+          <w:p>
+            <w:r>
+              <w:t>항목</w:t>
+            </w:r>
+          </w:p>
+        </w:tc>
+        <w:tc>
+          <w:tcPr>
+            <w:tcW w:type="dxa" w:w="5233"/>
+            <w:shd w:val="clear" w:fill="D9D9D9"/>
+          </w:tcPr>
+          <w:p>
+            <w:r>
+              <w:t>내용</w:t>
+            </w:r>
+          </w:p>
+        </w:tc>
+      </w:tr>
+      <w:tr>
+        <w:tc>
+          <w:tcPr>
+            <w:tcW w:type="dxa" w:w="5233"/>
+          </w:tcPr>
+          <w:p>
+            <w:r>
+              <w:t>입력</w:t>
+            </w:r>
+          </w:p>
+        </w:tc>
+        <w:tc>
+          <w:tcPr>
+            <w:tcW w:type="dxa" w:w="5233"/>
+          </w:tcPr>
+          <w:p>
+            <w:r>
+              <w:t>rawValue: Any(원시 vehicle_speed_kph)</w:t>
+            </w:r>
+          </w:p>
+        </w:tc>
+      </w:tr>
+      <w:tr>
+        <w:tc>
+          <w:tcPr>
+            <w:tcW w:type="dxa" w:w="5233"/>
+          </w:tcPr>
+          <w:p>
+            <w:r>
+              <w:t>출력</w:t>
+            </w:r>
+          </w:p>
+        </w:tc>
+        <w:tc>
+          <w:tcPr>
+            <w:tcW w:type="dxa" w:w="5233"/>
+          </w:tcPr>
+          <w:p>
+            <w:r>
+              <w:t>FieldValidationResult[float]</w:t>
+            </w:r>
+          </w:p>
+        </w:tc>
+      </w:tr>
+      <w:tr>
+        <w:tc>
+          <w:tcPr>
+            <w:tcW w:type="dxa" w:w="5233"/>
+          </w:tcPr>
+          <w:p>
+            <w:r>
+              <w:t>사전조건</w:t>
+            </w:r>
+          </w:p>
+        </w:tc>
+        <w:tc>
+          <w:tcPr>
+            <w:tcW w:type="dxa" w:w="5233"/>
+          </w:tcPr>
+          <w:p>
+            <w:r>
+              <w:t>없음(방어적 입력, Phase1 validateTimestampField와 동일 원칙)</w:t>
+            </w:r>
+          </w:p>
+        </w:tc>
+      </w:tr>
+      <w:tr>
+        <w:tc>
+          <w:tcPr>
+            <w:tcW w:type="dxa" w:w="5233"/>
+          </w:tcPr>
+          <w:p>
+            <w:r>
+              <w:t>사후조건</w:t>
+            </w:r>
+          </w:p>
+        </w:tc>
+        <w:tc>
+          <w:tcPr>
+            <w:tcW w:type="dxa" w:w="5233"/>
+          </w:tcPr>
+          <w:p>
+            <w:r>
+              <w:t>rawValue is None ⇒ valid=False, errorReason="MISSING". float() 변환 실패 ⇒ valid=False, errorReason="TYPE_ERROR". 변환 성공이나 not math.isfinite(value) 또는 value&lt;VEHICLE_SPEED_MIN_KPH(0.0) 또는 value&gt;VEHICLE_SPEED_MAX_KPH(300.0) ⇒ valid=False, errorReason="OUT_OF_RANGE"(ENG-SWE2-001 IF-0001 범위 직접 인용). 그 외 ⇒ valid=True, value=변환된 float</w:t>
+            </w:r>
+          </w:p>
+        </w:tc>
+      </w:tr>
+      <w:tr>
+        <w:tc>
+          <w:tcPr>
+            <w:tcW w:type="dxa" w:w="5233"/>
+          </w:tcPr>
+          <w:p>
+            <w:r>
+              <w:t>부작용</w:t>
+            </w:r>
+          </w:p>
+        </w:tc>
+        <w:tc>
+          <w:tcPr>
+            <w:tcW w:type="dxa" w:w="5233"/>
+          </w:tcPr>
+          <w:p>
+            <w:r>
+              <w:t>없음(순수 함수)</w:t>
+            </w:r>
+          </w:p>
+        </w:tc>
+      </w:tr>
+      <w:tr>
+        <w:tc>
+          <w:tcPr>
+            <w:tcW w:type="dxa" w:w="5233"/>
+          </w:tcPr>
+          <w:p>
+            <w:r>
+              <w:t>예외/오류</w:t>
+            </w:r>
+          </w:p>
+        </w:tc>
+        <w:tc>
+          <w:tcPr>
+            <w:tcW w:type="dxa" w:w="5233"/>
+          </w:tcPr>
+          <w:p>
+            <w:r>
+              <w:t>없음 — 모든 실패는 valid=False로 표현(전면 어댑터 방어적 계약, Phase1 원칙 승계)</w:t>
+            </w:r>
+          </w:p>
+        </w:tc>
+      </w:tr>
+      <w:tr>
+        <w:tc>
+          <w:tcPr>
+            <w:tcW w:type="dxa" w:w="5233"/>
+          </w:tcPr>
+          <w:p>
+            <w:r>
+              <w:t>시간 제약</w:t>
+            </w:r>
+          </w:p>
+        </w:tc>
+        <w:tc>
+          <w:tcPr>
+            <w:tcW w:type="dxa" w:w="5233"/>
+          </w:tcPr>
+          <w:p>
+            <w:r>
+              <w:t>O(1)</w:t>
+            </w:r>
+          </w:p>
+        </w:tc>
+      </w:tr>
+    </w:tbl>
+    <w:p>
+      <w:r>
+        <w:t>isofix_left/isofix_right 필드는 신규 검증 함수를 만들지 않고 Phase1의 IU-0001.validateBooleanField(rawValue, fieldName)를 그대로 재사용한다(엄격한 bool 타입 검사, OEM-IF-008이 boolean으로 정의됨 — ENG-SWE2-001 6.2절 IF-0020). gear 필드는 검증 함수를 추가하지 않는다(누적 갭 12 승계 — 사용처 없음).</w:t>
+      </w:r>
+    </w:p>
+    <w:p>
+      <w:pPr>
+        <w:pStyle w:val="Heading3"/>
+      </w:pPr>
+      <w:r>
+        <w:t>IU-0001.normalizeCycle(rawInput, nowS) -&gt; NormalizedSafetyInput  [갱신, 12필드]</w:t>
+      </w:r>
+    </w:p>
+    <w:tbl>
+      <w:tblPr>
+        <w:tblW w:type="auto" w:w="0"/>
+        <w:tblLook w:firstColumn="1" w:firstRow="1" w:lastColumn="0" w:lastRow="0" w:noHBand="0" w:noVBand="1" w:val="04A0"/>
+        <w:tblBorders>
+          <w:top w:val="single" w:color="auto" w:sz="4"/>
+          <w:left w:val="single" w:color="auto" w:sz="4"/>
+          <w:bottom w:val="single" w:color="auto" w:sz="4"/>
+          <w:right w:val="single" w:color="auto" w:sz="4"/>
+          <w:insideH w:val="single" w:color="auto" w:sz="4"/>
+          <w:insideV w:val="single" w:color="auto" w:sz="4"/>
+        </w:tblBorders>
+      </w:tblPr>
+      <w:tblGrid>
+        <w:gridCol w:w="5233"/>
+        <w:gridCol w:w="5233"/>
+      </w:tblGrid>
+      <w:tr>
+        <w:tc>
+          <w:tcPr>
+            <w:tcW w:type="dxa" w:w="5233"/>
+            <w:shd w:val="clear" w:fill="D9D9D9"/>
+          </w:tcPr>
+          <w:p>
+            <w:r>
+              <w:t>항목</w:t>
+            </w:r>
+          </w:p>
+        </w:tc>
+        <w:tc>
+          <w:tcPr>
+            <w:tcW w:type="dxa" w:w="5233"/>
+            <w:shd w:val="clear" w:fill="D9D9D9"/>
+          </w:tcPr>
+          <w:p>
+            <w:r>
+              <w:t>내용</w:t>
+            </w:r>
+          </w:p>
+        </w:tc>
+      </w:tr>
+      <w:tr>
+        <w:tc>
+          <w:tcPr>
+            <w:tcW w:type="dxa" w:w="5233"/>
+          </w:tcPr>
+          <w:p>
+            <w:r>
+              <w:t>입력</w:t>
+            </w:r>
+          </w:p>
+        </w:tc>
+        <w:tc>
+          <w:tcPr>
+            <w:tcW w:type="dxa" w:w="5233"/>
+          </w:tcPr>
+          <w:p>
+            <w:r>
+              <w:t>rawInput: RawCycleInput(12필드로 확장). nowS: float, 0.0 이상 finite</w:t>
+            </w:r>
+          </w:p>
+        </w:tc>
+      </w:tr>
+      <w:tr>
+        <w:tc>
+          <w:tcPr>
+            <w:tcW w:type="dxa" w:w="5233"/>
+          </w:tcPr>
+          <w:p>
+            <w:r>
+              <w:t>출력</w:t>
+            </w:r>
+          </w:p>
+        </w:tc>
+        <w:tc>
+          <w:tcPr>
+            <w:tcW w:type="dxa" w:w="5233"/>
+          </w:tcPr>
+          <w:p>
+            <w:r>
+              <w:t>NormalizedSafetyInput(12필드로 확장)</w:t>
+            </w:r>
+          </w:p>
+        </w:tc>
+      </w:tr>
+      <w:tr>
+        <w:tc>
+          <w:tcPr>
+            <w:tcW w:type="dxa" w:w="5233"/>
+          </w:tcPr>
+          <w:p>
+            <w:r>
+              <w:t>사전조건</w:t>
+            </w:r>
+          </w:p>
+        </w:tc>
+        <w:tc>
+          <w:tcPr>
+            <w:tcW w:type="dxa" w:w="5233"/>
+          </w:tcPr>
+          <w:p>
+            <w:r>
+              <w:t>Phase1/2와 동일(rawInput is not None, nowS는 finite·0.0 이상)</w:t>
+            </w:r>
+          </w:p>
+        </w:tc>
+      </w:tr>
+      <w:tr>
+        <w:tc>
+          <w:tcPr>
+            <w:tcW w:type="dxa" w:w="5233"/>
+          </w:tcPr>
+          <w:p>
+            <w:r>
+              <w:t>사후조건</w:t>
+            </w:r>
+          </w:p>
+        </w:tc>
+        <w:tc>
+          <w:tcPr>
+            <w:tcW w:type="dxa" w:w="5233"/>
+          </w:tcPr>
+          <w:p>
+            <w:r>
+              <w:t>12개 필드 모두 독립적으로 검증됨 — vehicleSpeedField는 validateVehicleSpeedField() 신규 사용, isofixLeftField/isofixRightField는 validateBooleanField() 재사용. 3개 신규 필드 모두 대체(substitution) 없음 — valid=False이면 value=None으로 유지(10.4절/10.7절 원칙)</w:t>
+            </w:r>
+          </w:p>
+        </w:tc>
+      </w:tr>
+      <w:tr>
+        <w:tc>
+          <w:tcPr>
+            <w:tcW w:type="dxa" w:w="5233"/>
+          </w:tcPr>
+          <w:p>
+            <w:r>
+              <w:t>부작용</w:t>
+            </w:r>
+          </w:p>
+        </w:tc>
+        <w:tc>
+          <w:tcPr>
+            <w:tcW w:type="dxa" w:w="5233"/>
+          </w:tcPr>
+          <w:p>
+            <w:r>
+              <w:t>없음(순수 함수, Phase1/2와 동일)</w:t>
+            </w:r>
+          </w:p>
+        </w:tc>
+      </w:tr>
+      <w:tr>
+        <w:tc>
+          <w:tcPr>
+            <w:tcW w:type="dxa" w:w="5233"/>
+          </w:tcPr>
+          <w:p>
+            <w:r>
+              <w:t>예외/오류</w:t>
+            </w:r>
+          </w:p>
+        </w:tc>
+        <w:tc>
+          <w:tcPr>
+            <w:tcW w:type="dxa" w:w="5233"/>
+          </w:tcPr>
+          <w:p>
+            <w:r>
+              <w:t>없음(Phase1/2와 동일한 방어적 계약 유지)</w:t>
+            </w:r>
+          </w:p>
+        </w:tc>
+      </w:tr>
+      <w:tr>
+        <w:tc>
+          <w:tcPr>
+            <w:tcW w:type="dxa" w:w="5233"/>
+          </w:tcPr>
+          <w:p>
+            <w:r>
+              <w:t>시간 제약</w:t>
+            </w:r>
+          </w:p>
+        </w:tc>
+        <w:tc>
+          <w:tcPr>
+            <w:tcW w:type="dxa" w:w="5233"/>
+          </w:tcPr>
+          <w:p>
+            <w:r>
+              <w:t>tick(50ms) 내 완료, O(1)(필드 수 증가는 상수 개수 증가이므로 점근적으로 동일, 6.1b절 근거와 동일 논리)</w:t>
+            </w:r>
+          </w:p>
+        </w:tc>
+      </w:tr>
+    </w:tbl>
+    <w:p>
+      <w:r>
+        <w:t>IU-0001.handleCycle(rawCycleInput, nowS) -&gt; CycleResult: 계약 변경 없음(Phase1/2와 동일) — normalizeCycle()의 반환 필드가 다시 늘었을 뿐 handleCycle() 자체의 사전/사후조건·예외 계약은 동일하다.</w:t>
+      </w:r>
+    </w:p>
+    <w:p>
+      <w:pPr>
+        <w:pStyle w:val="Heading2"/>
+      </w:pPr>
+      <w:r>
+        <w:t>5.2b IU-0005 Phase3 갱신분(ARC-0005 Command Arbiter) — 알고리즘 무변경 재확인</w:t>
+      </w:r>
+    </w:p>
+    <w:p>
+      <w:r>
+        <w:t>함수 계약 자체는 변경되지 않는다 — IU-0005.arbitrate()/selectForDoor()/buildBlockedResult()는 5.2절(Phase2 갱신분) 계약 그대로 유지된다(코드 변경 없음). 이번 개정은 4장에서 정의한 신규 우선순위 상수 3개(PRIORITY_IGNITION_OFF_RELEASE=4, PRIORITY_ISOFIX_FORCED_LOCK=5, PRIORITY_AUTO_DRIVE_LOCK=6)를 IU-0009가 조립하는 candidateCommands에 새로 포함시킬 뿐이며, selectForDoor()의 "문별 최소-priority 후보 선택" 알고리즘은 이 상수 값의 범위({1,2,3}→{1..6})에 무관하게 그대로 동작한다(개방-폐쇄 원칙, ENG-SWE2-001 2.4절/4장 결정 2번 재확인). coding 단계에서 command_arbiter.py 자체를 수정할 필요가 없다 — 오직 constants.py에 상수 3개를 추가하고 ngv/domain/types.py의 CandidateCommand.priority invariant 주석(범위 1~3 → 1~6)만 갱신하면 된다.</w:t>
+      </w:r>
+    </w:p>
+    <w:p>
+      <w:pPr>
+        <w:pStyle w:val="Heading2"/>
+      </w:pPr>
+      <w:r>
+        <w:t>5.3b IU-0009 Phase3 갱신분(ARC-0009 안전 커널 평가 오케스트레이터)</w:t>
+      </w:r>
+    </w:p>
+    <w:p>
+      <w:r>
+        <w:t>생성자(__init__) 갱신: vehicleSpeedMonitor(IU-0014), isofixMonitor(IU-0015), ignitionOffReleaseMonitor(IU-0016) 3개 협력 객체를 신규로 주입받아 보관한다(DIP, Phase2와 동일 원칙 — 구체 클래스가 아니라 포트 계약에 의존).</w:t>
+      </w:r>
+    </w:p>
+    <w:p>
+      <w:pPr>
+        <w:pStyle w:val="Heading3"/>
+      </w:pPr>
+      <w:r>
+        <w:t>IU-0009.evaluatePhase2Candidates(...)는 Phase3에서 evaluatePhase3Candidates(normalizedInput, nowS)로 개명·확장한다  [갱신]</w:t>
+      </w:r>
+    </w:p>
+    <w:tbl>
+      <w:tblPr>
+        <w:tblW w:type="auto" w:w="0"/>
+        <w:tblLook w:firstColumn="1" w:firstRow="1" w:lastColumn="0" w:lastRow="0" w:noHBand="0" w:noVBand="1" w:val="04A0"/>
+        <w:tblBorders>
+          <w:top w:val="single" w:color="auto" w:sz="4"/>
+          <w:left w:val="single" w:color="auto" w:sz="4"/>
+          <w:bottom w:val="single" w:color="auto" w:sz="4"/>
+          <w:right w:val="single" w:color="auto" w:sz="4"/>
+          <w:insideH w:val="single" w:color="auto" w:sz="4"/>
+          <w:insideV w:val="single" w:color="auto" w:sz="4"/>
+        </w:tblBorders>
+      </w:tblPr>
+      <w:tblGrid>
+        <w:gridCol w:w="5233"/>
+        <w:gridCol w:w="5233"/>
+      </w:tblGrid>
+      <w:tr>
+        <w:tc>
+          <w:tcPr>
+            <w:tcW w:type="dxa" w:w="5233"/>
+            <w:shd w:val="clear" w:fill="D9D9D9"/>
+          </w:tcPr>
+          <w:p>
+            <w:r>
+              <w:t>항목</w:t>
+            </w:r>
+          </w:p>
+        </w:tc>
+        <w:tc>
+          <w:tcPr>
+            <w:tcW w:type="dxa" w:w="5233"/>
+            <w:shd w:val="clear" w:fill="D9D9D9"/>
+          </w:tcPr>
+          <w:p>
+            <w:r>
+              <w:t>내용</w:t>
+            </w:r>
+          </w:p>
+        </w:tc>
+      </w:tr>
+      <w:tr>
+        <w:tc>
+          <w:tcPr>
+            <w:tcW w:type="dxa" w:w="5233"/>
+          </w:tcPr>
+          <w:p>
+            <w:r>
+              <w:t>입력</w:t>
+            </w:r>
+          </w:p>
+        </w:tc>
+        <w:tc>
+          <w:tcPr>
+            <w:tcW w:type="dxa" w:w="5233"/>
+          </w:tcPr>
+          <w:p>
+            <w:r>
+              <w:t>normalizedInput: NormalizedSafetyInput(12필드). nowS: float</w:t>
+            </w:r>
+          </w:p>
+        </w:tc>
+      </w:tr>
+      <w:tr>
+        <w:tc>
+          <w:tcPr>
+            <w:tcW w:type="dxa" w:w="5233"/>
+          </w:tcPr>
+          <w:p>
+            <w:r>
+              <w:t>출력</w:t>
+            </w:r>
+          </w:p>
+        </w:tc>
+        <w:tc>
+          <w:tcPr>
+            <w:tcW w:type="dxa" w:w="5233"/>
+          </w:tcPr>
+          <w:p>
+            <w:r>
+              <w:t>list[CandidateCommand] — assembleCandidateCommands()의 반환값(갱신)</w:t>
+            </w:r>
+          </w:p>
+        </w:tc>
+      </w:tr>
+      <w:tr>
+        <w:tc>
+          <w:tcPr>
+            <w:tcW w:type="dxa" w:w="5233"/>
+          </w:tcPr>
+          <w:p>
+            <w:r>
+              <w:t>사전조건</w:t>
+            </w:r>
+          </w:p>
+        </w:tc>
+        <w:tc>
+          <w:tcPr>
+            <w:tcW w:type="dxa" w:w="5233"/>
+          </w:tcPr>
+          <w:p>
+            <w:r>
+              <w:t>Phase2와 동일(normalizedInput is not None)</w:t>
+            </w:r>
+          </w:p>
+        </w:tc>
+      </w:tr>
+      <w:tr>
+        <w:tc>
+          <w:tcPr>
+            <w:tcW w:type="dxa" w:w="5233"/>
+          </w:tcPr>
+          <w:p>
+            <w:r>
+              <w:t>사후조건</w:t>
+            </w:r>
+          </w:p>
+        </w:tc>
+        <w:tc>
+          <w:tcPr>
+            <w:tcW w:type="dxa" w:w="5233"/>
+          </w:tcPr>
+          <w:p>
+            <w:r>
+              <w:t>Phase2의 4개 호출(IU-0010~0013)에 이어 IU-0016.evaluate(normalizedInput.ignitionOnField, nowS), IU-0015.evaluate(normalizedInput.isofixLeftField, normalizedInput.isofixRightField), IU-0014.evaluate(normalizedInput.vehicleSpeedField, nowS)를 순서대로(가독성 순서, 정합성에는 무관) 호출하고 그 결과까지 포함해 assembleCandidateCommands()에 전달한다</w:t>
+            </w:r>
+          </w:p>
+        </w:tc>
+      </w:tr>
+      <w:tr>
+        <w:tc>
+          <w:tcPr>
+            <w:tcW w:type="dxa" w:w="5233"/>
+          </w:tcPr>
+          <w:p>
+            <w:r>
+              <w:t>부작용</w:t>
+            </w:r>
+          </w:p>
+        </w:tc>
+        <w:tc>
+          <w:tcPr>
+            <w:tcW w:type="dxa" w:w="5233"/>
+          </w:tcPr>
+          <w:p>
+            <w:r>
+              <w:t>없음(호출만 수행, 판정 로직 없음 — 단일 책임 유지)</w:t>
+            </w:r>
+          </w:p>
+        </w:tc>
+      </w:tr>
+      <w:tr>
+        <w:tc>
+          <w:tcPr>
+            <w:tcW w:type="dxa" w:w="5233"/>
+          </w:tcPr>
+          <w:p>
+            <w:r>
+              <w:t>예외/오류</w:t>
+            </w:r>
+          </w:p>
+        </w:tc>
+        <w:tc>
+          <w:tcPr>
+            <w:tcW w:type="dxa" w:w="5233"/>
+          </w:tcPr>
+          <w:p>
+            <w:r>
+              <w:t>없음 — 하위 IU 각각의 방어적 계약(None 전달 시 ValueError)을 그대로 전파(2-1~2-11단계 판정 핵심 경로에 포함되어 IU-0009.runCoreStages()의 try/except가 최종적으로 흡수, 6장/10장 참조)</w:t>
+            </w:r>
+          </w:p>
+        </w:tc>
+      </w:tr>
+      <w:tr>
+        <w:tc>
+          <w:tcPr>
+            <w:tcW w:type="dxa" w:w="5233"/>
+          </w:tcPr>
+          <w:p>
+            <w:r>
+              <w:t>시간 제약</w:t>
+            </w:r>
+          </w:p>
+        </w:tc>
+        <w:tc>
+          <w:tcPr>
+            <w:tcW w:type="dxa" w:w="5233"/>
+          </w:tcPr>
+          <w:p>
+            <w:r>
+              <w:t>tick(50ms) 내 완료 — 신규 리프 호출 3건 추가는 O(1) 판정 로직 3회 추가에 불과(ENG-SWE2-001 10장 근거와 동일)</w:t>
+            </w:r>
+          </w:p>
+        </w:tc>
+      </w:tr>
+    </w:tbl>
+    <w:p>
+      <w:pPr>
+        <w:pStyle w:val="Heading3"/>
+      </w:pPr>
+      <w:r>
+        <w:t>IU-0009.assembleCandidateCommands(crashResult, approachResult, overrideDecision, forcedReleaseResult, ignitionOffResult, isofixResult, vehicleSpeedResult) -&gt; list[CandidateCommand]  [갱신, 파라미터 3개 추가]</w:t>
+      </w:r>
+    </w:p>
+    <w:tbl>
+      <w:tblPr>
+        <w:tblW w:type="auto" w:w="0"/>
+        <w:tblLook w:firstColumn="1" w:firstRow="1" w:lastColumn="0" w:lastRow="0" w:noHBand="0" w:noVBand="1" w:val="04A0"/>
+        <w:tblBorders>
+          <w:top w:val="single" w:color="auto" w:sz="4"/>
+          <w:left w:val="single" w:color="auto" w:sz="4"/>
+          <w:bottom w:val="single" w:color="auto" w:sz="4"/>
+          <w:right w:val="single" w:color="auto" w:sz="4"/>
+          <w:insideH w:val="single" w:color="auto" w:sz="4"/>
+          <w:insideV w:val="single" w:color="auto" w:sz="4"/>
+        </w:tblBorders>
+      </w:tblPr>
+      <w:tblGrid>
+        <w:gridCol w:w="5233"/>
+        <w:gridCol w:w="5233"/>
+      </w:tblGrid>
+      <w:tr>
+        <w:tc>
+          <w:tcPr>
+            <w:tcW w:type="dxa" w:w="5233"/>
+            <w:shd w:val="clear" w:fill="D9D9D9"/>
+          </w:tcPr>
+          <w:p>
+            <w:r>
+              <w:t>항목</w:t>
+            </w:r>
+          </w:p>
+        </w:tc>
+        <w:tc>
+          <w:tcPr>
+            <w:tcW w:type="dxa" w:w="5233"/>
+            <w:shd w:val="clear" w:fill="D9D9D9"/>
+          </w:tcPr>
+          <w:p>
+            <w:r>
+              <w:t>내용</w:t>
+            </w:r>
+          </w:p>
+        </w:tc>
+      </w:tr>
+      <w:tr>
+        <w:tc>
+          <w:tcPr>
+            <w:tcW w:type="dxa" w:w="5233"/>
+          </w:tcPr>
+          <w:p>
+            <w:r>
+              <w:t>입력</w:t>
+            </w:r>
+          </w:p>
+        </w:tc>
+        <w:tc>
+          <w:tcPr>
+            <w:tcW w:type="dxa" w:w="5233"/>
+          </w:tcPr>
+          <w:p>
+            <w:r>
+              <w:t>crashResult: CrashEvaluationResult, approachResult: ApproachRiskResult, overrideDecision: OverrideDecision, forcedReleaseResult: ForcedReleaseResult(Phase2, 변경 없음) + ignitionOffResult: IgnitionOffReleaseResult, isofixResult: ISOFIXLockResult, vehicleSpeedResult: VehicleSpeedLockResult(Phase3 신규 3개)</w:t>
+            </w:r>
+          </w:p>
+        </w:tc>
+      </w:tr>
+      <w:tr>
+        <w:tc>
+          <w:tcPr>
+            <w:tcW w:type="dxa" w:w="5233"/>
+          </w:tcPr>
+          <w:p>
+            <w:r>
+              <w:t>출력</w:t>
+            </w:r>
+          </w:p>
+        </w:tc>
+        <w:tc>
+          <w:tcPr>
+            <w:tcW w:type="dxa" w:w="5233"/>
+          </w:tcPr>
+          <w:p>
+            <w:r>
+              <w:t>list[CandidateCommand] — 우선순위 순서는 무의미(IU-0005가 priority로 선택)</w:t>
+            </w:r>
+          </w:p>
+        </w:tc>
+      </w:tr>
+      <w:tr>
+        <w:tc>
+          <w:tcPr>
+            <w:tcW w:type="dxa" w:w="5233"/>
+          </w:tcPr>
+          <w:p>
+            <w:r>
+              <w:t>사전조건</w:t>
+            </w:r>
+          </w:p>
+        </w:tc>
+        <w:tc>
+          <w:tcPr>
+            <w:tcW w:type="dxa" w:w="5233"/>
+          </w:tcPr>
+          <w:p>
+            <w:r>
+              <w:t>Phase2와 동일(7개 인자 모두 not None — 각 하위 IU가 항상 값 있는 결과 객체를 반환하므로 None이 전달될 수 없음)</w:t>
+            </w:r>
+          </w:p>
+        </w:tc>
+      </w:tr>
+      <w:tr>
+        <w:tc>
+          <w:tcPr>
+            <w:tcW w:type="dxa" w:w="5233"/>
+          </w:tcPr>
+          <w:p>
+            <w:r>
+              <w:t>사후조건</w:t>
+            </w:r>
+          </w:p>
+        </w:tc>
+        <w:tc>
+          <w:tcPr>
+            <w:tcW w:type="dxa" w:w="5233"/>
+          </w:tcPr>
+          <w:p>
+            <w:r>
+              <w:t>Phase2의 4개 append 규칙(crash/좌접근위험[override 예외]/우접근위험[override 예외]/화재등)에 이어 ignitionOffResult.releaseCandidate is not None이면 append, isofixResult.leftLockCandidate/rightLockCandidate 각각 is not None이면 append, vehicleSpeedResult.lockCandidate is not None이면 append — Phase3 3건은 override 등 별도 철회 조건이 없다(결정표 J는 접근위험 전용이며 Phase3에는 적용되지 않음, 7장 참조)</w:t>
+            </w:r>
+          </w:p>
+        </w:tc>
+      </w:tr>
+      <w:tr>
+        <w:tc>
+          <w:tcPr>
+            <w:tcW w:type="dxa" w:w="5233"/>
+          </w:tcPr>
+          <w:p>
+            <w:r>
+              <w:t>부작용</w:t>
+            </w:r>
+          </w:p>
+        </w:tc>
+        <w:tc>
+          <w:tcPr>
+            <w:tcW w:type="dxa" w:w="5233"/>
+          </w:tcPr>
+          <w:p>
+            <w:r>
+              <w:t>없음(리스트 조립만 수행, 판정 로직 없음 — Phase2 원칙 그대로 승계)</w:t>
+            </w:r>
+          </w:p>
+        </w:tc>
+      </w:tr>
+      <w:tr>
+        <w:tc>
+          <w:tcPr>
+            <w:tcW w:type="dxa" w:w="5233"/>
+          </w:tcPr>
+          <w:p>
+            <w:r>
+              <w:t>예외/오류</w:t>
+            </w:r>
+          </w:p>
+        </w:tc>
+        <w:tc>
+          <w:tcPr>
+            <w:tcW w:type="dxa" w:w="5233"/>
+          </w:tcPr>
+          <w:p>
+            <w:r>
+              <w:t>없음</w:t>
+            </w:r>
+          </w:p>
+        </w:tc>
+      </w:tr>
+      <w:tr>
+        <w:tc>
+          <w:tcPr>
+            <w:tcW w:type="dxa" w:w="5233"/>
+          </w:tcPr>
+          <w:p>
+            <w:r>
+              <w:t>시간 제약</w:t>
+            </w:r>
+          </w:p>
+        </w:tc>
+        <w:tc>
+          <w:tcPr>
+            <w:tcW w:type="dxa" w:w="5233"/>
+          </w:tcPr>
+          <w:p>
+            <w:r>
+              <w:t>O(1)</w:t>
+            </w:r>
+          </w:p>
+        </w:tc>
+      </w:tr>
+    </w:tbl>
+    <w:p>
+      <w:r>
+        <w:t>IU-0009.reset() -&gt; None: 계약 변경 없음(Phase2와 동일) — IU-0014/IU-0015/IU-0016은 내부 상태가 없어 reset() 자체를 정의하지 않는다(상태 없는 순수 함수 컴포넌트, IU-0010/0011/0013과 동일한 설계, 4장 참조).</w:t>
+      </w:r>
+    </w:p>
+    <w:p>
+      <w:pPr>
+        <w:pStyle w:val="Heading2"/>
+      </w:pPr>
+      <w:r>
+        <w:t>5.11 IU-0003 갱신분(ARC-0003 상태 관리자) — OFF 판정 추가</w:t>
+      </w:r>
+    </w:p>
+    <w:p>
+      <w:pPr>
+        <w:pStyle w:val="Heading3"/>
+      </w:pPr>
+      <w:r>
+        <w:t>IU-0003.evaluate(freshnessResult, sensorFaultField, ignitionOnField, nowS) -&gt; StateResult  [갱신, 파라미터 1개 추가]</w:t>
+      </w:r>
+    </w:p>
+    <w:tbl>
+      <w:tblPr>
+        <w:tblW w:type="auto" w:w="0"/>
+        <w:tblLook w:firstColumn="1" w:firstRow="1" w:lastColumn="0" w:lastRow="0" w:noHBand="0" w:noVBand="1" w:val="04A0"/>
+        <w:tblBorders>
+          <w:top w:val="single" w:color="auto" w:sz="4"/>
+          <w:left w:val="single" w:color="auto" w:sz="4"/>
+          <w:bottom w:val="single" w:color="auto" w:sz="4"/>
+          <w:right w:val="single" w:color="auto" w:sz="4"/>
+          <w:insideH w:val="single" w:color="auto" w:sz="4"/>
+          <w:insideV w:val="single" w:color="auto" w:sz="4"/>
+        </w:tblBorders>
+      </w:tblPr>
+      <w:tblGrid>
+        <w:gridCol w:w="5233"/>
+        <w:gridCol w:w="5233"/>
+      </w:tblGrid>
+      <w:tr>
+        <w:tc>
+          <w:tcPr>
+            <w:tcW w:type="dxa" w:w="5233"/>
+            <w:shd w:val="clear" w:fill="D9D9D9"/>
+          </w:tcPr>
+          <w:p>
+            <w:r>
+              <w:t>항목</w:t>
+            </w:r>
+          </w:p>
+        </w:tc>
+        <w:tc>
+          <w:tcPr>
+            <w:tcW w:type="dxa" w:w="5233"/>
+            <w:shd w:val="clear" w:fill="D9D9D9"/>
+          </w:tcPr>
+          <w:p>
+            <w:r>
+              <w:t>내용</w:t>
+            </w:r>
+          </w:p>
+        </w:tc>
+      </w:tr>
+      <w:tr>
+        <w:tc>
+          <w:tcPr>
+            <w:tcW w:type="dxa" w:w="5233"/>
+          </w:tcPr>
+          <w:p>
+            <w:r>
+              <w:t>입력</w:t>
+            </w:r>
+          </w:p>
+        </w:tc>
+        <w:tc>
+          <w:tcPr>
+            <w:tcW w:type="dxa" w:w="5233"/>
+          </w:tcPr>
+          <w:p>
+            <w:r>
+              <w:t>freshnessResult: FreshnessResult, sensorFaultField: FieldValidationResult[bool](Phase1과 동일) + ignitionOnField: FieldValidationResult[bool](Phase3 신규 파라미터, IU-0001 검증 결과). nowS: float</w:t>
+            </w:r>
+          </w:p>
+        </w:tc>
+      </w:tr>
+      <w:tr>
+        <w:tc>
+          <w:tcPr>
+            <w:tcW w:type="dxa" w:w="5233"/>
+          </w:tcPr>
+          <w:p>
+            <w:r>
+              <w:t>출력</w:t>
+            </w:r>
+          </w:p>
+        </w:tc>
+        <w:tc>
+          <w:tcPr>
+            <w:tcW w:type="dxa" w:w="5233"/>
+          </w:tcPr>
+          <w:p>
+            <w:r>
+              <w:t>StateResult{state, changedToFault, warningReasonCode} — state ∈ {NORMAL, DEGRADED, FAULT, OFF}(Phase3 확장)</w:t>
+            </w:r>
+          </w:p>
+        </w:tc>
+      </w:tr>
+      <w:tr>
+        <w:tc>
+          <w:tcPr>
+            <w:tcW w:type="dxa" w:w="5233"/>
+          </w:tcPr>
+          <w:p>
+            <w:r>
+              <w:t>사전조건</w:t>
+            </w:r>
+          </w:p>
+        </w:tc>
+        <w:tc>
+          <w:tcPr>
+            <w:tcW w:type="dxa" w:w="5233"/>
+          </w:tcPr>
+          <w:p>
+            <w:r>
+              <w:t>Phase1/2와 동일(sensorFaultField.value is not None) + ignitionOnField is not None(신규 — None이면 상위 계약 위반)</w:t>
+            </w:r>
+          </w:p>
+        </w:tc>
+      </w:tr>
+      <w:tr>
+        <w:tc>
+          <w:tcPr>
+            <w:tcW w:type="dxa" w:w="5233"/>
+          </w:tcPr>
+          <w:p>
+            <w:r>
+              <w:t>사후조건</w:t>
+            </w:r>
+          </w:p>
+        </w:tc>
+        <w:tc>
+          <w:tcPr>
+            <w:tcW w:type="dxa" w:w="5233"/>
+          </w:tcPr>
+          <w:p>
+            <w:r>
+              <w:t>결정표 K(7장)에 따라 재판정: (1) sensorFaultField.value is True ⇒ FAULT(Phase1과 동일, 최우선). (2) 그 외 ignitionOnField.valid is True and ignitionOnField.value is False ⇒ OFF(신규, warningReasonCode=WARNING_CODE_IGNITION_OFF). (3) 그 외 freshnessResult.stale is True ⇒ DEGRADED(Phase1과 동일). (4) 그 외 ⇒ NORMAL. changedToFault는 Phase1과 동일하게 "이번 주기에 새로 FAULT로 전이했는가"만 추적(OFF 전용 플래그 없음, 4장 참조)</w:t>
+            </w:r>
+          </w:p>
+        </w:tc>
+      </w:tr>
+      <w:tr>
+        <w:tc>
+          <w:tcPr>
+            <w:tcW w:type="dxa" w:w="5233"/>
+          </w:tcPr>
+          <w:p>
+            <w:r>
+              <w:t>부작용</w:t>
+            </w:r>
+          </w:p>
+        </w:tc>
+        <w:tc>
+          <w:tcPr>
+            <w:tcW w:type="dxa" w:w="5233"/>
+          </w:tcPr>
+          <w:p>
+            <w:r>
+              <w:t>self.currentState 갱신(Phase1과 동일, IU-0003이 단일 진실 공급원)</w:t>
+            </w:r>
+          </w:p>
+        </w:tc>
+      </w:tr>
+      <w:tr>
+        <w:tc>
+          <w:tcPr>
+            <w:tcW w:type="dxa" w:w="5233"/>
+          </w:tcPr>
+          <w:p>
+            <w:r>
+              <w:t>예외/오류</w:t>
+            </w:r>
+          </w:p>
+        </w:tc>
+        <w:tc>
+          <w:tcPr>
+            <w:tcW w:type="dxa" w:w="5233"/>
+          </w:tcPr>
+          <w:p>
+            <w:r>
+              <w:t>sensorFaultField.value가 None이면 ValueError(Phase1과 동일 메시지 패턴). ignitionOnField가 None이면 ValueError(신규, IU-0010/0011/0013과 동일한 방어적 계약 스타일)</w:t>
+            </w:r>
+          </w:p>
+        </w:tc>
+      </w:tr>
+      <w:tr>
+        <w:tc>
+          <w:tcPr>
+            <w:tcW w:type="dxa" w:w="5233"/>
+          </w:tcPr>
+          <w:p>
+            <w:r>
+              <w:t>시간 제약</w:t>
+            </w:r>
+          </w:p>
+        </w:tc>
+        <w:tc>
+          <w:tcPr>
+            <w:tcW w:type="dxa" w:w="5233"/>
+          </w:tcPr>
+          <w:p>
+            <w:r>
+              <w:t>O(1)</w:t>
+            </w:r>
+          </w:p>
+        </w:tc>
+      </w:tr>
+    </w:tbl>
+    <w:p>
+      <w:r>
+        <w:t>ignitionOnField.valid=False(형식 오류) 처리: OFF 판정을 보류하고 (3)/(4) 경로(freshness/NORMAL)로 대체한다 — 이는 ENG-SWE2-001 8장이 "확인 필요"로 이월한 항목(갭 (a))을 본 상세설계가 확정한 것이다. 근거는 8.8절/10.8절 참조(요약: ARC-0016의 IF-0023 오류계약이 이미 "ignitionOnField.valid=False 시 후보 미생성·OFF 미판정"이라고 명시하고 있어, IU-0003도 동일한 원칙을 적용하는 것이 IU-0016과의 일관성을 보장한다 — 두 컴포넌트가 동일한 ignitionOnField를 병렬로 소비하면서 서로 다른 신뢰 기준을 적용하면 모순이 생긴다).</w:t>
+      </w:r>
+    </w:p>
+    <w:p>
+      <w:r>
+        <w:t>IU-0003.reset() -&gt; None: 계약 변경 없음(Phase1과 동일) — self.currentState = SystemState.NORMAL로 복귀.</w:t>
+      </w:r>
+    </w:p>
+    <w:p>
+      <w:pPr>
+        <w:pStyle w:val="Heading2"/>
+      </w:pPr>
+      <w:r>
+        <w:t>5.12 IU-0014 (ARC-0014 차속 자동주행잠금 감시) — 신규</w:t>
+      </w:r>
+    </w:p>
+    <w:p>
+      <w:pPr>
+        <w:pStyle w:val="Heading3"/>
+      </w:pPr>
+      <w:r>
+        <w:t>IU-0014.evaluate(vehicleSpeedField, nowS) -&gt; VehicleSpeedLockResult</w:t>
+      </w:r>
+    </w:p>
+    <w:tbl>
+      <w:tblPr>
+        <w:tblW w:type="auto" w:w="0"/>
+        <w:tblLook w:firstColumn="1" w:firstRow="1" w:lastColumn="0" w:lastRow="0" w:noHBand="0" w:noVBand="1" w:val="04A0"/>
+        <w:tblBorders>
+          <w:top w:val="single" w:color="auto" w:sz="4"/>
+          <w:left w:val="single" w:color="auto" w:sz="4"/>
+          <w:bottom w:val="single" w:color="auto" w:sz="4"/>
+          <w:right w:val="single" w:color="auto" w:sz="4"/>
+          <w:insideH w:val="single" w:color="auto" w:sz="4"/>
+          <w:insideV w:val="single" w:color="auto" w:sz="4"/>
+        </w:tblBorders>
+      </w:tblPr>
+      <w:tblGrid>
+        <w:gridCol w:w="5233"/>
+        <w:gridCol w:w="5233"/>
+      </w:tblGrid>
+      <w:tr>
+        <w:tc>
+          <w:tcPr>
+            <w:tcW w:type="dxa" w:w="5233"/>
+            <w:shd w:val="clear" w:fill="D9D9D9"/>
+          </w:tcPr>
+          <w:p>
+            <w:r>
+              <w:t>항목</w:t>
+            </w:r>
+          </w:p>
+        </w:tc>
+        <w:tc>
+          <w:tcPr>
+            <w:tcW w:type="dxa" w:w="5233"/>
+            <w:shd w:val="clear" w:fill="D9D9D9"/>
+          </w:tcPr>
+          <w:p>
+            <w:r>
+              <w:t>내용</w:t>
+            </w:r>
+          </w:p>
+        </w:tc>
+      </w:tr>
+      <w:tr>
+        <w:tc>
+          <w:tcPr>
+            <w:tcW w:type="dxa" w:w="5233"/>
+          </w:tcPr>
+          <w:p>
+            <w:r>
+              <w:t>입력</w:t>
+            </w:r>
+          </w:p>
+        </w:tc>
+        <w:tc>
+          <w:tcPr>
+            <w:tcW w:type="dxa" w:w="5233"/>
+          </w:tcPr>
+          <w:p>
+            <w:r>
+              <w:t>vehicleSpeedField: FieldValidationResult[float] — IU-0001 정규화 결과. nowS: float(이번 알고리즘은 미사용, 향후 확장 예약 — IU-0010과 동일 패턴)</w:t>
+            </w:r>
+          </w:p>
+        </w:tc>
+      </w:tr>
+      <w:tr>
+        <w:tc>
+          <w:tcPr>
+            <w:tcW w:type="dxa" w:w="5233"/>
+          </w:tcPr>
+          <w:p>
+            <w:r>
+              <w:t>출력</w:t>
+            </w:r>
+          </w:p>
+        </w:tc>
+        <w:tc>
+          <w:tcPr>
+            <w:tcW w:type="dxa" w:w="5233"/>
+          </w:tcPr>
+          <w:p>
+            <w:r>
+              <w:t>VehicleSpeedLockResult{locked, lockCandidate}</w:t>
+            </w:r>
+          </w:p>
+        </w:tc>
+      </w:tr>
+      <w:tr>
+        <w:tc>
+          <w:tcPr>
+            <w:tcW w:type="dxa" w:w="5233"/>
+          </w:tcPr>
+          <w:p>
+            <w:r>
+              <w:t>사전조건</w:t>
+            </w:r>
+          </w:p>
+        </w:tc>
+        <w:tc>
+          <w:tcPr>
+            <w:tcW w:type="dxa" w:w="5233"/>
+          </w:tcPr>
+          <w:p>
+            <w:r>
+              <w:t>없음(방어적 계약)</w:t>
+            </w:r>
+          </w:p>
+        </w:tc>
+      </w:tr>
+      <w:tr>
+        <w:tc>
+          <w:tcPr>
+            <w:tcW w:type="dxa" w:w="5233"/>
+          </w:tcPr>
+          <w:p>
+            <w:r>
+              <w:t>사후조건</w:t>
+            </w:r>
+          </w:p>
+        </w:tc>
+        <w:tc>
+          <w:tcPr>
+            <w:tcW w:type="dxa" w:w="5233"/>
+          </w:tcPr>
+          <w:p>
+            <w:r>
+              <w:t>vehicleSpeedField.valid is True and vehicleSpeedField.value &gt;= AUTO_DRIVE_LOCK_SPEED_THRESHOLD_KPH(3.0) ⇒ locked=True, lockCandidate=CandidateCommand(door=BOTH, command=LOCK, priority=PRIORITY_AUTO_DRIVE_LOCK, reasonCode=REASON_CODE_AUTO_DRIVE_LOCK). 그 외(값이 3.0 미만이거나 valid=False) ⇒ locked=False, lockCandidate=None(10.4절/10.7절 원칙 — invalid는 대체가 아니라 후보 미생성)</w:t>
+            </w:r>
+          </w:p>
+        </w:tc>
+      </w:tr>
+      <w:tr>
+        <w:tc>
+          <w:tcPr>
+            <w:tcW w:type="dxa" w:w="5233"/>
+          </w:tcPr>
+          <w:p>
+            <w:r>
+              <w:t>부작용</w:t>
+            </w:r>
+          </w:p>
+        </w:tc>
+        <w:tc>
+          <w:tcPr>
+            <w:tcW w:type="dxa" w:w="5233"/>
+          </w:tcPr>
+          <w:p>
+            <w:r>
+              <w:t>없음(순수 함수, 내부 상태 없음 — ARC-0014 FFI 서술과 일치)</w:t>
+            </w:r>
+          </w:p>
+        </w:tc>
+      </w:tr>
+      <w:tr>
+        <w:tc>
+          <w:tcPr>
+            <w:tcW w:type="dxa" w:w="5233"/>
+          </w:tcPr>
+          <w:p>
+            <w:r>
+              <w:t>예외/오류</w:t>
+            </w:r>
+          </w:p>
+        </w:tc>
+        <w:tc>
+          <w:tcPr>
+            <w:tcW w:type="dxa" w:w="5233"/>
+          </w:tcPr>
+          <w:p>
+            <w:r>
+              <w:t>vehicleSpeedField가 None이면 ValueError("IU-0014: vehicleSpeedField must not be None")</w:t>
+            </w:r>
+          </w:p>
+        </w:tc>
+      </w:tr>
+      <w:tr>
+        <w:tc>
+          <w:tcPr>
+            <w:tcW w:type="dxa" w:w="5233"/>
+          </w:tcPr>
+          <w:p>
+            <w:r>
+              <w:t>시간 제약</w:t>
+            </w:r>
+          </w:p>
+        </w:tc>
+        <w:tc>
+          <w:tcPr>
+            <w:tcW w:type="dxa" w:w="5233"/>
+          </w:tcPr>
+          <w:p>
+            <w:r>
+              <w:t>O(1)</w:t>
+            </w:r>
+          </w:p>
+        </w:tc>
+      </w:tr>
+    </w:tbl>
+    <w:p>
+      <w:pPr>
+        <w:pStyle w:val="Heading2"/>
+      </w:pPr>
+      <w:r>
+        <w:t>5.13 IU-0015 (ARC-0015 ISOFIX 강제잠금 감시) — 신규</w:t>
+      </w:r>
+    </w:p>
+    <w:p>
+      <w:pPr>
+        <w:pStyle w:val="Heading3"/>
+      </w:pPr>
+      <w:r>
+        <w:t>IU-0015.evaluate(isofixLeftField, isofixRightField) -&gt; ISOFIXLockResult</w:t>
+      </w:r>
+    </w:p>
+    <w:tbl>
+      <w:tblPr>
+        <w:tblW w:type="auto" w:w="0"/>
+        <w:tblLook w:firstColumn="1" w:firstRow="1" w:lastColumn="0" w:lastRow="0" w:noHBand="0" w:noVBand="1" w:val="04A0"/>
+        <w:tblBorders>
+          <w:top w:val="single" w:color="auto" w:sz="4"/>
+          <w:left w:val="single" w:color="auto" w:sz="4"/>
+          <w:bottom w:val="single" w:color="auto" w:sz="4"/>
+          <w:right w:val="single" w:color="auto" w:sz="4"/>
+          <w:insideH w:val="single" w:color="auto" w:sz="4"/>
+          <w:insideV w:val="single" w:color="auto" w:sz="4"/>
+        </w:tblBorders>
+      </w:tblPr>
+      <w:tblGrid>
+        <w:gridCol w:w="5233"/>
+        <w:gridCol w:w="5233"/>
+      </w:tblGrid>
+      <w:tr>
+        <w:tc>
+          <w:tcPr>
+            <w:tcW w:type="dxa" w:w="5233"/>
+            <w:shd w:val="clear" w:fill="D9D9D9"/>
+          </w:tcPr>
+          <w:p>
+            <w:r>
+              <w:t>항목</w:t>
+            </w:r>
+          </w:p>
+        </w:tc>
+        <w:tc>
+          <w:tcPr>
+            <w:tcW w:type="dxa" w:w="5233"/>
+            <w:shd w:val="clear" w:fill="D9D9D9"/>
+          </w:tcPr>
+          <w:p>
+            <w:r>
+              <w:t>내용</w:t>
+            </w:r>
+          </w:p>
+        </w:tc>
+      </w:tr>
+      <w:tr>
+        <w:tc>
+          <w:tcPr>
+            <w:tcW w:type="dxa" w:w="5233"/>
+          </w:tcPr>
+          <w:p>
+            <w:r>
+              <w:t>입력</w:t>
+            </w:r>
+          </w:p>
+        </w:tc>
+        <w:tc>
+          <w:tcPr>
+            <w:tcW w:type="dxa" w:w="5233"/>
+          </w:tcPr>
+          <w:p>
+            <w:r>
+              <w:t>isofixLeftField, isofixRightField: FieldValidationResult[bool] — IU-0001 정규화 결과</w:t>
+            </w:r>
+          </w:p>
+        </w:tc>
+      </w:tr>
+      <w:tr>
+        <w:tc>
+          <w:tcPr>
+            <w:tcW w:type="dxa" w:w="5233"/>
+          </w:tcPr>
+          <w:p>
+            <w:r>
+              <w:t>출력</w:t>
+            </w:r>
+          </w:p>
+        </w:tc>
+        <w:tc>
+          <w:tcPr>
+            <w:tcW w:type="dxa" w:w="5233"/>
+          </w:tcPr>
+          <w:p>
+            <w:r>
+              <w:t>ISOFIXLockResult{leftLockActive, rightLockActive, leftLockCandidate, rightLockCandidate, leftReasonCode, rightReasonCode}</w:t>
+            </w:r>
+          </w:p>
+        </w:tc>
+      </w:tr>
+      <w:tr>
+        <w:tc>
+          <w:tcPr>
+            <w:tcW w:type="dxa" w:w="5233"/>
+          </w:tcPr>
+          <w:p>
+            <w:r>
+              <w:t>사전조건</w:t>
+            </w:r>
+          </w:p>
+        </w:tc>
+        <w:tc>
+          <w:tcPr>
+            <w:tcW w:type="dxa" w:w="5233"/>
+          </w:tcPr>
+          <w:p>
+            <w:r>
+              <w:t>없음(방어적 계약)</w:t>
+            </w:r>
+          </w:p>
+        </w:tc>
+      </w:tr>
+      <w:tr>
+        <w:tc>
+          <w:tcPr>
+            <w:tcW w:type="dxa" w:w="5233"/>
+          </w:tcPr>
+          <w:p>
+            <w:r>
+              <w:t>사후조건</w:t>
+            </w:r>
+          </w:p>
+        </w:tc>
+        <w:tc>
+          <w:tcPr>
+            <w:tcW w:type="dxa" w:w="5233"/>
+          </w:tcPr>
+          <w:p>
+            <w:r>
+              <w:t>evaluateSide()를 좌/우 각각 독립 호출해 조립(IU-0011과 동일 구조). 좌: fieldResult.valid and fieldResult.value is True ⇒ leftLockActive=True, leftLockCandidate=CandidateCommand(LEFT, LOCK, PRIORITY_ISOFIX_FORCED_LOCK, REASON_CODE_ISOFIX_LEFT), leftReasonCode=REASON_CODE_ISOFIX_LEFT. 그 외 ⇒ leftLockActive=False, leftLockCandidate=None, leftReasonCode=None(우측 대칭)</w:t>
+            </w:r>
+          </w:p>
+        </w:tc>
+      </w:tr>
+      <w:tr>
+        <w:tc>
+          <w:tcPr>
+            <w:tcW w:type="dxa" w:w="5233"/>
+          </w:tcPr>
+          <w:p>
+            <w:r>
+              <w:t>부작용</w:t>
+            </w:r>
+          </w:p>
+        </w:tc>
+        <w:tc>
+          <w:tcPr>
+            <w:tcW w:type="dxa" w:w="5233"/>
+          </w:tcPr>
+          <w:p>
+            <w:r>
+              <w:t>없음(순수 함수, 내부 상태 없음 — ARC-0015 FFI 서술과 일치, IU-0011과 동일)</w:t>
+            </w:r>
+          </w:p>
+        </w:tc>
+      </w:tr>
+      <w:tr>
+        <w:tc>
+          <w:tcPr>
+            <w:tcW w:type="dxa" w:w="5233"/>
+          </w:tcPr>
+          <w:p>
+            <w:r>
+              <w:t>예외/오류</w:t>
+            </w:r>
+          </w:p>
+        </w:tc>
+        <w:tc>
+          <w:tcPr>
+            <w:tcW w:type="dxa" w:w="5233"/>
+          </w:tcPr>
+          <w:p>
+            <w:r>
+              <w:t>isofixLeftField 또는 isofixRightField가 None이면 ValueError</w:t>
+            </w:r>
+          </w:p>
+        </w:tc>
+      </w:tr>
+      <w:tr>
+        <w:tc>
+          <w:tcPr>
+            <w:tcW w:type="dxa" w:w="5233"/>
+          </w:tcPr>
+          <w:p>
+            <w:r>
+              <w:t>시간 제약</w:t>
+            </w:r>
+          </w:p>
+        </w:tc>
+        <w:tc>
+          <w:tcPr>
+            <w:tcW w:type="dxa" w:w="5233"/>
+          </w:tcPr>
+          <w:p>
+            <w:r>
+              <w:t>O(1)</w:t>
+            </w:r>
+          </w:p>
+        </w:tc>
+      </w:tr>
+    </w:tbl>
+    <w:p>
+      <w:r>
+        <w:t>내부 구조: IU-0015.evaluateSide(fieldResult, door, reasonCode) 정적 헬퍼를 좌/우 각각에 대해 독립 호출해 좌우 간 코드/상태 공유를 원천 차단한다(SWR-018b "좌우 독립" 요구사항을 알고리즘 수준에서 구조적으로 보장 — IU-0011.evaluateSide()와 완전히 동일한 패턴, 6.15절 알고리즘 참조).</w:t>
+      </w:r>
+    </w:p>
+    <w:p>
+      <w:pPr>
+        <w:pStyle w:val="Heading2"/>
+      </w:pPr>
+      <w:r>
+        <w:t>5.14 IU-0016 (ARC-0016 Ignition-Off 해제 후보 생성) — 신규</w:t>
+      </w:r>
+    </w:p>
+    <w:p>
+      <w:pPr>
+        <w:pStyle w:val="Heading3"/>
+      </w:pPr>
+      <w:r>
+        <w:t>IU-0016.evaluate(ignitionOnField, nowS) -&gt; IgnitionOffReleaseResult</w:t>
+      </w:r>
+    </w:p>
+    <w:tbl>
+      <w:tblPr>
+        <w:tblW w:type="auto" w:w="0"/>
+        <w:tblLook w:firstColumn="1" w:firstRow="1" w:lastColumn="0" w:lastRow="0" w:noHBand="0" w:noVBand="1" w:val="04A0"/>
+        <w:tblBorders>
+          <w:top w:val="single" w:color="auto" w:sz="4"/>
+          <w:left w:val="single" w:color="auto" w:sz="4"/>
+          <w:bottom w:val="single" w:color="auto" w:sz="4"/>
+          <w:right w:val="single" w:color="auto" w:sz="4"/>
+          <w:insideH w:val="single" w:color="auto" w:sz="4"/>
+          <w:insideV w:val="single" w:color="auto" w:sz="4"/>
+        </w:tblBorders>
+      </w:tblPr>
+      <w:tblGrid>
+        <w:gridCol w:w="5233"/>
+        <w:gridCol w:w="5233"/>
+      </w:tblGrid>
+      <w:tr>
+        <w:tc>
+          <w:tcPr>
+            <w:tcW w:type="dxa" w:w="5233"/>
+            <w:shd w:val="clear" w:fill="D9D9D9"/>
+          </w:tcPr>
+          <w:p>
+            <w:r>
+              <w:t>항목</w:t>
+            </w:r>
+          </w:p>
+        </w:tc>
+        <w:tc>
+          <w:tcPr>
+            <w:tcW w:type="dxa" w:w="5233"/>
+            <w:shd w:val="clear" w:fill="D9D9D9"/>
+          </w:tcPr>
+          <w:p>
+            <w:r>
+              <w:t>내용</w:t>
+            </w:r>
+          </w:p>
+        </w:tc>
+      </w:tr>
+      <w:tr>
+        <w:tc>
+          <w:tcPr>
+            <w:tcW w:type="dxa" w:w="5233"/>
+          </w:tcPr>
+          <w:p>
+            <w:r>
+              <w:t>입력</w:t>
+            </w:r>
+          </w:p>
+        </w:tc>
+        <w:tc>
+          <w:tcPr>
+            <w:tcW w:type="dxa" w:w="5233"/>
+          </w:tcPr>
+          <w:p>
+            <w:r>
+              <w:t>ignitionOnField: FieldValidationResult[bool] — IU-0001 정규화 결과(Phase1부터 존재하는 필드, Phase3에서 값 자체가 최초로 판정에 사용됨). nowS: float(이번 알고리즘은 미사용, 향후 확장 예약)</w:t>
+            </w:r>
+          </w:p>
+        </w:tc>
+      </w:tr>
+      <w:tr>
+        <w:tc>
+          <w:tcPr>
+            <w:tcW w:type="dxa" w:w="5233"/>
+          </w:tcPr>
+          <w:p>
+            <w:r>
+              <w:t>출력</w:t>
+            </w:r>
+          </w:p>
+        </w:tc>
+        <w:tc>
+          <w:tcPr>
+            <w:tcW w:type="dxa" w:w="5233"/>
+          </w:tcPr>
+          <w:p>
+            <w:r>
+              <w:t>IgnitionOffReleaseResult{off, releaseCandidate}</w:t>
+            </w:r>
+          </w:p>
+        </w:tc>
+      </w:tr>
+      <w:tr>
+        <w:tc>
+          <w:tcPr>
+            <w:tcW w:type="dxa" w:w="5233"/>
+          </w:tcPr>
+          <w:p>
+            <w:r>
+              <w:t>사전조건</w:t>
+            </w:r>
+          </w:p>
+        </w:tc>
+        <w:tc>
+          <w:tcPr>
+            <w:tcW w:type="dxa" w:w="5233"/>
+          </w:tcPr>
+          <w:p>
+            <w:r>
+              <w:t>없음(방어적 계약)</w:t>
+            </w:r>
+          </w:p>
+        </w:tc>
+      </w:tr>
+      <w:tr>
+        <w:tc>
+          <w:tcPr>
+            <w:tcW w:type="dxa" w:w="5233"/>
+          </w:tcPr>
+          <w:p>
+            <w:r>
+              <w:t>사후조건</w:t>
+            </w:r>
+          </w:p>
+        </w:tc>
+        <w:tc>
+          <w:tcPr>
+            <w:tcW w:type="dxa" w:w="5233"/>
+          </w:tcPr>
+          <w:p>
+            <w:r>
+              <w:t>ignitionOnField.valid is True and ignitionOnField.value is False ⇒ off=True, releaseCandidate=CandidateCommand(door=BOTH, command=RELEASE, priority=PRIORITY_IGNITION_OFF_RELEASE, reasonCode=REASON_CODE_IGNITION_OFF). 그 외(valid=False 또는 value=True) ⇒ off=False, releaseCandidate=None(10.4절/10.7절 원칙 — invalid는 후보 미생성. value=True는 ignition이 켜져 있으므로 정상적으로 해제 후보 없음)</w:t>
+            </w:r>
+          </w:p>
+        </w:tc>
+      </w:tr>
+      <w:tr>
+        <w:tc>
+          <w:tcPr>
+            <w:tcW w:type="dxa" w:w="5233"/>
+          </w:tcPr>
+          <w:p>
+            <w:r>
+              <w:t>부작용</w:t>
+            </w:r>
+          </w:p>
+        </w:tc>
+        <w:tc>
+          <w:tcPr>
+            <w:tcW w:type="dxa" w:w="5233"/>
+          </w:tcPr>
+          <w:p>
+            <w:r>
+              <w:t>없음(순수 함수, 내부 상태 없음 — ARC-0016 FFI 서술과 일치). off 값 자체는 SystemState.OFF와 별개이며 IU-0003이 소유하는 상태값을 이 함수가 변경하지 않는다(2장/4장 참조 — 응집도 분리 원칙)</w:t>
+            </w:r>
+          </w:p>
+        </w:tc>
+      </w:tr>
+      <w:tr>
+        <w:tc>
+          <w:tcPr>
+            <w:tcW w:type="dxa" w:w="5233"/>
+          </w:tcPr>
+          <w:p>
+            <w:r>
+              <w:t>예외/오류</w:t>
+            </w:r>
+          </w:p>
+        </w:tc>
+        <w:tc>
+          <w:tcPr>
+            <w:tcW w:type="dxa" w:w="5233"/>
+          </w:tcPr>
+          <w:p>
+            <w:r>
+              <w:t>ignitionOnField가 None이면 ValueError("IU-0016: ignitionOnField must not be None")</w:t>
+            </w:r>
+          </w:p>
+        </w:tc>
+      </w:tr>
+      <w:tr>
+        <w:tc>
+          <w:tcPr>
+            <w:tcW w:type="dxa" w:w="5233"/>
+          </w:tcPr>
+          <w:p>
+            <w:r>
+              <w:t>시간 제약</w:t>
+            </w:r>
+          </w:p>
+        </w:tc>
+        <w:tc>
+          <w:tcPr>
+            <w:tcW w:type="dxa" w:w="5233"/>
+          </w:tcPr>
+          <w:p>
+            <w:r>
+              <w:t>O(1)</w:t>
+            </w:r>
+          </w:p>
+        </w:tc>
+      </w:tr>
+    </w:tbl>
     <w:p>
       <w:pPr>
         <w:pStyle w:val="Heading1"/>
@@ -10308,6 +13132,216 @@
     </w:p>
     <w:p>
       <w:pPr>
+        <w:pStyle w:val="Heading2"/>
+      </w:pPr>
+      <w:r>
+        <w:t>6.13 IU-0003.evaluate OFF 판정 알고리즘 — 갱신</w:t>
+      </w:r>
+    </w:p>
+    <w:p>
+      <w:r>
+        <w:t>flowchart TD</w:t>
+        <w:br/>
+        <w:t xml:space="preserve">  Start([evaluate 진입]) --&gt; Q0{sensorFaultField.value is None?}</w:t>
+        <w:br/>
+        <w:t xml:space="preserve">  Q0 -- 예 --&gt; Err[ValueError]</w:t>
+        <w:br/>
+        <w:t xml:space="preserve">  Q0 -- 아니오 --&gt; Q1{ignitionOnField is None?}</w:t>
+        <w:br/>
+        <w:t xml:space="preserve">  Q1 -- 예 --&gt; Err2[ValueError]</w:t>
+        <w:br/>
+        <w:t xml:space="preserve">  Q1 -- 아니오 --&gt; F1{sensorFaultField.value == True?}</w:t>
+        <w:br/>
+        <w:t xml:space="preserve">  F1 -- 예 --&gt; R1[state=FAULT, warningReasonCode=SENSOR_FAULT_*]</w:t>
+        <w:br/>
+        <w:t xml:space="preserve">  F1 -- 아니오 --&gt; F2{ignitionOnField.valid == True AND ignitionOnField.value == False?}</w:t>
+        <w:br/>
+        <w:t xml:space="preserve">  F2 -- 예 --&gt; R2[state=OFF, warningReasonCode=IGNITION_OFF]</w:t>
+        <w:br/>
+        <w:t xml:space="preserve">  F2 -- 아니오 --&gt; F3{freshnessResult.stale == True?}</w:t>
+        <w:br/>
+        <w:t xml:space="preserve">  F3 -- 예 --&gt; R3[state=DEGRADED, warningReasonCode=None]</w:t>
+        <w:br/>
+        <w:t xml:space="preserve">  F3 -- 아니오 --&gt; R4[state=NORMAL, warningReasonCode=None]</w:t>
+        <w:br/>
+        <w:t xml:space="preserve">  R1 --&gt; End([StateResult 반환, currentState 갱신])</w:t>
+        <w:br/>
+        <w:t xml:space="preserve">  R2 --&gt; End</w:t>
+        <w:br/>
+        <w:t xml:space="preserve">  R3 --&gt; End</w:t>
+        <w:br/>
+        <w:t xml:space="preserve">  R4 --&gt; End</w:t>
+      </w:r>
+    </w:p>
+    <w:p>
+      <w:r>
+        <w:t>판단 조건 우선순위 근거: FAULT&gt;OFF&gt;DEGRADED&gt;NORMAL(ENG-SWE2-001 8장 그대로 구현) — sensor_fault=TRUE는 형식검증을 통과한 명시적 고장 신호로 항상 최우선. ignition_on=FALSE(valid)는 마찬가지로 형식검증을 통과한 확정적 신호이나 고장은 아니므로 FAULT 다음 순위. freshness stale은 정황적 증상이므로 그 다음. ignitionOnField.valid=False인 경우는 OFF 분기 자체를 건너뛰어(F2 조건이 False가 됨) freshness/NORMAL 경로로 대체된다(8.8절/10.8절 확정 사항).</w:t>
+      </w:r>
+    </w:p>
+    <w:p>
+      <w:pPr>
+        <w:pStyle w:val="Heading2"/>
+      </w:pPr>
+      <w:r>
+        <w:t>6.14 IU-0014.evaluate 알고리즘</w:t>
+      </w:r>
+    </w:p>
+    <w:p>
+      <w:r>
+        <w:t>flowchart TD</w:t>
+        <w:br/>
+        <w:t xml:space="preserve">  Start([evaluate 진입]) --&gt; Q0{vehicleSpeedField is None?}</w:t>
+        <w:br/>
+        <w:t xml:space="preserve">  Q0 -- 예 --&gt; Err[ValueError]</w:t>
+        <w:br/>
+        <w:t xml:space="preserve">  Q0 -- 아니오 --&gt; Q1{vehicleSpeedField.valid AND value &gt;= 3.0?}</w:t>
+        <w:br/>
+        <w:t xml:space="preserve">  Q1 -- 예 --&gt; R1[locked=True, lockCandidate=CandidateCommand(BOTH,LOCK,6,AUTO_DRIVE_LOCK)]</w:t>
+        <w:br/>
+        <w:t xml:space="preserve">  Q1 -- 아니오 --&gt; R2[locked=False, lockCandidate=None]</w:t>
+        <w:br/>
+        <w:t xml:space="preserve">  R1 --&gt; End([VehicleSpeedLockResult 반환])</w:t>
+        <w:br/>
+        <w:t xml:space="preserve">  R2 --&gt; End</w:t>
+      </w:r>
+    </w:p>
+    <w:p>
+      <w:r>
+        <w:t>경계값 근거: 3.0(AUTO_DRIVE_LOCK_SPEED_THRESHOLD_KPH)은 SWR-003(a) 원문 수치(3 km/h)를 그대로 인용(임의 변경 금지). 비교 연산자는 "&gt;="이며 SWR-003(a) "3 km/h 이상으로 확인되는 첫 평가주기부터"의 문언을 그대로 반영(경계값 3.0은 LOCK 성립 쪽에 포함) — ENG-SWE1-001 검증방안의 2.9/3.0/3.1 km/h 경계값 시험벡터와 정합. 차속이 3 km/h 미만으로 재하강했을 때 자동 RELEASE로 복귀하는 로직은 포함하지 않는다 — 조건 미성립 시 후보 미생성(locked=False, lockCandidate=None)이 Command Arbiter에서 NO_CHANGE로 귀결되어 직전 확정값이 유지되는 것이 이 설계의 부수 효과다(명시적 요구사항 아님, 누적 갭 17 승계).</w:t>
+      </w:r>
+    </w:p>
+    <w:p>
+      <w:pPr>
+        <w:pStyle w:val="Heading2"/>
+      </w:pPr>
+      <w:r>
+        <w:t>6.15 IU-0015.evaluate 알고리즘(좌/우 독립)</w:t>
+      </w:r>
+    </w:p>
+    <w:p>
+      <w:r>
+        <w:t>flowchart TD</w:t>
+        <w:br/>
+        <w:t xml:space="preserve">  Start([evaluate 진입]) --&gt; L0([evaluateSide(isofixLeftField, LEFT, ISOFIX_FORCED_LOCK_LEFT)])</w:t>
+        <w:br/>
+        <w:t xml:space="preserve">  Start --&gt; R0([evaluateSide(isofixRightField, RIGHT, ISOFIX_FORCED_LOCK_RIGHT)])</w:t>
+        <w:br/>
+        <w:t xml:space="preserve">  L0 --&gt; End([ISOFIXLockResult 조립])</w:t>
+        <w:br/>
+        <w:t xml:space="preserve">  R0 --&gt; End</w:t>
+        <w:br/>
+        <w:br/>
+        <w:t xml:space="preserve">  subgraph evaluateSide</w:t>
+        <w:br/>
+        <w:t xml:space="preserve">    E0([진입: fieldResult, door, reasonCode]) --&gt; E1{fieldResult is None?}</w:t>
+        <w:br/>
+        <w:t xml:space="preserve">    E1 -- 예 --&gt; E2[ValueError]</w:t>
+        <w:br/>
+        <w:t xml:space="preserve">    E1 -- 아니오 --&gt; E3{fieldResult.valid AND fieldResult.value == True?}</w:t>
+        <w:br/>
+        <w:t xml:space="preserve">    E3 -- 예 --&gt; E4[lockActive=True, lockCandidate=CandidateCommand(door,LOCK,5,reasonCode), reasonCode 반환]</w:t>
+        <w:br/>
+        <w:t xml:space="preserve">    E3 -- 아니오 --&gt; E5[lockActive=False, lockCandidate=None, reasonCode=None]</w:t>
+        <w:br/>
+        <w:t xml:space="preserve">  end</w:t>
+      </w:r>
+    </w:p>
+    <w:p>
+      <w:r>
+        <w:t>좌/우 독립성 근거: evaluateSide()는 다른 쪽 필드를 파라미터로 받지 않는 순수 함수이며, 좌/우 호출 사이에 공유되는 상태나 변수가 전혀 없다 — SWR-018(b)("한쪽 도어의 ISOFIX 판정이 반대쪽 도어의 차일드락 출력에 영향을 주지 않아야 한다")를 구조적으로 보장한다(IU-0011.evaluateSide()와 완전히 동일한 패턴 — 단위시험에서 4조합 FF/FT/TF/TT 전수 검증 가능, ENG-SWE2-001 11장 16단계).</w:t>
+      </w:r>
+    </w:p>
+    <w:p>
+      <w:pPr>
+        <w:pStyle w:val="Heading2"/>
+      </w:pPr>
+      <w:r>
+        <w:t>6.16 IU-0016.evaluate 알고리즘</w:t>
+      </w:r>
+    </w:p>
+    <w:p>
+      <w:r>
+        <w:t>flowchart TD</w:t>
+        <w:br/>
+        <w:t xml:space="preserve">  Start([evaluate 진입]) --&gt; Q0{ignitionOnField is None?}</w:t>
+        <w:br/>
+        <w:t xml:space="preserve">  Q0 -- 예 --&gt; Err[ValueError]</w:t>
+        <w:br/>
+        <w:t xml:space="preserve">  Q0 -- 아니오 --&gt; Q1{ignitionOnField.valid AND value == False?}</w:t>
+        <w:br/>
+        <w:t xml:space="preserve">  Q1 -- 예 --&gt; R1[off=True, releaseCandidate=CandidateCommand(BOTH,RELEASE,4,IGNITION_OFF)]</w:t>
+        <w:br/>
+        <w:t xml:space="preserve">  Q1 -- 아니오 --&gt; R2[off=False, releaseCandidate=None]</w:t>
+        <w:br/>
+        <w:t xml:space="preserve">  R1 --&gt; End([IgnitionOffReleaseResult 반환])</w:t>
+        <w:br/>
+        <w:t xml:space="preserve">  R2 --&gt; End</w:t>
+      </w:r>
+    </w:p>
+    <w:p>
+      <w:r>
+        <w:t>경계값 근거: SWR-020(a) "ignition_on이 유효한 값 FALSE로 전이되는 첫 평가주기"를 그대로 구현(value == False, valid 필수). ignitionOnField.valid=False인 경우 off=False로 판정해 후보를 만들지 않는다 — 이는 IU-0003의 OFF 판정 보류 결정(5.11절/8.8절)과 정확히 대칭이며, 두 컴포넌트가 동일한 ignitionOnField에 대해 일관된 신뢰 기준을 적용함을 보장한다.</w:t>
+      </w:r>
+    </w:p>
+    <w:p>
+      <w:pPr>
+        <w:pStyle w:val="Heading2"/>
+      </w:pPr>
+      <w:r>
+        <w:t>6.17 IU-0009.assembleCandidateCommands 알고리즘 확장(Phase3 3건 추가)</w:t>
+      </w:r>
+    </w:p>
+    <w:p>
+      <w:r>
+        <w:t>flowchart TD</w:t>
+        <w:br/>
+        <w:t xml:space="preserve">  Start([Phase2까지의 4단계 append 완료]) --&gt; C5{ignitionOffResult.releaseCandidate is not None?}</w:t>
+        <w:br/>
+        <w:t xml:space="preserve">  C5 -- 예 --&gt; A5[candidates.append(ignitionOffResult.releaseCandidate)]</w:t>
+        <w:br/>
+        <w:t xml:space="preserve">  C5 -- 아니오 --&gt; C6</w:t>
+        <w:br/>
+        <w:t xml:space="preserve">  A5 --&gt; C6{isofixResult.leftLockCandidate is not None?}</w:t>
+        <w:br/>
+        <w:t xml:space="preserve">  C6 -- 예 --&gt; A6[candidates.append(isofixResult.leftLockCandidate)]</w:t>
+        <w:br/>
+        <w:t xml:space="preserve">  C6 -- 아니오 --&gt; C7</w:t>
+        <w:br/>
+        <w:t xml:space="preserve">  A6 --&gt; C7{isofixResult.rightLockCandidate is not None?}</w:t>
+        <w:br/>
+        <w:t xml:space="preserve">  C7 -- 예 --&gt; A7[candidates.append(isofixResult.rightLockCandidate)]</w:t>
+        <w:br/>
+        <w:t xml:space="preserve">  C7 -- 아니오 --&gt; C8</w:t>
+        <w:br/>
+        <w:t xml:space="preserve">  A7 --&gt; C8{vehicleSpeedResult.lockCandidate is not None?}</w:t>
+        <w:br/>
+        <w:t xml:space="preserve">  C8 -- 예 --&gt; A8[candidates.append(vehicleSpeedResult.lockCandidate)]</w:t>
+        <w:br/>
+        <w:t xml:space="preserve">  C8 -- 아니오 --&gt; End</w:t>
+        <w:br/>
+        <w:t xml:space="preserve">  A8 --&gt; End([candidates 반환])</w:t>
+      </w:r>
+    </w:p>
+    <w:p>
+      <w:r>
+        <w:t>판단 조건과 근거: Phase3 3건은 override와 같은 철회 메커니즘이 없다 — 결정표 J(7장)는 접근위험(SWR-005/006) 전용이며 SWR-003/018/020에는 대응하는 override 요구사항이 없다(누적 갭 14 — SWR-018 해제요청 억제 여부 미기재는 이 조립 로직에 별도 억제를 추가하지 않는 이유이기도 하다). 최종 우선순위 결정은 전적으로 IU-0005.selectForDoor()의 문별 최소-priority 선택에 위임된다(6.8절, 알고리즘 코드 변경 없음).</w:t>
+      </w:r>
+    </w:p>
+    <w:p>
+      <w:pPr>
+        <w:pStyle w:val="Heading2"/>
+      </w:pPr>
+      <w:r>
+        <w:t>6.18 SWR-003(a)/(b), SWR-018(a), SWR-020(a)/(b) 시간 예산 여유 분석 — 신규 tick 값 불필요</w:t>
+      </w:r>
+    </w:p>
+    <w:p>
+      <w:r>
+        <w:t>세 요구사항 모두 "~는 평가주기부터/다음 평가주기 내"로 tick 상대적으로 기술되어 있어(ENG-SWE1-001 4장 검증방안), 6.1b절과 동일한 논증 구조가 그대로 성립한다 — 어떤 tick 값을 쓰더라도 "해당/다음 평가주기"라는 표현 자체가 만족되므로 별도 margin 분석이 불필요하다. 기존 EVALUATION_TICK_S(50ms)를 그대로 유지한다.</w:t>
+      </w:r>
+    </w:p>
+    <w:p>
+      <w:pPr>
         <w:pStyle w:val="Heading1"/>
         <w:spacing w:after="120" w:before="260"/>
       </w:pPr>
@@ -13563,6 +16597,1026 @@
     </w:p>
     <w:p>
       <w:pPr>
+        <w:pStyle w:val="Heading2"/>
+      </w:pPr>
+      <w:r>
+        <w:t>결정표 K — IU-0003 확장 상태 판정(FAULT&gt;OFF&gt;DEGRADED&gt;NORMAL, 갱신)</w:t>
+      </w:r>
+    </w:p>
+    <w:tbl>
+      <w:tblPr>
+        <w:tblW w:type="auto" w:w="0"/>
+        <w:tblLook w:firstColumn="1" w:firstRow="1" w:lastColumn="0" w:lastRow="0" w:noHBand="0" w:noVBand="1" w:val="04A0"/>
+        <w:tblBorders>
+          <w:top w:val="single" w:color="auto" w:sz="4"/>
+          <w:left w:val="single" w:color="auto" w:sz="4"/>
+          <w:bottom w:val="single" w:color="auto" w:sz="4"/>
+          <w:right w:val="single" w:color="auto" w:sz="4"/>
+          <w:insideH w:val="single" w:color="auto" w:sz="4"/>
+          <w:insideV w:val="single" w:color="auto" w:sz="4"/>
+        </w:tblBorders>
+      </w:tblPr>
+      <w:tblGrid>
+        <w:gridCol w:w="2616"/>
+        <w:gridCol w:w="2616"/>
+        <w:gridCol w:w="2616"/>
+        <w:gridCol w:w="2616"/>
+      </w:tblGrid>
+      <w:tr>
+        <w:tc>
+          <w:tcPr>
+            <w:tcW w:type="dxa" w:w="2616"/>
+            <w:shd w:val="clear" w:fill="D9D9D9"/>
+          </w:tcPr>
+          <w:p>
+            <w:r>
+              <w:t>sensorFaultField.value</w:t>
+            </w:r>
+          </w:p>
+        </w:tc>
+        <w:tc>
+          <w:tcPr>
+            <w:tcW w:type="dxa" w:w="2616"/>
+            <w:shd w:val="clear" w:fill="D9D9D9"/>
+          </w:tcPr>
+          <w:p>
+            <w:r>
+              <w:t>ignitionOnField(valid/value)</w:t>
+            </w:r>
+          </w:p>
+        </w:tc>
+        <w:tc>
+          <w:tcPr>
+            <w:tcW w:type="dxa" w:w="2616"/>
+            <w:shd w:val="clear" w:fill="D9D9D9"/>
+          </w:tcPr>
+          <w:p>
+            <w:r>
+              <w:t>freshnessResult.stale</w:t>
+            </w:r>
+          </w:p>
+        </w:tc>
+        <w:tc>
+          <w:tcPr>
+            <w:tcW w:type="dxa" w:w="2616"/>
+            <w:shd w:val="clear" w:fill="D9D9D9"/>
+          </w:tcPr>
+          <w:p>
+            <w:r>
+              <w:t>state</w:t>
+            </w:r>
+          </w:p>
+        </w:tc>
+      </w:tr>
+      <w:tr>
+        <w:tc>
+          <w:tcPr>
+            <w:tcW w:type="dxa" w:w="2616"/>
+          </w:tcPr>
+          <w:p>
+            <w:r>
+              <w:t>True</w:t>
+            </w:r>
+          </w:p>
+        </w:tc>
+        <w:tc>
+          <w:tcPr>
+            <w:tcW w:type="dxa" w:w="2616"/>
+          </w:tcPr>
+          <w:p>
+            <w:r>
+              <w:t>무관</w:t>
+            </w:r>
+          </w:p>
+        </w:tc>
+        <w:tc>
+          <w:tcPr>
+            <w:tcW w:type="dxa" w:w="2616"/>
+          </w:tcPr>
+          <w:p>
+            <w:r>
+              <w:t>무관</w:t>
+            </w:r>
+          </w:p>
+        </w:tc>
+        <w:tc>
+          <w:tcPr>
+            <w:tcW w:type="dxa" w:w="2616"/>
+          </w:tcPr>
+          <w:p>
+            <w:r>
+              <w:t>FAULT</w:t>
+            </w:r>
+          </w:p>
+        </w:tc>
+      </w:tr>
+      <w:tr>
+        <w:tc>
+          <w:tcPr>
+            <w:tcW w:type="dxa" w:w="2616"/>
+          </w:tcPr>
+          <w:p>
+            <w:r>
+              <w:t>False</w:t>
+            </w:r>
+          </w:p>
+        </w:tc>
+        <w:tc>
+          <w:tcPr>
+            <w:tcW w:type="dxa" w:w="2616"/>
+          </w:tcPr>
+          <w:p>
+            <w:r>
+              <w:t>valid=True, value=False</w:t>
+            </w:r>
+          </w:p>
+        </w:tc>
+        <w:tc>
+          <w:tcPr>
+            <w:tcW w:type="dxa" w:w="2616"/>
+          </w:tcPr>
+          <w:p>
+            <w:r>
+              <w:t>무관</w:t>
+            </w:r>
+          </w:p>
+        </w:tc>
+        <w:tc>
+          <w:tcPr>
+            <w:tcW w:type="dxa" w:w="2616"/>
+          </w:tcPr>
+          <w:p>
+            <w:r>
+              <w:t>OFF</w:t>
+            </w:r>
+          </w:p>
+        </w:tc>
+      </w:tr>
+      <w:tr>
+        <w:tc>
+          <w:tcPr>
+            <w:tcW w:type="dxa" w:w="2616"/>
+          </w:tcPr>
+          <w:p>
+            <w:r>
+              <w:t>False</w:t>
+            </w:r>
+          </w:p>
+        </w:tc>
+        <w:tc>
+          <w:tcPr>
+            <w:tcW w:type="dxa" w:w="2616"/>
+          </w:tcPr>
+          <w:p>
+            <w:r>
+              <w:t>valid=False 또는 value=True</w:t>
+            </w:r>
+          </w:p>
+        </w:tc>
+        <w:tc>
+          <w:tcPr>
+            <w:tcW w:type="dxa" w:w="2616"/>
+          </w:tcPr>
+          <w:p>
+            <w:r>
+              <w:t>True</w:t>
+            </w:r>
+          </w:p>
+        </w:tc>
+        <w:tc>
+          <w:tcPr>
+            <w:tcW w:type="dxa" w:w="2616"/>
+          </w:tcPr>
+          <w:p>
+            <w:r>
+              <w:t>DEGRADED</w:t>
+            </w:r>
+          </w:p>
+        </w:tc>
+      </w:tr>
+      <w:tr>
+        <w:tc>
+          <w:tcPr>
+            <w:tcW w:type="dxa" w:w="2616"/>
+          </w:tcPr>
+          <w:p>
+            <w:r>
+              <w:t>False</w:t>
+            </w:r>
+          </w:p>
+        </w:tc>
+        <w:tc>
+          <w:tcPr>
+            <w:tcW w:type="dxa" w:w="2616"/>
+          </w:tcPr>
+          <w:p>
+            <w:r>
+              <w:t>valid=False 또는 value=True</w:t>
+            </w:r>
+          </w:p>
+        </w:tc>
+        <w:tc>
+          <w:tcPr>
+            <w:tcW w:type="dxa" w:w="2616"/>
+          </w:tcPr>
+          <w:p>
+            <w:r>
+              <w:t>False</w:t>
+            </w:r>
+          </w:p>
+        </w:tc>
+        <w:tc>
+          <w:tcPr>
+            <w:tcW w:type="dxa" w:w="2616"/>
+          </w:tcPr>
+          <w:p>
+            <w:r>
+              <w:t>NORMAL</w:t>
+            </w:r>
+          </w:p>
+        </w:tc>
+      </w:tr>
+    </w:tbl>
+    <w:p>
+      <w:r>
+        <w:t>충돌 해결 규칙: 위 표는 위에서부터 순서대로 평가하며 첫 매치를 채택한다(FAULT 최우선, 그 다음 OFF, 그 다음 DEGRADED, 나머지 NORMAL) — 암묵적 "먼저 온 것이 이긴다"가 아니라 표 자체가 명시적 우선순위 순서다(6.13절 알고리즘과 일치). ignitionOnField.valid=False 행은 OFF를 판정하지 않고 DEGRADED/NORMAL 경로로 대체한다(8.8절/10.8절 확정).</w:t>
+      </w:r>
+    </w:p>
+    <w:p>
+      <w:pPr>
+        <w:pStyle w:val="Heading2"/>
+      </w:pPr>
+      <w:r>
+        <w:t>결정표 L — IU-0014 차속 임계 판정</w:t>
+      </w:r>
+    </w:p>
+    <w:tbl>
+      <w:tblPr>
+        <w:tblW w:type="auto" w:w="0"/>
+        <w:tblLook w:firstColumn="1" w:firstRow="1" w:lastColumn="0" w:lastRow="0" w:noHBand="0" w:noVBand="1" w:val="04A0"/>
+        <w:tblBorders>
+          <w:top w:val="single" w:color="auto" w:sz="4"/>
+          <w:left w:val="single" w:color="auto" w:sz="4"/>
+          <w:bottom w:val="single" w:color="auto" w:sz="4"/>
+          <w:right w:val="single" w:color="auto" w:sz="4"/>
+          <w:insideH w:val="single" w:color="auto" w:sz="4"/>
+          <w:insideV w:val="single" w:color="auto" w:sz="4"/>
+        </w:tblBorders>
+      </w:tblPr>
+      <w:tblGrid>
+        <w:gridCol w:w="2616"/>
+        <w:gridCol w:w="2616"/>
+        <w:gridCol w:w="2616"/>
+        <w:gridCol w:w="2616"/>
+      </w:tblGrid>
+      <w:tr>
+        <w:tc>
+          <w:tcPr>
+            <w:tcW w:type="dxa" w:w="2616"/>
+            <w:shd w:val="clear" w:fill="D9D9D9"/>
+          </w:tcPr>
+          <w:p>
+            <w:r>
+              <w:t>vehicleSpeedField.valid</w:t>
+            </w:r>
+          </w:p>
+        </w:tc>
+        <w:tc>
+          <w:tcPr>
+            <w:tcW w:type="dxa" w:w="2616"/>
+            <w:shd w:val="clear" w:fill="D9D9D9"/>
+          </w:tcPr>
+          <w:p>
+            <w:r>
+              <w:t>value(km/h)</w:t>
+            </w:r>
+          </w:p>
+        </w:tc>
+        <w:tc>
+          <w:tcPr>
+            <w:tcW w:type="dxa" w:w="2616"/>
+            <w:shd w:val="clear" w:fill="D9D9D9"/>
+          </w:tcPr>
+          <w:p>
+            <w:r>
+              <w:t>locked</w:t>
+            </w:r>
+          </w:p>
+        </w:tc>
+        <w:tc>
+          <w:tcPr>
+            <w:tcW w:type="dxa" w:w="2616"/>
+            <w:shd w:val="clear" w:fill="D9D9D9"/>
+          </w:tcPr>
+          <w:p>
+            <w:r>
+              <w:t>lockCandidate</w:t>
+            </w:r>
+          </w:p>
+        </w:tc>
+      </w:tr>
+      <w:tr>
+        <w:tc>
+          <w:tcPr>
+            <w:tcW w:type="dxa" w:w="2616"/>
+          </w:tcPr>
+          <w:p>
+            <w:r>
+              <w:t>True</w:t>
+            </w:r>
+          </w:p>
+        </w:tc>
+        <w:tc>
+          <w:tcPr>
+            <w:tcW w:type="dxa" w:w="2616"/>
+          </w:tcPr>
+          <w:p>
+            <w:r>
+              <w:t>&gt;= 3.0</w:t>
+            </w:r>
+          </w:p>
+        </w:tc>
+        <w:tc>
+          <w:tcPr>
+            <w:tcW w:type="dxa" w:w="2616"/>
+          </w:tcPr>
+          <w:p>
+            <w:r>
+              <w:t>True</w:t>
+            </w:r>
+          </w:p>
+        </w:tc>
+        <w:tc>
+          <w:tcPr>
+            <w:tcW w:type="dxa" w:w="2616"/>
+          </w:tcPr>
+          <w:p>
+            <w:r>
+              <w:t>CandidateCommand(BOTH,LOCK,6,AUTO_DRIVE_LOCK)</w:t>
+            </w:r>
+          </w:p>
+        </w:tc>
+      </w:tr>
+      <w:tr>
+        <w:tc>
+          <w:tcPr>
+            <w:tcW w:type="dxa" w:w="2616"/>
+          </w:tcPr>
+          <w:p>
+            <w:r>
+              <w:t>True</w:t>
+            </w:r>
+          </w:p>
+        </w:tc>
+        <w:tc>
+          <w:tcPr>
+            <w:tcW w:type="dxa" w:w="2616"/>
+          </w:tcPr>
+          <w:p>
+            <w:r>
+              <w:t>&lt; 3.0</w:t>
+            </w:r>
+          </w:p>
+        </w:tc>
+        <w:tc>
+          <w:tcPr>
+            <w:tcW w:type="dxa" w:w="2616"/>
+          </w:tcPr>
+          <w:p>
+            <w:r>
+              <w:t>False</w:t>
+            </w:r>
+          </w:p>
+        </w:tc>
+        <w:tc>
+          <w:tcPr>
+            <w:tcW w:type="dxa" w:w="2616"/>
+          </w:tcPr>
+          <w:p>
+            <w:r>
+              <w:t>None</w:t>
+            </w:r>
+          </w:p>
+        </w:tc>
+      </w:tr>
+      <w:tr>
+        <w:tc>
+          <w:tcPr>
+            <w:tcW w:type="dxa" w:w="2616"/>
+          </w:tcPr>
+          <w:p>
+            <w:r>
+              <w:t>False</w:t>
+            </w:r>
+          </w:p>
+        </w:tc>
+        <w:tc>
+          <w:tcPr>
+            <w:tcW w:type="dxa" w:w="2616"/>
+          </w:tcPr>
+          <w:p>
+            <w:r>
+              <w:t>무관</w:t>
+            </w:r>
+          </w:p>
+        </w:tc>
+        <w:tc>
+          <w:tcPr>
+            <w:tcW w:type="dxa" w:w="2616"/>
+          </w:tcPr>
+          <w:p>
+            <w:r>
+              <w:t>False</w:t>
+            </w:r>
+          </w:p>
+        </w:tc>
+        <w:tc>
+          <w:tcPr>
+            <w:tcW w:type="dxa" w:w="2616"/>
+          </w:tcPr>
+          <w:p>
+            <w:r>
+              <w:t>None</w:t>
+            </w:r>
+          </w:p>
+        </w:tc>
+      </w:tr>
+    </w:tbl>
+    <w:p>
+      <w:r>
+        <w:t>충돌 해결 규칙: 단일 필드(vehicle_speed_kph)만의 판정이므로 조건 간 충돌이 없다. valid=False 행은 10.4절/10.7절 원칙(신뢰 불가 데이터로 새 능동 후보 미생성)의 적용이다.</w:t>
+      </w:r>
+    </w:p>
+    <w:p>
+      <w:pPr>
+        <w:pStyle w:val="Heading2"/>
+      </w:pPr>
+      <w:r>
+        <w:t>결정표 M — IU-0015 좌/우 ISOFIX 판정(좌측 예시, 우측 대칭)</w:t>
+      </w:r>
+    </w:p>
+    <w:tbl>
+      <w:tblPr>
+        <w:tblW w:type="auto" w:w="0"/>
+        <w:tblLook w:firstColumn="1" w:firstRow="1" w:lastColumn="0" w:lastRow="0" w:noHBand="0" w:noVBand="1" w:val="04A0"/>
+        <w:tblBorders>
+          <w:top w:val="single" w:color="auto" w:sz="4"/>
+          <w:left w:val="single" w:color="auto" w:sz="4"/>
+          <w:bottom w:val="single" w:color="auto" w:sz="4"/>
+          <w:right w:val="single" w:color="auto" w:sz="4"/>
+          <w:insideH w:val="single" w:color="auto" w:sz="4"/>
+          <w:insideV w:val="single" w:color="auto" w:sz="4"/>
+        </w:tblBorders>
+      </w:tblPr>
+      <w:tblGrid>
+        <w:gridCol w:w="2616"/>
+        <w:gridCol w:w="2616"/>
+        <w:gridCol w:w="2616"/>
+        <w:gridCol w:w="2616"/>
+      </w:tblGrid>
+      <w:tr>
+        <w:tc>
+          <w:tcPr>
+            <w:tcW w:type="dxa" w:w="2616"/>
+            <w:shd w:val="clear" w:fill="D9D9D9"/>
+          </w:tcPr>
+          <w:p>
+            <w:r>
+              <w:t>isofixLeftField.valid</w:t>
+            </w:r>
+          </w:p>
+        </w:tc>
+        <w:tc>
+          <w:tcPr>
+            <w:tcW w:type="dxa" w:w="2616"/>
+            <w:shd w:val="clear" w:fill="D9D9D9"/>
+          </w:tcPr>
+          <w:p>
+            <w:r>
+              <w:t>value</w:t>
+            </w:r>
+          </w:p>
+        </w:tc>
+        <w:tc>
+          <w:tcPr>
+            <w:tcW w:type="dxa" w:w="2616"/>
+            <w:shd w:val="clear" w:fill="D9D9D9"/>
+          </w:tcPr>
+          <w:p>
+            <w:r>
+              <w:t>leftLockActive</w:t>
+            </w:r>
+          </w:p>
+        </w:tc>
+        <w:tc>
+          <w:tcPr>
+            <w:tcW w:type="dxa" w:w="2616"/>
+            <w:shd w:val="clear" w:fill="D9D9D9"/>
+          </w:tcPr>
+          <w:p>
+            <w:r>
+              <w:t>leftLockCandidate</w:t>
+            </w:r>
+          </w:p>
+        </w:tc>
+      </w:tr>
+      <w:tr>
+        <w:tc>
+          <w:tcPr>
+            <w:tcW w:type="dxa" w:w="2616"/>
+          </w:tcPr>
+          <w:p>
+            <w:r>
+              <w:t>True</w:t>
+            </w:r>
+          </w:p>
+        </w:tc>
+        <w:tc>
+          <w:tcPr>
+            <w:tcW w:type="dxa" w:w="2616"/>
+          </w:tcPr>
+          <w:p>
+            <w:r>
+              <w:t>True</w:t>
+            </w:r>
+          </w:p>
+        </w:tc>
+        <w:tc>
+          <w:tcPr>
+            <w:tcW w:type="dxa" w:w="2616"/>
+          </w:tcPr>
+          <w:p>
+            <w:r>
+              <w:t>True</w:t>
+            </w:r>
+          </w:p>
+        </w:tc>
+        <w:tc>
+          <w:tcPr>
+            <w:tcW w:type="dxa" w:w="2616"/>
+          </w:tcPr>
+          <w:p>
+            <w:r>
+              <w:t>CandidateCommand(LEFT,LOCK,5,ISOFIX_FORCED_LOCK_LEFT)</w:t>
+            </w:r>
+          </w:p>
+        </w:tc>
+      </w:tr>
+      <w:tr>
+        <w:tc>
+          <w:tcPr>
+            <w:tcW w:type="dxa" w:w="2616"/>
+          </w:tcPr>
+          <w:p>
+            <w:r>
+              <w:t>True</w:t>
+            </w:r>
+          </w:p>
+        </w:tc>
+        <w:tc>
+          <w:tcPr>
+            <w:tcW w:type="dxa" w:w="2616"/>
+          </w:tcPr>
+          <w:p>
+            <w:r>
+              <w:t>False</w:t>
+            </w:r>
+          </w:p>
+        </w:tc>
+        <w:tc>
+          <w:tcPr>
+            <w:tcW w:type="dxa" w:w="2616"/>
+          </w:tcPr>
+          <w:p>
+            <w:r>
+              <w:t>False</w:t>
+            </w:r>
+          </w:p>
+        </w:tc>
+        <w:tc>
+          <w:tcPr>
+            <w:tcW w:type="dxa" w:w="2616"/>
+          </w:tcPr>
+          <w:p>
+            <w:r>
+              <w:t>None</w:t>
+            </w:r>
+          </w:p>
+        </w:tc>
+      </w:tr>
+      <w:tr>
+        <w:tc>
+          <w:tcPr>
+            <w:tcW w:type="dxa" w:w="2616"/>
+          </w:tcPr>
+          <w:p>
+            <w:r>
+              <w:t>False</w:t>
+            </w:r>
+          </w:p>
+        </w:tc>
+        <w:tc>
+          <w:tcPr>
+            <w:tcW w:type="dxa" w:w="2616"/>
+          </w:tcPr>
+          <w:p>
+            <w:r>
+              <w:t>무관</w:t>
+            </w:r>
+          </w:p>
+        </w:tc>
+        <w:tc>
+          <w:tcPr>
+            <w:tcW w:type="dxa" w:w="2616"/>
+          </w:tcPr>
+          <w:p>
+            <w:r>
+              <w:t>False</w:t>
+            </w:r>
+          </w:p>
+        </w:tc>
+        <w:tc>
+          <w:tcPr>
+            <w:tcW w:type="dxa" w:w="2616"/>
+          </w:tcPr>
+          <w:p>
+            <w:r>
+              <w:t>None</w:t>
+            </w:r>
+          </w:p>
+        </w:tc>
+      </w:tr>
+    </w:tbl>
+    <w:p>
+      <w:r>
+        <w:t>충돌 해결 규칙: 좌/우는 완전히 독립된 별도 표로 각각 적용되며(SWR-018b), 한쪽 표의 결과가 다른 쪽 표의 입력에 전혀 나타나지 않는다(6.15절 구조적 보장, IU-0011/결정표 F와 동일 패턴).</w:t>
+      </w:r>
+    </w:p>
+    <w:p>
+      <w:pPr>
+        <w:pStyle w:val="Heading2"/>
+      </w:pPr>
+      <w:r>
+        <w:t>결정표 N — IU-0016 ignition-off 판정</w:t>
+      </w:r>
+    </w:p>
+    <w:tbl>
+      <w:tblPr>
+        <w:tblW w:type="auto" w:w="0"/>
+        <w:tblLook w:firstColumn="1" w:firstRow="1" w:lastColumn="0" w:lastRow="0" w:noHBand="0" w:noVBand="1" w:val="04A0"/>
+        <w:tblBorders>
+          <w:top w:val="single" w:color="auto" w:sz="4"/>
+          <w:left w:val="single" w:color="auto" w:sz="4"/>
+          <w:bottom w:val="single" w:color="auto" w:sz="4"/>
+          <w:right w:val="single" w:color="auto" w:sz="4"/>
+          <w:insideH w:val="single" w:color="auto" w:sz="4"/>
+          <w:insideV w:val="single" w:color="auto" w:sz="4"/>
+        </w:tblBorders>
+      </w:tblPr>
+      <w:tblGrid>
+        <w:gridCol w:w="2616"/>
+        <w:gridCol w:w="2616"/>
+        <w:gridCol w:w="2616"/>
+        <w:gridCol w:w="2616"/>
+      </w:tblGrid>
+      <w:tr>
+        <w:tc>
+          <w:tcPr>
+            <w:tcW w:type="dxa" w:w="2616"/>
+            <w:shd w:val="clear" w:fill="D9D9D9"/>
+          </w:tcPr>
+          <w:p>
+            <w:r>
+              <w:t>ignitionOnField.valid</w:t>
+            </w:r>
+          </w:p>
+        </w:tc>
+        <w:tc>
+          <w:tcPr>
+            <w:tcW w:type="dxa" w:w="2616"/>
+            <w:shd w:val="clear" w:fill="D9D9D9"/>
+          </w:tcPr>
+          <w:p>
+            <w:r>
+              <w:t>value</w:t>
+            </w:r>
+          </w:p>
+        </w:tc>
+        <w:tc>
+          <w:tcPr>
+            <w:tcW w:type="dxa" w:w="2616"/>
+            <w:shd w:val="clear" w:fill="D9D9D9"/>
+          </w:tcPr>
+          <w:p>
+            <w:r>
+              <w:t>off</w:t>
+            </w:r>
+          </w:p>
+        </w:tc>
+        <w:tc>
+          <w:tcPr>
+            <w:tcW w:type="dxa" w:w="2616"/>
+            <w:shd w:val="clear" w:fill="D9D9D9"/>
+          </w:tcPr>
+          <w:p>
+            <w:r>
+              <w:t>releaseCandidate</w:t>
+            </w:r>
+          </w:p>
+        </w:tc>
+      </w:tr>
+      <w:tr>
+        <w:tc>
+          <w:tcPr>
+            <w:tcW w:type="dxa" w:w="2616"/>
+          </w:tcPr>
+          <w:p>
+            <w:r>
+              <w:t>True</w:t>
+            </w:r>
+          </w:p>
+        </w:tc>
+        <w:tc>
+          <w:tcPr>
+            <w:tcW w:type="dxa" w:w="2616"/>
+          </w:tcPr>
+          <w:p>
+            <w:r>
+              <w:t>False</w:t>
+            </w:r>
+          </w:p>
+        </w:tc>
+        <w:tc>
+          <w:tcPr>
+            <w:tcW w:type="dxa" w:w="2616"/>
+          </w:tcPr>
+          <w:p>
+            <w:r>
+              <w:t>True</w:t>
+            </w:r>
+          </w:p>
+        </w:tc>
+        <w:tc>
+          <w:tcPr>
+            <w:tcW w:type="dxa" w:w="2616"/>
+          </w:tcPr>
+          <w:p>
+            <w:r>
+              <w:t>CandidateCommand(BOTH,RELEASE,4,IGNITION_OFF)</w:t>
+            </w:r>
+          </w:p>
+        </w:tc>
+      </w:tr>
+      <w:tr>
+        <w:tc>
+          <w:tcPr>
+            <w:tcW w:type="dxa" w:w="2616"/>
+          </w:tcPr>
+          <w:p>
+            <w:r>
+              <w:t>True</w:t>
+            </w:r>
+          </w:p>
+        </w:tc>
+        <w:tc>
+          <w:tcPr>
+            <w:tcW w:type="dxa" w:w="2616"/>
+          </w:tcPr>
+          <w:p>
+            <w:r>
+              <w:t>True</w:t>
+            </w:r>
+          </w:p>
+        </w:tc>
+        <w:tc>
+          <w:tcPr>
+            <w:tcW w:type="dxa" w:w="2616"/>
+          </w:tcPr>
+          <w:p>
+            <w:r>
+              <w:t>False</w:t>
+            </w:r>
+          </w:p>
+        </w:tc>
+        <w:tc>
+          <w:tcPr>
+            <w:tcW w:type="dxa" w:w="2616"/>
+          </w:tcPr>
+          <w:p>
+            <w:r>
+              <w:t>None</w:t>
+            </w:r>
+          </w:p>
+        </w:tc>
+      </w:tr>
+      <w:tr>
+        <w:tc>
+          <w:tcPr>
+            <w:tcW w:type="dxa" w:w="2616"/>
+          </w:tcPr>
+          <w:p>
+            <w:r>
+              <w:t>False</w:t>
+            </w:r>
+          </w:p>
+        </w:tc>
+        <w:tc>
+          <w:tcPr>
+            <w:tcW w:type="dxa" w:w="2616"/>
+          </w:tcPr>
+          <w:p>
+            <w:r>
+              <w:t>무관</w:t>
+            </w:r>
+          </w:p>
+        </w:tc>
+        <w:tc>
+          <w:tcPr>
+            <w:tcW w:type="dxa" w:w="2616"/>
+          </w:tcPr>
+          <w:p>
+            <w:r>
+              <w:t>False</w:t>
+            </w:r>
+          </w:p>
+        </w:tc>
+        <w:tc>
+          <w:tcPr>
+            <w:tcW w:type="dxa" w:w="2616"/>
+          </w:tcPr>
+          <w:p>
+            <w:r>
+              <w:t>None</w:t>
+            </w:r>
+          </w:p>
+        </w:tc>
+      </w:tr>
+    </w:tbl>
+    <w:p>
+      <w:r>
+        <w:t>충돌 해결 규칙: 단일 필드(ignition_on)만의 판정이므로 조건 간 충돌이 없다. valid=False 행은 10.4절/10.7절 원칙 적용이며, 동일한 원칙이 결정표 K의 OFF 미판정 행과 대칭을 이룬다(5.11절/6.13절 참조).</w:t>
+      </w:r>
+    </w:p>
+    <w:p>
+      <w:pPr>
+        <w:pStyle w:val="Heading2"/>
+      </w:pPr>
+      <w:r>
+        <w:t>결정표 O — IU-0005 Phase3 확장 우선순위 적용 예시(정보성 — 알고리즘 변경 없음 재확인)</w:t>
+      </w:r>
+    </w:p>
+    <w:tbl>
+      <w:tblPr>
+        <w:tblW w:type="auto" w:w="0"/>
+        <w:tblLook w:firstColumn="1" w:firstRow="1" w:lastColumn="0" w:lastRow="0" w:noHBand="0" w:noVBand="1" w:val="04A0"/>
+        <w:tblBorders>
+          <w:top w:val="single" w:color="auto" w:sz="4"/>
+          <w:left w:val="single" w:color="auto" w:sz="4"/>
+          <w:bottom w:val="single" w:color="auto" w:sz="4"/>
+          <w:right w:val="single" w:color="auto" w:sz="4"/>
+          <w:insideH w:val="single" w:color="auto" w:sz="4"/>
+          <w:insideV w:val="single" w:color="auto" w:sz="4"/>
+        </w:tblBorders>
+      </w:tblPr>
+      <w:tblGrid>
+        <w:gridCol w:w="3489"/>
+        <w:gridCol w:w="3489"/>
+        <w:gridCol w:w="3489"/>
+      </w:tblGrid>
+      <w:tr>
+        <w:tc>
+          <w:tcPr>
+            <w:tcW w:type="dxa" w:w="3489"/>
+            <w:shd w:val="clear" w:fill="D9D9D9"/>
+          </w:tcPr>
+          <w:p>
+            <w:r>
+              <w:t>동일 문에 존재하는 후보(priority)</w:t>
+            </w:r>
+          </w:p>
+        </w:tc>
+        <w:tc>
+          <w:tcPr>
+            <w:tcW w:type="dxa" w:w="3489"/>
+            <w:shd w:val="clear" w:fill="D9D9D9"/>
+          </w:tcPr>
+          <w:p>
+            <w:r>
+              <w:t>결과</w:t>
+            </w:r>
+          </w:p>
+        </w:tc>
+        <w:tc>
+          <w:tcPr>
+            <w:tcW w:type="dxa" w:w="3489"/>
+            <w:shd w:val="clear" w:fill="D9D9D9"/>
+          </w:tcPr>
+          <w:p>
+            <w:r>
+              <w:t>근거</w:t>
+            </w:r>
+          </w:p>
+        </w:tc>
+      </w:tr>
+      <w:tr>
+        <w:tc>
+          <w:tcPr>
+            <w:tcW w:type="dxa" w:w="3489"/>
+          </w:tcPr>
+          <w:p>
+            <w:r>
+              <w:t>LOCK 후보(5=ISOFIX 또는 6=자동주행잠금) + RELEASE 후보(1=충돌 또는 3=화재등 또는 4=ignition-off) 동시 존재</w:t>
+            </w:r>
+          </w:p>
+        </w:tc>
+        <w:tc>
+          <w:tcPr>
+            <w:tcW w:type="dxa" w:w="3489"/>
+          </w:tcPr>
+          <w:p>
+            <w:r>
+              <w:t>RELEASE 채택(더 작은 priority)</w:t>
+            </w:r>
+          </w:p>
+        </w:tc>
+        <w:tc>
+          <w:tcPr>
+            <w:tcW w:type="dxa" w:w="3489"/>
+          </w:tcPr>
+          <w:p>
+            <w:r>
+              <w:t>결정표 I(7장)를 그대로 적용 — 신규 규칙을 추가하지 않는다. RELEASE 계열(1,3,4)이 LOCK 계열(5,6)보다 항상 낮은 숫자(=더 높은 우선순위)를 가지도록 4장 상수가 배정됨(ENG-SWE2-001 9장 우선순위 체인 확정)</w:t>
+            </w:r>
+          </w:p>
+        </w:tc>
+      </w:tr>
+      <w:tr>
+        <w:tc>
+          <w:tcPr>
+            <w:tcW w:type="dxa" w:w="3489"/>
+          </w:tcPr>
+          <w:p>
+            <w:r>
+              <w:t>ISOFIX(5)와 자동주행잠금(6) 동시 존재(동일 문)</w:t>
+            </w:r>
+          </w:p>
+        </w:tc>
+        <w:tc>
+          <w:tcPr>
+            <w:tcW w:type="dxa" w:w="3489"/>
+          </w:tcPr>
+          <w:p>
+            <w:r>
+              <w:t>ISOFIX 채택(더 작은 priority)</w:t>
+            </w:r>
+          </w:p>
+        </w:tc>
+        <w:tc>
+          <w:tcPr>
+            <w:tcW w:type="dxa" w:w="3489"/>
+          </w:tcPr>
+          <w:p>
+            <w:r>
+              <w:t>두 후보 모두 LOCK이므로 최종 출력에는 영향 없음(이유코드 보고에만 영향) — ENG-SWE2-001 9장 근거(ISOFIX가 더 구체적인 위험신호)</w:t>
+            </w:r>
+          </w:p>
+        </w:tc>
+      </w:tr>
+      <w:tr>
+        <w:tc>
+          <w:tcPr>
+            <w:tcW w:type="dxa" w:w="3489"/>
+          </w:tcPr>
+          <w:p>
+            <w:r>
+              <w:t>접근위험 억제(2, ASIL B) + ignition-off해제(4, QM) 동시 존재(동일 문)</w:t>
+            </w:r>
+          </w:p>
+        </w:tc>
+        <w:tc>
+          <w:tcPr>
+            <w:tcW w:type="dxa" w:w="3489"/>
+          </w:tcPr>
+          <w:p>
+            <w:r>
+              <w:t>접근위험 억제(2) 채택</w:t>
+            </w:r>
+          </w:p>
+        </w:tc>
+        <w:tc>
+          <w:tcPr>
+            <w:tcW w:type="dxa" w:w="3489"/>
+          </w:tcPr>
+          <w:p>
+            <w:r>
+              <w:t>잠정 기본값(ASIL B 우선) — OEM-A 확인 전까지 갭으로 유지(누적 갭 16, 1.4절/8.9절 참조)</w:t>
+            </w:r>
+          </w:p>
+        </w:tc>
+      </w:tr>
+    </w:tbl>
+    <w:p>
+      <w:pPr>
         <w:pStyle w:val="Heading1"/>
         <w:spacing w:after="120" w:before="260"/>
       </w:pPr>
@@ -13725,6 +17779,89 @@
     </w:p>
     <w:p>
       <w:pPr>
+        <w:pStyle w:val="Heading2"/>
+      </w:pPr>
+      <w:r>
+        <w:t>8.7 SystemState 확장(OFF) 상태전이 — 신규(ENG-SWE2-001 8장 Phase3 확장을 IU-0003 소유 상태로 확정)</w:t>
+      </w:r>
+    </w:p>
+    <w:p>
+      <w:r>
+        <w:t>저장 위치: SystemState(4번째 값 OFF 추가)는 Phase1/2와 동일하게 IU-0003.currentState 1곳에만 저장된다(단일 진실 공급원, 변경 없음). 전이 함수: IU-0003.evaluate()(5.11절/6.13절). 트리거: 매 tick의 evaluate() 호출(주기적 재판정, 다른 core 컴포넌트와 동일). 가드: 결정표 K(7장)의 4행 우선순위. 타이머: 없음(즉시 재판정, 8.2절 히스테리시스 미적용 원칙을 OFF에도 동일하게 적용 — 아래 8.9절 참조). 초기화: IU-0003.reset()이 NORMAL로 복귀(변경 없음, OFF는 초기값이 아니다).</w:t>
+      </w:r>
+    </w:p>
+    <w:p>
+      <w:r>
+        <w:t>stateDiagram-v2 (Phase3 확장, 전체 상태 — ENG-SWE2-001 8장 Phase3 확장 절 그대로 구현)</w:t>
+        <w:br/>
+        <w:t xml:space="preserve">    [*] --&gt; NORMAL</w:t>
+        <w:br/>
+        <w:t xml:space="preserve">    NORMAL --&gt; FAULT : fault=True</w:t>
+        <w:br/>
+        <w:t xml:space="preserve">    NORMAL --&gt; OFF : fault=False AND ignitionOff=True(valid)</w:t>
+        <w:br/>
+        <w:t xml:space="preserve">    NORMAL --&gt; DEGRADED : fault=False AND ignitionOff=False(또는 invalid) AND stale=True</w:t>
+        <w:br/>
+        <w:t xml:space="preserve">    FAULT --&gt; OFF : fault=False AND ignitionOff=True(valid)</w:t>
+        <w:br/>
+        <w:t xml:space="preserve">    FAULT --&gt; DEGRADED : fault=False AND ignitionOff=False(또는 invalid) AND stale=True</w:t>
+        <w:br/>
+        <w:t xml:space="preserve">    FAULT --&gt; NORMAL : fault=False AND ignitionOff=False(또는 invalid) AND stale=False</w:t>
+        <w:br/>
+        <w:t xml:space="preserve">    OFF --&gt; FAULT : fault=True</w:t>
+        <w:br/>
+        <w:t xml:space="preserve">    OFF --&gt; DEGRADED : fault=False AND ignitionOff=False(또는 invalid) AND stale=True</w:t>
+        <w:br/>
+        <w:t xml:space="preserve">    OFF --&gt; NORMAL : fault=False AND ignitionOff=False(또는 invalid) AND stale=False</w:t>
+        <w:br/>
+        <w:t xml:space="preserve">    DEGRADED --&gt; FAULT : fault=True</w:t>
+        <w:br/>
+        <w:t xml:space="preserve">    DEGRADED --&gt; OFF : fault=False AND ignitionOff=True(valid)</w:t>
+        <w:br/>
+        <w:t xml:space="preserve">    DEGRADED --&gt; NORMAL : fault=False AND ignitionOff=False(또는 invalid) AND stale=False</w:t>
+        <w:br/>
+        <w:t xml:space="preserve">    note right of OFF</w:t>
+        <w:br/>
+        <w:t xml:space="preserve">        OFF는 FAULT보다는 낮고 DEGRADED보다는 높은 우선순위를 가진다(결정표 K).</w:t>
+        <w:br/>
+        <w:t xml:space="preserve">        ignitionOnField.valid=False는 "ignitionOff=True"로 간주하지 않는다(8.8절).</w:t>
+        <w:br/>
+        <w:t xml:space="preserve">    end note</w:t>
+      </w:r>
+    </w:p>
+    <w:p>
+      <w:r>
+        <w:t>진입/종료 조건(결정표 K와 동일): OFF 진입 = fault=False AND ignitionOnField.valid=True AND ignitionOnField.value=False. OFF 이탈은 다음 tick에 위 조건이 더 이상 성립하지 않을 때 즉시 재판정으로 발생(전용 이탈 이벤트 없음 — 결정표 K 재평가와 동일).</w:t>
+      </w:r>
+    </w:p>
+    <w:p>
+      <w:pPr>
+        <w:pStyle w:val="Heading2"/>
+      </w:pPr>
+      <w:r>
+        <w:t>8.8 ignitionOnField.valid=False 처리 확정 — ENG-SWE2-001 8장 갭(a) 해소(SW 설계 재량)</w:t>
+      </w:r>
+    </w:p>
+    <w:p>
+      <w:r>
+        <w:t>결정: ignitionOnField.valid=False(형식 오류)일 때 IU-0003은 OFF를 판정하지 않고 freshness/NORMAL 경로(결정표 K 3~4행)로 대체한다. 대칭적으로 IU-0016도 이 경우 releaseCandidate를 생성하지 않는다(5.14절/6.16절). 근거: (1) ENG-SWE2-001 6.1절 IF-0023 오류계약이 이미 "ignitionOnField.valid=False 시 후보 미생성·OFF 미판정"이라고 명시했다 — 아키텍처 단계가 ARC-0016 쪽에서는 사실상 결정을 제시했으나 ARC-0003(IU-0003) 쪽은 8장에서 "확인 필요"로 남겼다. 본 상세설계는 두 컴포넌트가 동일한 ignitionOnField를 병렬로 소비하므로(3.2절 리프-리프 무의존 원칙 위에서 동일 입력을 공유) 서로 다른 신뢰 기준을 적용하는 것은 내적 일관성이 떨어진다고 판단해, IU-0003도 IU-0016과 동일한 기준(invalid → 미판정)을 적용한다. (2) 이는 10.4절/10.7절 원칙(신뢰할 수 없는 안전 입력 필드는 새로운 능동 판정을 만들지 않는다)의 자연스러운 연장이다 — OFF도 하나의 "새로운 판정"이며, 신뢰할 수 없는 데이터로 상태값을 전환하는 것은 예측 불가능성을 추가한다. (3) 어차피 ignitionOnField.valid=False이면 IU-0009.composeInputValid()가 이미 inputValid=False로 판정해 IF-0008 게이트가 전체 사이클(candidateCommands 적용)을 차단하므로(3.2절), state 필드 값 자체가 실제 출력 결정에 미치는 영향은 제한적이다 — 이 결정의 위험도는 낮다.</w:t>
+      </w:r>
+    </w:p>
+    <w:p>
+      <w:pPr>
+        <w:pStyle w:val="Heading2"/>
+      </w:pPr>
+      <w:r>
+        <w:t>8.9 잔여 확인 필요(임의로 해소하지 않음, 누적 갭 1/12/16/17 승계)</w:t>
+      </w:r>
+    </w:p>
+    <w:p>
+      <w:r>
+        <w:t>(a) OFF 진입/이탈 히스테리시스 필요 여부는 기존 DEGRADED/FAULT와 동일하게 원문 미기재로 확인 필요다(누적 갭 1과 동일 성격, 본 상세설계는 즉시 재판정을 잠정 채택). (b) FAULT↔OFF, OFF↔DEGRADED 등 모든 전이 간 디바운스 미적용은 8.2절 Phase1 결정을 그대로 승계한 것이며 별도로 재검토하지 않는다. (c) OEM-IF-001의 gear 필드는 상태 판정에 사용하지 않는다(누적 갭 12). (d) 접근위험(ASIL B)과 ignition-off(QM)가 동일 문에서 상충할 때의 우선순위는 여전히 OEM-A 확인 필요다(누적 갭 16, 결정표 O 참조). (e) SWR-003 하강 시 자동 RELEASE 복귀 여부는 IU-0014의 부수 효과일 뿐 명시 요구사항이 아니다(누적 갭 17).</w:t>
+      </w:r>
+    </w:p>
+    <w:p>
+      <w:pPr>
         <w:pStyle w:val="Heading1"/>
         <w:spacing w:after="120" w:before="260"/>
       </w:pPr>
@@ -13762,6 +17899,11 @@
           <w:szCs w:val="21"/>
         </w:rPr>
         <w:t xml:space="preserve">신규 갭(Phase2): 본 상세설계가 생성하는 Phase2 이유코드(ArbitrationResult.leftReasonCode/rightReasonCode, ForcedReleaseResult.triggeredReasonCodes 등)는 IU-0005/IU-0010~0013의 반환값까지만 정의되며, 이를 실제로 OEM-IF-006(Display)에 발행하는 경로(ARC-0007/IF-0011/IF-0004 확장)는 ENG-SWE2-001 6.2절/9장에서 확장되지 않았다 — 즉 IU-0007.publishWarning(stateResult)은 Phase1과 동일하게 StateResult(state/warningReasonCode)만 변환하며 Phase2 이유코드를 전달받지 않는다. SWR-005/006/017 등의 "원인/이유코드가 기록된다"는 수용기준은 SWE.4/SWE.6 단계에서 ArbitrationResult/각 IU 반환값을 직접 관측하는 방식으로 충족되며(Phase1 warningReasonCode 선례와 동일한 검증 전략), 사용자 대면 Display로의 실제 발행은 이번 개정 범위 밖이다(13장 구현 경계에 명시).</w:t>
+      </w:r>
+    </w:p>
+    <w:p>
+      <w:r>
+        <w:t>Phase 3(IU-0014~0016 및 IU-0001/0003/0005/0009 갱신)에도 Web/API 컴포넌트는 포함되지 않는다(Phase1/2와 동일, 해당 없음 유지). ignition_off 이유코드(WARNING_CODE_IGNITION_OFF/REASON_CODE_IGNITION_OFF)의 실제 카탈로그도 OEM-IF-006에 구체적으로 제공되지 않아 기존 경고/이유코드 갭(누적 갭 3)에 동일하게 포함된다 — 사용자 대면 Display로의 실제 발행 경로(ARC-0007 확장) 역시 Phase2와 동일하게 이번 개정 범위 밖이다(13장 구현 경계).</w:t>
       </w:r>
     </w:p>
     <w:p>
@@ -15007,6 +19149,477 @@
     </w:tbl>
     <w:p>
       <w:pPr>
+        <w:pStyle w:val="Heading2"/>
+      </w:pPr>
+      <w:r>
+        <w:t>10.7 신규 필드(vehicleSpeedField/isofixLeftField/isofixRightField) valid=False 처리 — 10.4절 원칙의 확장 적용</w:t>
+      </w:r>
+    </w:p>
+    <w:p>
+      <w:r>
+        <w:t>10.4절이 확정한 일반 원칙("신뢰할 수 없는(valid=False) 안전 입력 필드는 새로운 능동 후보를 생성하지 않는다 — 대체하지 않는다")을 Phase3 신규 3필드에 동일하게 적용한다. IU-0014/IU-0015는 각각 vehicleSpeedField/isofixLeftField/isofixRightField가 invalid이면 후보를 생성하지 않고 locked=False(또는 leftLockActive=False 등)로 판정한다(결정표 L/M). 이는 신규 원칙이 아니라 기존에 확정된 원칙의 재적용이므로 별도 SW 설계 재량 결정 사항으로 다시 나열하지 않는다.</w:t>
+      </w:r>
+    </w:p>
+    <w:p>
+      <w:pPr>
+        <w:pStyle w:val="Heading2"/>
+      </w:pPr>
+      <w:r>
+        <w:t>10.8 ignitionOnField(값 사용처 확장) valid=False 처리 — IU-0003/IU-0016 공통 원칙 확정</w:t>
+      </w:r>
+    </w:p>
+    <w:p>
+      <w:r>
+        <w:t>8.8절에서 확정한 결정(ignitionOnField.valid=False 시 OFF 미판정/후보 미생성)을 그대로 인용한다 — IU-0003과 IU-0016 양쪽에 동일하게 적용되는 단일 원칙이며, 두 컴포넌트 간 일관성이 이 원칙의 핵심 근거다(8.8절 참조).</w:t>
+      </w:r>
+    </w:p>
+    <w:p>
+      <w:pPr>
+        <w:pStyle w:val="Heading2"/>
+      </w:pPr>
+      <w:r>
+        <w:t>10.9 오류 유형 표 — Phase3 확장</w:t>
+      </w:r>
+    </w:p>
+    <w:tbl>
+      <w:tblPr>
+        <w:tblW w:type="auto" w:w="0"/>
+        <w:tblLook w:firstColumn="1" w:firstRow="1" w:lastColumn="0" w:lastRow="0" w:noHBand="0" w:noVBand="1" w:val="04A0"/>
+        <w:tblBorders>
+          <w:top w:val="single" w:color="auto" w:sz="4"/>
+          <w:left w:val="single" w:color="auto" w:sz="4"/>
+          <w:bottom w:val="single" w:color="auto" w:sz="4"/>
+          <w:right w:val="single" w:color="auto" w:sz="4"/>
+          <w:insideH w:val="single" w:color="auto" w:sz="4"/>
+          <w:insideV w:val="single" w:color="auto" w:sz="4"/>
+        </w:tblBorders>
+      </w:tblPr>
+      <w:tblGrid>
+        <w:gridCol w:w="2093"/>
+        <w:gridCol w:w="2093"/>
+        <w:gridCol w:w="2093"/>
+        <w:gridCol w:w="2093"/>
+        <w:gridCol w:w="2093"/>
+      </w:tblGrid>
+      <w:tr>
+        <w:tc>
+          <w:tcPr>
+            <w:tcW w:type="dxa" w:w="2093"/>
+            <w:shd w:val="clear" w:fill="D9D9D9"/>
+          </w:tcPr>
+          <w:p>
+            <w:r>
+              <w:t>오류 유형</w:t>
+            </w:r>
+          </w:p>
+        </w:tc>
+        <w:tc>
+          <w:tcPr>
+            <w:tcW w:type="dxa" w:w="2093"/>
+            <w:shd w:val="clear" w:fill="D9D9D9"/>
+          </w:tcPr>
+          <w:p>
+            <w:r>
+              <w:t>검출 방법</w:t>
+            </w:r>
+          </w:p>
+        </w:tc>
+        <w:tc>
+          <w:tcPr>
+            <w:tcW w:type="dxa" w:w="2093"/>
+            <w:shd w:val="clear" w:fill="D9D9D9"/>
+          </w:tcPr>
+          <w:p>
+            <w:r>
+              <w:t>처리 방법</w:t>
+            </w:r>
+          </w:p>
+        </w:tc>
+        <w:tc>
+          <w:tcPr>
+            <w:tcW w:type="dxa" w:w="2093"/>
+            <w:shd w:val="clear" w:fill="D9D9D9"/>
+          </w:tcPr>
+          <w:p>
+            <w:r>
+              <w:t>기록 방법</w:t>
+            </w:r>
+          </w:p>
+        </w:tc>
+        <w:tc>
+          <w:tcPr>
+            <w:tcW w:type="dxa" w:w="2093"/>
+            <w:shd w:val="clear" w:fill="D9D9D9"/>
+          </w:tcPr>
+          <w:p>
+            <w:r>
+              <w:t>복구 방법</w:t>
+            </w:r>
+          </w:p>
+        </w:tc>
+      </w:tr>
+      <w:tr>
+        <w:tc>
+          <w:tcPr>
+            <w:tcW w:type="dxa" w:w="2093"/>
+          </w:tcPr>
+          <w:p>
+            <w:r>
+              <w:t>vehicle_speed_kph 형식/범위 오류(누락, 비수치, 0.0~300.0 밖)</w:t>
+            </w:r>
+          </w:p>
+        </w:tc>
+        <w:tc>
+          <w:tcPr>
+            <w:tcW w:type="dxa" w:w="2093"/>
+          </w:tcPr>
+          <w:p>
+            <w:r>
+              <w:t>validateVehicleSpeedField()의 타입/범위 검사(Phase1 validateTimestampField와 동일 구조 재사용)</w:t>
+            </w:r>
+          </w:p>
+        </w:tc>
+        <w:tc>
+          <w:tcPr>
+            <w:tcW w:type="dxa" w:w="2093"/>
+          </w:tcPr>
+          <w:p>
+            <w:r>
+              <w:t>valid=False로 표시해 반환(예외 없음). IU-0014가 이를 locked=False(신규 후보 미생성)로 처리(10.4절/10.7절)</w:t>
+            </w:r>
+          </w:p>
+        </w:tc>
+        <w:tc>
+          <w:tcPr>
+            <w:tcW w:type="dxa" w:w="2093"/>
+          </w:tcPr>
+          <w:p>
+            <w:r>
+              <w:t>errorReason ∈ {MISSING, TYPE_ERROR, OUT_OF_RANGE}</w:t>
+            </w:r>
+          </w:p>
+        </w:tc>
+        <w:tc>
+          <w:tcPr>
+            <w:tcW w:type="dxa" w:w="2093"/>
+          </w:tcPr>
+          <w:p>
+            <w:r>
+              <w:t>해당 평가주기 자동주행잠금 후보 미생성 — 다음 tick에 valid한 값이 오면 자동 회복</w:t>
+            </w:r>
+          </w:p>
+        </w:tc>
+      </w:tr>
+      <w:tr>
+        <w:tc>
+          <w:tcPr>
+            <w:tcW w:type="dxa" w:w="2093"/>
+          </w:tcPr>
+          <w:p>
+            <w:r>
+              <w:t>isofix_left/isofix_right 형식 오류(누락, non-bool)</w:t>
+            </w:r>
+          </w:p>
+        </w:tc>
+        <w:tc>
+          <w:tcPr>
+            <w:tcW w:type="dxa" w:w="2093"/>
+          </w:tcPr>
+          <w:p>
+            <w:r>
+              <w:t>validateBooleanField()의 엄격한 타입 검사(Phase1과 동일 함수 재사용)</w:t>
+            </w:r>
+          </w:p>
+        </w:tc>
+        <w:tc>
+          <w:tcPr>
+            <w:tcW w:type="dxa" w:w="2093"/>
+          </w:tcPr>
+          <w:p>
+            <w:r>
+              <w:t>valid=False로 표시해 반환(예외 없음). IU-0015가 해당 도어만 "새 후보 미생성"으로 처리(10.4절/10.7절, 반대쪽 도어는 영향 없음)</w:t>
+            </w:r>
+          </w:p>
+        </w:tc>
+        <w:tc>
+          <w:tcPr>
+            <w:tcW w:type="dxa" w:w="2093"/>
+          </w:tcPr>
+          <w:p>
+            <w:r>
+              <w:t>errorReason ∈ {MISSING, TYPE_ERROR}</w:t>
+            </w:r>
+          </w:p>
+        </w:tc>
+        <w:tc>
+          <w:tcPr>
+            <w:tcW w:type="dxa" w:w="2093"/>
+          </w:tcPr>
+          <w:p>
+            <w:r>
+              <w:t>해당 필드만 이번 주기 판정 미반영 — 다른 필드/다른 도어 판정에는 영향 없음</w:t>
+            </w:r>
+          </w:p>
+        </w:tc>
+      </w:tr>
+      <w:tr>
+        <w:tc>
+          <w:tcPr>
+            <w:tcW w:type="dxa" w:w="2093"/>
+          </w:tcPr>
+          <w:p>
+            <w:r>
+              <w:t>ignition_on 값 자체는 유효하나 OFF 판정 로직 신규 소비(형식 오류 자체는 Phase1부터 이미 처리)</w:t>
+            </w:r>
+          </w:p>
+        </w:tc>
+        <w:tc>
+          <w:tcPr>
+            <w:tcW w:type="dxa" w:w="2093"/>
+          </w:tcPr>
+          <w:p>
+            <w:r>
+              <w:t>IU-0003/IU-0016이 각각 ignitionOnField.valid를 재확인(8.8절 공통 원칙)</w:t>
+            </w:r>
+          </w:p>
+        </w:tc>
+        <w:tc>
+          <w:tcPr>
+            <w:tcW w:type="dxa" w:w="2093"/>
+          </w:tcPr>
+          <w:p>
+            <w:r>
+              <w:t>valid=False이면 OFF 미판정(IU-0003) 및 해제 후보 미생성(IU-0016) — 예외 없음</w:t>
+            </w:r>
+          </w:p>
+        </w:tc>
+        <w:tc>
+          <w:tcPr>
+            <w:tcW w:type="dxa" w:w="2093"/>
+          </w:tcPr>
+          <w:p>
+            <w:r>
+              <w:t>IU-0003: state는 freshness/NORMAL 경로로 대체(경고코드 없음). IU-0016: releaseCandidate=None</w:t>
+            </w:r>
+          </w:p>
+        </w:tc>
+        <w:tc>
+          <w:tcPr>
+            <w:tcW w:type="dxa" w:w="2093"/>
+          </w:tcPr>
+          <w:p>
+            <w:r>
+              <w:t>다음 tick에 valid한 값이 오면 자동 회복(다른 신규 필드와 동일 패턴)</w:t>
+            </w:r>
+          </w:p>
+        </w:tc>
+      </w:tr>
+    </w:tbl>
+    <w:p>
+      <w:pPr>
+        <w:pStyle w:val="Heading2"/>
+      </w:pPr>
+      <w:r>
+        <w:t>10.10 예외(IU-0009 — 판정 핵심 경로 범위 재확장)</w:t>
+      </w:r>
+    </w:p>
+    <w:p>
+      <w:r>
+        <w:t>IU-0014~IU-0016 3개 신규 호출이 2-1~2-11단계(판정 핵심 경로)에 포함되도록 범위가 다시 확장된다(Phase2와 동일한 설계 결정 패턴 — 6.13절~6.17절 알고리즘이 이 확장된 경로 안에서 실행됨). 이 3개 컴포넌트 중 어느 하나라도 예외를 던지면(설계상 정상 경로에서는 발생하지 않으나 방어적으로) IU-0009.runCoreStages()의 try/except가 이를 포착해 StateResult를 FAULT로 강제 구성한다(Phase1/2와 동일한 처리 경로 재사용 — 신규 코드 분기 없음). 2-12~2-14단계(발행/로깅, QM 어댑터) 예외 처리는 Phase1/2와 동일(개별 격리, 변경 없음).</w:t>
+      </w:r>
+    </w:p>
+    <w:p>
+      <w:pPr>
+        <w:pStyle w:val="Heading2"/>
+      </w:pPr>
+      <w:r>
+        <w:t>10.11 Phase3 잔여 갭(임의로 해소하지 않음, ledger 누적 갭 12/14/16/17 승계)</w:t>
+      </w:r>
+    </w:p>
+    <w:tbl>
+      <w:tblPr>
+        <w:tblW w:type="auto" w:w="0"/>
+        <w:tblLook w:firstColumn="1" w:firstRow="1" w:lastColumn="0" w:lastRow="0" w:noHBand="0" w:noVBand="1" w:val="04A0"/>
+        <w:tblBorders>
+          <w:top w:val="single" w:color="auto" w:sz="4"/>
+          <w:left w:val="single" w:color="auto" w:sz="4"/>
+          <w:bottom w:val="single" w:color="auto" w:sz="4"/>
+          <w:right w:val="single" w:color="auto" w:sz="4"/>
+          <w:insideH w:val="single" w:color="auto" w:sz="4"/>
+          <w:insideV w:val="single" w:color="auto" w:sz="4"/>
+        </w:tblBorders>
+      </w:tblPr>
+      <w:tblGrid>
+        <w:gridCol w:w="3489"/>
+        <w:gridCol w:w="3489"/>
+        <w:gridCol w:w="3489"/>
+      </w:tblGrid>
+      <w:tr>
+        <w:tc>
+          <w:tcPr>
+            <w:tcW w:type="dxa" w:w="3489"/>
+            <w:shd w:val="clear" w:fill="D9D9D9"/>
+          </w:tcPr>
+          <w:p>
+            <w:r>
+              <w:t>갭</w:t>
+            </w:r>
+          </w:p>
+        </w:tc>
+        <w:tc>
+          <w:tcPr>
+            <w:tcW w:type="dxa" w:w="3489"/>
+            <w:shd w:val="clear" w:fill="D9D9D9"/>
+          </w:tcPr>
+          <w:p>
+            <w:r>
+              <w:t>현재 설계의 처리</w:t>
+            </w:r>
+          </w:p>
+        </w:tc>
+        <w:tc>
+          <w:tcPr>
+            <w:tcW w:type="dxa" w:w="3489"/>
+            <w:shd w:val="clear" w:fill="D9D9D9"/>
+          </w:tcPr>
+          <w:p>
+            <w:r>
+              <w:t>확인 필요 사유</w:t>
+            </w:r>
+          </w:p>
+        </w:tc>
+      </w:tr>
+      <w:tr>
+        <w:tc>
+          <w:tcPr>
+            <w:tcW w:type="dxa" w:w="3489"/>
+          </w:tcPr>
+          <w:p>
+            <w:r>
+              <w:t>OEM-IF-001 gear 필드 미사용 — 누적 갭 12</w:t>
+            </w:r>
+          </w:p>
+        </w:tc>
+        <w:tc>
+          <w:tcPr>
+            <w:tcW w:type="dxa" w:w="3489"/>
+          </w:tcPr>
+          <w:p>
+            <w:r>
+              <w:t>IU-0001이 gear를 검증 대상에서 계속 제외, IU-0014가 vehicle_speed_kph만으로 SWR-003을 판정</w:t>
+            </w:r>
+          </w:p>
+        </w:tc>
+        <w:tc>
+          <w:tcPr>
+            <w:tcW w:type="dxa" w:w="3489"/>
+          </w:tcPr>
+          <w:p>
+            <w:r>
+              <w:t>OEM-SWR-001의 어느 수용기준에도 gear 사용 로직이 없음(P/N 제외 등 여부 미기재)</w:t>
+            </w:r>
+          </w:p>
+        </w:tc>
+      </w:tr>
+      <w:tr>
+        <w:tc>
+          <w:tcPr>
+            <w:tcW w:type="dxa" w:w="3489"/>
+          </w:tcPr>
+          <w:p>
+            <w:r>
+              <w:t>SWR-018 해제요청 억제 여부 미기재 — 누적 갭 14</w:t>
+            </w:r>
+          </w:p>
+        </w:tc>
+        <w:tc>
+          <w:tcPr>
+            <w:tcW w:type="dxa" w:w="3489"/>
+          </w:tcPr>
+          <w:p>
+            <w:r>
+              <w:t>IU-0015/IU-0009는 ISOFIX 후보를 우선순위 경쟁에만 참여시키며 SWR-005처럼 별도 억제 메커니즘을 추가하지 않음(6.17절 결정표 J 미적용)</w:t>
+            </w:r>
+          </w:p>
+        </w:tc>
+        <w:tc>
+          <w:tcPr>
+            <w:tcW w:type="dxa" w:w="3489"/>
+          </w:tcPr>
+          <w:p>
+            <w:r>
+              <w:t>OEM-FR-006 원문에 "해제 요청을 억제해야 한다"는 문구가 없음(OEM-SR-002와 달리)</w:t>
+            </w:r>
+          </w:p>
+        </w:tc>
+      </w:tr>
+      <w:tr>
+        <w:tc>
+          <w:tcPr>
+            <w:tcW w:type="dxa" w:w="3489"/>
+          </w:tcPr>
+          <w:p>
+            <w:r>
+              <w:t>접근위험(ASIL B) vs ignition-off(QM) 우선순위 — 누적 갭 16</w:t>
+            </w:r>
+          </w:p>
+        </w:tc>
+        <w:tc>
+          <w:tcPr>
+            <w:tcW w:type="dxa" w:w="3489"/>
+          </w:tcPr>
+          <w:p>
+            <w:r>
+              <w:t>priority=2(접근위험)가 priority=4(ignition-off)보다 낮은 숫자(=더 높은 우선순위)로 잠정 배정(결정표 O)</w:t>
+            </w:r>
+          </w:p>
+        </w:tc>
+        <w:tc>
+          <w:tcPr>
+            <w:tcW w:type="dxa" w:w="3489"/>
+          </w:tcPr>
+          <w:p>
+            <w:r>
+              <w:t>ASIL B가 QM보다 우선해야 한다는 일반 원칙만으로 자동 결정되지 않음 — OEM-A 확인 필요</w:t>
+            </w:r>
+          </w:p>
+        </w:tc>
+      </w:tr>
+      <w:tr>
+        <w:tc>
+          <w:tcPr>
+            <w:tcW w:type="dxa" w:w="3489"/>
+          </w:tcPr>
+          <w:p>
+            <w:r>
+              <w:t>SWR-003 하강 시 동작 — 누적 갭 17</w:t>
+            </w:r>
+          </w:p>
+        </w:tc>
+        <w:tc>
+          <w:tcPr>
+            <w:tcW w:type="dxa" w:w="3489"/>
+          </w:tcPr>
+          <w:p>
+            <w:r>
+              <w:t>IU-0014가 조건 미성립 시 후보를 생성하지 않아 NO_CHANGE로 귀결, 직전 확정값 유지(부수 효과)</w:t>
+            </w:r>
+          </w:p>
+        </w:tc>
+        <w:tc>
+          <w:tcPr>
+            <w:tcW w:type="dxa" w:w="3489"/>
+          </w:tcPr>
+          <w:p>
+            <w:r>
+              <w:t>OEM-FR-002 원문에 하강 시 자동 RELEASE 복귀 여부가 명시되어 있지 않음</w:t>
+            </w:r>
+          </w:p>
+        </w:tc>
+      </w:tr>
+    </w:tbl>
+    <w:p>
+      <w:pPr>
         <w:pStyle w:val="Heading1"/>
         <w:spacing w:after="120" w:before="260"/>
       </w:pPr>
@@ -15512,6 +20125,11 @@
           <w:szCs w:val="21"/>
         </w:rPr>
         <w:t xml:space="preserve">11.3 리뷰 기준과 기록: Phase1과 동일(ENG-REV-001, TPL-REV-001, A-SPICE PA 2.2 근거). 이번 상세설계 산출물(ENG-SWE3-001 v0.2) 자체의 검토·승인 기록은 문서 상단 통제 표에 남기며, 현재 상태는 "초안(검토 미실시)"이다.</w:t>
+      </w:r>
+    </w:p>
+    <w:p>
+      <w:r>
+        <w:t>11.4 Phase 3 재확인 — 코딩 표준·정적분석·단위검증 기법은 CLAUDE.md 확정 사항 그대로 유지된다(변경 없음). Phase3 신규/갱신 단위(IU-0001 갱신분, IU-0003, IU-0005 갱신분, IU-0009 갱신분, IU-0014~0016)도 5장 함수 계약의 각 사전조건/사후조건/예외 항목마다 최소 1개의 긍정 테스트와 1개의 부정(경계·예외 경로) 테스트를 포함해야 한다 — 특히 SWR-003 3km/h 경계값(2.9/3.0/3.1), SWR-018 좌우 4조합(FF/FT/TF/TT), SWR-020 ignition_on TRUE→FALSE 전이, IU-0003의 FAULT&gt;OFF&gt;DEGRADED&gt;NORMAL 4상태 전 조합, ignitionOnField.valid=False 시 IU-0003/IU-0016의 일관된 미판정 동작은 빠짐없이 테스트로 커버되어야 한다. IU-0005(command_arbiter.py)는 이번 개정에서 소스코드 변경이 없으므로 신규 단위시험도 constants.py의 우선순위 상수 값 자체(4/5/6)에 대한 회귀 확인 수준이면 충분하다(5.2b절).</w:t>
       </w:r>
     </w:p>
     <w:p>
@@ -15711,13 +20329,7 @@
           </w:tcPr>
           <w:p>
             <w:r>
-              <w:rPr>
-                <w:b w:val="false"/>
-                <w:bCs w:val="false"/>
-                <w:sz w:val="18"/>
-                <w:szCs w:val="18"/>
-              </w:rPr>
-              <w:t xml:space="preserve">SWR-013(b) + SWR-005/006/007/008/009/017(입력검증 경로, Phase2 갱신)</w:t>
+              <w:t>SWR-013(b) + SWR-005/006/007/008/009/017(Phase2 갱신) + SWR-003/018/020(입력검증 경로, Phase3 갱신)</w:t>
             </w:r>
           </w:p>
         </w:tc>
@@ -15891,13 +20503,7 @@
           </w:tcPr>
           <w:p>
             <w:r>
-              <w:rPr>
-                <w:b w:val="false"/>
-                <w:bCs w:val="false"/>
-                <w:sz w:val="18"/>
-                <w:szCs w:val="18"/>
-              </w:rPr>
-              <w:t xml:space="preserve">SWR-013(a), SWR-021(b)</w:t>
+              <w:t>SWR-013(a), SWR-021(b), SWR-020(a)/(b)(OFF 상태 판정, Phase3 갱신)</w:t>
             </w:r>
           </w:p>
         </w:tc>
@@ -16071,13 +20677,7 @@
           </w:tcPr>
           <w:p>
             <w:r>
-              <w:rPr>
-                <w:b w:val="false"/>
-                <w:bCs w:val="false"/>
-                <w:sz w:val="18"/>
-                <w:szCs w:val="18"/>
-              </w:rPr>
-              <w:t xml:space="preserve">SWR-021(a) 경로 + SWR-005, SWR-006, SWR-007, SWR-009, SWR-017(우선순위 중재, Phase2 갱신)</w:t>
+              <w:t>SWR-021(a) 경로 + SWR-005, SWR-006, SWR-007, SWR-009, SWR-017(Phase2 갱신) + SWR-003, SWR-018, SWR-020(우선순위 중재, Phase3 갱신 — 상수만 추가, 알고리즘 무변경)</w:t>
             </w:r>
           </w:p>
         </w:tc>
@@ -16431,13 +21031,7 @@
           </w:tcPr>
           <w:p>
             <w:r>
-              <w:rPr>
-                <w:b w:val="false"/>
-                <w:bCs w:val="false"/>
-                <w:sz w:val="18"/>
-                <w:szCs w:val="18"/>
-              </w:rPr>
-              <w:t xml:space="preserve">SWR-013, SWR-021, SWR-005~009, SWR-017(조율, Phase2 갱신)</w:t>
+              <w:t>SWR-013, SWR-021, SWR-005~009, SWR-017(Phase2 갱신) + SWR-003, SWR-018, SWR-020(조율, Phase3 갱신)</w:t>
             </w:r>
           </w:p>
         </w:tc>
@@ -16820,6 +21414,132 @@
                 <w:szCs w:val="18"/>
               </w:rPr>
               <w:t xml:space="preserve">미착수</w:t>
+            </w:r>
+          </w:p>
+        </w:tc>
+      </w:tr>
+      <w:tr>
+        <w:tc>
+          <w:tcPr>
+            <w:tcW w:type="dxa" w:w="1511"/>
+          </w:tcPr>
+          <w:p>
+            <w:r>
+              <w:t>IU-0014(신규)</w:t>
+            </w:r>
+          </w:p>
+        </w:tc>
+        <w:tc>
+          <w:tcPr>
+            <w:tcW w:type="dxa" w:w="1744"/>
+          </w:tcPr>
+          <w:p>
+            <w:r>
+              <w:t>ARC-0014</w:t>
+            </w:r>
+          </w:p>
+        </w:tc>
+        <w:tc>
+          <w:tcPr>
+            <w:tcW w:type="dxa" w:w="5349"/>
+          </w:tcPr>
+          <w:p>
+            <w:r>
+              <w:t>SWR-003</w:t>
+            </w:r>
+          </w:p>
+        </w:tc>
+        <w:tc>
+          <w:tcPr>
+            <w:tcW w:type="dxa" w:w="1860"/>
+          </w:tcPr>
+          <w:p>
+            <w:r>
+              <w:t>미착수</w:t>
+            </w:r>
+          </w:p>
+        </w:tc>
+      </w:tr>
+      <w:tr>
+        <w:tc>
+          <w:tcPr>
+            <w:tcW w:type="dxa" w:w="1511"/>
+          </w:tcPr>
+          <w:p>
+            <w:r>
+              <w:t>IU-0015(신규)</w:t>
+            </w:r>
+          </w:p>
+        </w:tc>
+        <w:tc>
+          <w:tcPr>
+            <w:tcW w:type="dxa" w:w="1744"/>
+          </w:tcPr>
+          <w:p>
+            <w:r>
+              <w:t>ARC-0015</w:t>
+            </w:r>
+          </w:p>
+        </w:tc>
+        <w:tc>
+          <w:tcPr>
+            <w:tcW w:type="dxa" w:w="5349"/>
+          </w:tcPr>
+          <w:p>
+            <w:r>
+              <w:t>SWR-018</w:t>
+            </w:r>
+          </w:p>
+        </w:tc>
+        <w:tc>
+          <w:tcPr>
+            <w:tcW w:type="dxa" w:w="1860"/>
+          </w:tcPr>
+          <w:p>
+            <w:r>
+              <w:t>미착수</w:t>
+            </w:r>
+          </w:p>
+        </w:tc>
+      </w:tr>
+      <w:tr>
+        <w:tc>
+          <w:tcPr>
+            <w:tcW w:type="dxa" w:w="1511"/>
+          </w:tcPr>
+          <w:p>
+            <w:r>
+              <w:t>IU-0016(신규)</w:t>
+            </w:r>
+          </w:p>
+        </w:tc>
+        <w:tc>
+          <w:tcPr>
+            <w:tcW w:type="dxa" w:w="1744"/>
+          </w:tcPr>
+          <w:p>
+            <w:r>
+              <w:t>ARC-0016</w:t>
+            </w:r>
+          </w:p>
+        </w:tc>
+        <w:tc>
+          <w:tcPr>
+            <w:tcW w:type="dxa" w:w="5349"/>
+          </w:tcPr>
+          <w:p>
+            <w:r>
+              <w:t>SWR-020</w:t>
+            </w:r>
+          </w:p>
+        </w:tc>
+        <w:tc>
+          <w:tcPr>
+            <w:tcW w:type="dxa" w:w="1860"/>
+          </w:tcPr>
+          <w:p>
+            <w:r>
+              <w:t>미착수</w:t>
             </w:r>
           </w:p>
         </w:tc>
@@ -16843,6 +21563,19 @@
     </w:p>
     <w:p>
       <w:pPr>
+        <w:pStyle w:val="Heading2"/>
+      </w:pPr>
+      <w:r>
+        <w:t>고아 단위 재점검(Phase3)</w:t>
+      </w:r>
+    </w:p>
+    <w:p>
+      <w:r>
+        <w:t>위 16개 구현 단위는 모두 최소 1개의 ARC-NNNN에 연결되어 있으며, IU-0006~0008을 제외한 모든 단위는 SWR-NNNN에도 직접 연결된다(변경 없음). Phase3 신규 3개 단위(IU-0014~0016)는 모두 SWR-003/018/020에 직접 연결되어 고아 단위가 없다.</w:t>
+      </w:r>
+    </w:p>
+    <w:p>
+      <w:pPr>
         <w:pStyle w:val="Heading1"/>
         <w:spacing w:after="120" w:before="260"/>
       </w:pPr>
@@ -17049,6 +21782,57 @@
           <w:szCs w:val="21"/>
         </w:rPr>
         <w:t xml:space="preserve">- OEM-IF-008(ISOFIX) 등 아직 분석되지 않은 안전 관련 입력에 대한 유사 메커니즘 — 해당 OEM-SR/FR이 분석되는 이후 Phase(ENG-SWE1-001 1.3절과 동일한 지위).</w:t>
+      </w:r>
+    </w:p>
+    <w:p>
+      <w:pPr>
+        <w:pStyle w:val="Heading2"/>
+      </w:pPr>
+      <w:r>
+        <w:t>13.1 Phase 3 확장</w:t>
+      </w:r>
+    </w:p>
+    <w:p>
+      <w:r>
+        <w:t>자동 생성 코드: 없음(Phase1/2와 동일). 외부 라이브러리(Python 패키지): Phase3도 Python 3.12 표준 라이브러리(dataclasses, enum, typing, math 등)만 사용한다. 저장소 루트에 pyproject.toml/requirements.txt/Pipfile 등 의존성 선언 파일이 여전히 존재하지 않음을 재확인했다(2026-09-20 기준, D:\NGV\NGV 전체 재확인 — Glob "**/pyproject.toml", "**/requirements*.txt", "**/Pipfile*" 결과 0건). 따라서 Phase1/2와 동일하게 이번 개정에서도 ENG-SBOM-001(Python 의존성 SBOM/FOSS 라이선스 목록) 작성을 생략한다 — 실제로 사용 중인 의존성이 없기 때문이며(sbom-foss-compliance.md 1항), 향후 Phase에서 외부 패키지가 추가되면 그 시점에 TPL-SBOM-001을 복사해 ENG-SBOM-001을 신규 작성한다. 플랫폼 종속부: 없음(변경 없음). 제어 루프 드라이버: 변경 없음.</w:t>
+      </w:r>
+    </w:p>
+    <w:p>
+      <w:pPr>
+        <w:pStyle w:val="Heading2"/>
+      </w:pPr>
+      <w:r>
+        <w:t>이번 상세설계에서 다루지 않는 범위(Phase3 추가)</w:t>
+      </w:r>
+    </w:p>
+    <w:p>
+      <w:r>
+        <w:t>- OEM-IF-001의 gear 필드 사용 여부(누적 갭 12) — IU-0001/IU-0014 모두 검증·판정 대상에서 계속 제외.</w:t>
+      </w:r>
+    </w:p>
+    <w:p>
+      <w:r>
+        <w:t>- SWR-018의 해제요청 명시적 억제 메커니즘(누적 갭 14) — IU-0015/IU-0009는 우선순위 경쟁 참여만 구현.</w:t>
+      </w:r>
+    </w:p>
+    <w:p>
+      <w:r>
+        <w:t>- 접근위험(ASIL B)/ignition-off(QM) 우선순위의 OEM-A 최종 확인(누적 갭 16) — 잠정 기본값만 적용.</w:t>
+      </w:r>
+    </w:p>
+    <w:p>
+      <w:r>
+        <w:t>- SWR-003 하강 시 자동 RELEASE 복귀 로직(누적 갭 17) — 명시 요구사항이 아니므로 구현하지 않음.</w:t>
+      </w:r>
+    </w:p>
+    <w:p>
+      <w:r>
+        <w:t>- OFF 상태 진입/이탈 히스테리시스(8.9절 갭 (a)) — 즉시 재판정만 구현.</w:t>
+      </w:r>
+    </w:p>
+    <w:p>
+      <w:r>
+        <w:t>- Phase3 이유코드(REASON_CODE_AUTO_DRIVE_LOCK 등)의 ARC-0007/OEM-IF-006(Display)/Web 시뮬레이터로의 실제 발행 경로 — Phase2와 동일하게 범위 밖(9장 참조).</w:t>
       </w:r>
     </w:p>
     <w:p>
@@ -17779,6 +22563,102 @@
           </w:p>
         </w:tc>
       </w:tr>
+      <w:tr>
+        <w:tc>
+          <w:tcPr>
+            <w:tcW w:type="dxa" w:w="1674"/>
+          </w:tcPr>
+          <w:p>
+            <w:r>
+              <w:t>OEM-FR-002</w:t>
+            </w:r>
+          </w:p>
+        </w:tc>
+        <w:tc>
+          <w:tcPr>
+            <w:tcW w:type="dxa" w:w="1255"/>
+          </w:tcPr>
+          <w:p>
+            <w:r>
+              <w:t>SWR-003</w:t>
+            </w:r>
+          </w:p>
+        </w:tc>
+        <w:tc>
+          <w:tcPr>
+            <w:tcW w:type="dxa" w:w="7535"/>
+          </w:tcPr>
+          <w:p>
+            <w:r>
+              <w:t>IU-0001, IU-0004(변경 없음), IU-0005(상수만 추가), IU-0009, IU-0014(신규)</w:t>
+            </w:r>
+          </w:p>
+        </w:tc>
+      </w:tr>
+      <w:tr>
+        <w:tc>
+          <w:tcPr>
+            <w:tcW w:type="dxa" w:w="1674"/>
+          </w:tcPr>
+          <w:p>
+            <w:r>
+              <w:t>OEM-FR-006</w:t>
+            </w:r>
+          </w:p>
+        </w:tc>
+        <w:tc>
+          <w:tcPr>
+            <w:tcW w:type="dxa" w:w="1255"/>
+          </w:tcPr>
+          <w:p>
+            <w:r>
+              <w:t>SWR-018</w:t>
+            </w:r>
+          </w:p>
+        </w:tc>
+        <w:tc>
+          <w:tcPr>
+            <w:tcW w:type="dxa" w:w="7535"/>
+          </w:tcPr>
+          <w:p>
+            <w:r>
+              <w:t>IU-0001, IU-0004(변경 없음), IU-0005(상수만 추가), IU-0009, IU-0015(신규)</w:t>
+            </w:r>
+          </w:p>
+        </w:tc>
+      </w:tr>
+      <w:tr>
+        <w:tc>
+          <w:tcPr>
+            <w:tcW w:type="dxa" w:w="1674"/>
+          </w:tcPr>
+          <w:p>
+            <w:r>
+              <w:t>OEM-FR-007</w:t>
+            </w:r>
+          </w:p>
+        </w:tc>
+        <w:tc>
+          <w:tcPr>
+            <w:tcW w:type="dxa" w:w="1255"/>
+          </w:tcPr>
+          <w:p>
+            <w:r>
+              <w:t>SWR-020</w:t>
+            </w:r>
+          </w:p>
+        </w:tc>
+        <w:tc>
+          <w:tcPr>
+            <w:tcW w:type="dxa" w:w="7535"/>
+          </w:tcPr>
+          <w:p>
+            <w:r>
+              <w:t>IU-0001, IU-0003(OFF 판정 신규), IU-0004(변경 없음), IU-0005(상수만 추가), IU-0007(변경 없음), IU-0009, IU-0016(신규)</w:t>
+            </w:r>
+          </w:p>
+        </w:tc>
+      </w:tr>
     </w:tbl>
     <w:p>
       <w:pPr>
@@ -17798,6 +22678,24 @@
     </w:p>
     <w:p>
       <w:pPr>
+        <w:pStyle w:val="Heading2"/>
+      </w:pPr>
+      <w:r>
+        <w:t>14.1 Phase 3 확장</w:t>
+      </w:r>
+    </w:p>
+    <w:p>
+      <w:r>
+        <w:t>ENG-TRC-001_양방향 요구사항 추적 매트릭스.xlsx(시트 Bidirectional Trace)의 OEM-FR-002/OEM-FR-006/OEM-FR-007 행(SWR-003/018/020)에 Detailed Design 열을 아래 표와 같이 신규로 채운다(12장과 동일한 매핑). 아울러 SWR-013/021(Phase1)·SWR-005~009/017(Phase2) 행 중 IU-0001/IU-0003/IU-0005/IU-0009가 갱신된 행에는 Phase3 갱신 각주를 추가한다(12장 표 갱신과 동일 근거 — IU-0001/0005/0009는 이미 Phase2에서도 갱신 각주가 있었으므로 동일한 관례로 Phase3 각주를 덧붙이고, IU-0003은 Phase3에서 최초로 갱신 각주가 추가된다).</w:t>
+      </w:r>
+    </w:p>
+    <w:p>
+      <w:r>
+        <w:t>Code/SWE.4 이하 열은 아직 구현·단위시험이 수행되지 않아 공란으로 유지하며, ENG-TRC-001의 Coverage 열도 "Architecture+Detailed Design까지 수행(ENG-SWE3-001 v0.3) — Code/SWE.4 이후 대기"로 갱신한다(실제 파일 갱신은 본 산출물과 함께 수행).</w:t>
+      </w:r>
+    </w:p>
+    <w:p>
+      <w:pPr>
         <w:pStyle w:val="Heading1"/>
         <w:spacing w:after="120" w:before="260"/>
       </w:pPr>
@@ -17979,6 +22877,21 @@
           <w:szCs w:val="21"/>
         </w:rPr>
         <w:t xml:space="preserve">- ENG-SWE3-002_상세설계 UML 및 호출관계.drawio — 본 문서와 함께 갱신된 구조/호출관계 다이어그램(본 문서 3장/6장의 Mermaid 초안을 확정본으로 옮김)</w:t>
+      </w:r>
+    </w:p>
+    <w:p>
+      <w:r>
+        <w:t>- Deliverables/Engineering/SoftwareRequirementsAnalysis/ENG-SWE1-001_SW 요구사항 명세서.docx(v0.3, SWR-003/018/020 추가) — Phase3 상위 입력</w:t>
+      </w:r>
+    </w:p>
+    <w:p>
+      <w:r>
+        <w:t>- Deliverables/Engineering/SoftwareArchitecturalDesign/ENG-SWE2-001_SW 아키텍처 설계서.docx(v0.3, ARC-0014~0016, IF-0020~0023) — Phase3 직접 입력</w:t>
+      </w:r>
+    </w:p>
+    <w:p>
+      <w:r>
+        <w:t>- .claude/orchestration/pipeline-ledger.md — Phase3 SWE.3 작업 요약(부여한 IU-ID, 핵심 결정, 신규 갭 없음 확인)</w:t>
       </w:r>
     </w:p>
     <w:sectPr>
